--- a/dist/mandarin/materials/standard-manual.docx
+++ b/dist/mandarin/materials/standard-manual.docx
@@ -2157,7 +2157,7 @@
           <w:sz w:val="28"/>
           <w:szCs w:val="28"/>
         </w:rPr>
-        <w:t xml:space="preserve">ЭТАП 2. ЧУВСТВО (15 минут)</w:t>
+        <w:t xml:space="preserve">ЭТАП 2. ПРОСМОТР ФИЛЬМА (20 минут)</w:t>
       </w:r>
     </w:p>
     <w:p>
@@ -2212,20 +2212,20 @@
           <w:sz w:val="21"/>
           <w:szCs w:val="21"/>
         </w:rPr>
-        <w:t xml:space="preserve">Создать эмоционально-чувственный образ радости за другого через проживание семи сцен фильма и «Пути Кристины»; научить детей замечать чувство героя по лицу, голосу и движению и называть его словом.</w:t>
-      </w:r>
-    </w:p>
-    <w:p>
-      <w:pPr>
-        <w:spacing w:after="120" w:line="276"/>
-      </w:pPr>
-      <w:r>
-        <w:rPr>
-          <w:rFonts w:ascii="Arial" w:cs="Arial" w:eastAsia="Arial" w:hAnsi="Arial"/>
-          <w:sz w:val="21"/>
-          <w:szCs w:val="21"/>
-        </w:rPr>
-        <w:t xml:space="preserve">Формула этапа: Метафора («оранжевое настроение») → Проживание 7 сцен → «Путь Кристины» → «Живые картинки» → Самодиагностика → Трюизм → Мостик к этапу «Мысль».</w:t>
+        <w:t xml:space="preserve">Обеспечить целостное эмоциональное восприятие фильма, создать единый эмоциональный опыт класса и зафиксировать первый отклик без анализа.</w:t>
+      </w:r>
+    </w:p>
+    <w:p>
+      <w:pPr>
+        <w:spacing w:after="120" w:line="276"/>
+      </w:pPr>
+      <w:r>
+        <w:rPr>
+          <w:rFonts w:ascii="Arial" w:cs="Arial" w:eastAsia="Arial" w:hAnsi="Arial"/>
+          <w:sz w:val="21"/>
+          <w:szCs w:val="21"/>
+        </w:rPr>
+        <w:t xml:space="preserve">Формула этапа: Мостик от «Введения» → Метафора (настройка на просмотр) → Просмотр без остановок → Обратная связь «Оранжевое настроение» → Трюизм → Мостик к этапу «Чувство».</w:t>
       </w:r>
     </w:p>
     <w:p>
@@ -2254,20 +2254,217 @@
           <w:sz w:val="21"/>
           <w:szCs w:val="21"/>
         </w:rPr>
-        <w:t xml:space="preserve">Фильм (15 мин 30 с) смотрится целиком, без остановок и комментариев. Всё, что происходит после, — возвращение к кадрам, которые вызвали радость. На этом этапе запрещён разговор о том, почему герой поступил так: только что он чувствовал и как это было видно. Педагог работает как стетоскоп: слушает сердца героев вместе с детьми.</w:t>
-      </w:r>
-    </w:p>
-    <w:p>
-      <w:pPr>
-        <w:spacing w:after="120" w:line="276"/>
-      </w:pPr>
-      <w:r>
-        <w:rPr>
-          <w:rFonts w:ascii="Arial" w:cs="Arial" w:eastAsia="Arial" w:hAnsi="Arial"/>
-          <w:sz w:val="21"/>
-          <w:szCs w:val="21"/>
-        </w:rPr>
-        <w:t xml:space="preserve">Правила этапа:</w:t>
+        <w:t xml:space="preserve">Фильм смотрится целиком, без остановок и комментариев. До просмотра детям не даётся заданий на запись: только одна настройка — смотреть сердцем. После просмотра педагог не спрашивает «о чём фильм» и не пересказывает сюжет: его интересует только настроение класса. Разбор сцен начнётся на следующем этапе.</w:t>
+      </w:r>
+    </w:p>
+    <w:p>
+      <w:pPr>
+        <w:pStyle w:val="Heading2"/>
+        <w:spacing w:after="120" w:before="280"/>
+      </w:pPr>
+      <w:r>
+        <w:rPr>
+          <w:rFonts w:ascii="Arial" w:cs="Arial" w:eastAsia="Arial" w:hAnsi="Arial"/>
+          <w:b/>
+          <w:bCs/>
+          <w:sz w:val="24"/>
+          <w:szCs w:val="24"/>
+        </w:rPr>
+        <w:t xml:space="preserve">Пошаговая методическая карта</w:t>
+      </w:r>
+    </w:p>
+    <w:p>
+      <w:pPr>
+        <w:pStyle w:val="Heading3"/>
+        <w:spacing w:after="100" w:before="200"/>
+      </w:pPr>
+      <w:r>
+        <w:rPr>
+          <w:rFonts w:ascii="Arial" w:cs="Arial" w:eastAsia="Arial" w:hAnsi="Arial"/>
+          <w:b/>
+          <w:bCs/>
+          <w:sz w:val="22"/>
+          <w:szCs w:val="22"/>
+        </w:rPr>
+        <w:t xml:space="preserve">ШАГ 1. Настройка на просмотр (2 мин)</w:t>
+      </w:r>
+    </w:p>
+    <w:p>
+      <w:pPr>
+        <w:spacing w:after="120" w:line="276"/>
+      </w:pPr>
+      <w:r>
+        <w:rPr>
+          <w:rFonts w:ascii="Arial" w:cs="Arial" w:eastAsia="Arial" w:hAnsi="Arial"/>
+          <w:sz w:val="21"/>
+          <w:szCs w:val="21"/>
+        </w:rPr>
+        <w:t xml:space="preserve">Текст педагога:</w:t>
+      </w:r>
+    </w:p>
+    <w:p>
+      <w:pPr>
+        <w:spacing w:after="120" w:line="276"/>
+      </w:pPr>
+      <w:r>
+        <w:rPr>
+          <w:rFonts w:ascii="Arial" w:cs="Arial" w:eastAsia="Arial" w:hAnsi="Arial"/>
+          <w:sz w:val="21"/>
+          <w:szCs w:val="21"/>
+        </w:rPr>
+        <w:t xml:space="preserve">«Наш корабль „Дружба“ выходит в море. Сегодня мы увидим историю о Кристине, Насте и Тимофее — и об одном маленьком мандарине. Смотрите внимательно: где в фильме мандарин, а где — лимон. Ничего не записывайте. Просто смотрите и слушайте своё сердце».</w:t>
+      </w:r>
+    </w:p>
+    <w:p>
+      <w:pPr>
+        <w:spacing w:after="120" w:line="276"/>
+      </w:pPr>
+      <w:r>
+        <w:rPr>
+          <w:rFonts w:ascii="Arial" w:cs="Arial" w:eastAsia="Arial" w:hAnsi="Arial"/>
+          <w:sz w:val="21"/>
+          <w:szCs w:val="21"/>
+        </w:rPr>
+        <w:t xml:space="preserve">Методический секрет: не называйте финал и не подсказывайте, кто изменится. Интрига — двигатель внимания.</w:t>
+      </w:r>
+    </w:p>
+    <w:p>
+      <w:pPr>
+        <w:pStyle w:val="Heading3"/>
+        <w:spacing w:after="100" w:before="200"/>
+      </w:pPr>
+      <w:r>
+        <w:rPr>
+          <w:rFonts w:ascii="Arial" w:cs="Arial" w:eastAsia="Arial" w:hAnsi="Arial"/>
+          <w:b/>
+          <w:bCs/>
+          <w:sz w:val="22"/>
+          <w:szCs w:val="22"/>
+        </w:rPr>
+        <w:t xml:space="preserve">ШАГ 2. Просмотр фильма (≈15 мин)</w:t>
+      </w:r>
+    </w:p>
+    <w:p>
+      <w:pPr>
+        <w:spacing w:after="120" w:line="276"/>
+      </w:pPr>
+      <w:r>
+        <w:rPr>
+          <w:rFonts w:ascii="Arial" w:cs="Arial" w:eastAsia="Arial" w:hAnsi="Arial"/>
+          <w:sz w:val="21"/>
+          <w:szCs w:val="21"/>
+        </w:rPr>
+        <w:t xml:space="preserve">Фильм показывается один раз, целиком, без остановок. Педагог смотрит не на экран, а на класс: замечает, где дети улыбаются, где затихают, где отворачиваются. Эти моменты пригодятся на этапе «Чувство».</w:t>
+      </w:r>
+    </w:p>
+    <w:p>
+      <w:pPr>
+        <w:pStyle w:val="Heading3"/>
+        <w:spacing w:after="100" w:before="200"/>
+      </w:pPr>
+      <w:r>
+        <w:rPr>
+          <w:rFonts w:ascii="Arial" w:cs="Arial" w:eastAsia="Arial" w:hAnsi="Arial"/>
+          <w:b/>
+          <w:bCs/>
+          <w:sz w:val="22"/>
+          <w:szCs w:val="22"/>
+        </w:rPr>
+        <w:t xml:space="preserve">ШАГ 3. Обратная связь «Оранжевое настроение» (3 мин)</w:t>
+      </w:r>
+    </w:p>
+    <w:p>
+      <w:pPr>
+        <w:spacing w:after="120" w:line="276"/>
+      </w:pPr>
+      <w:r>
+        <w:rPr>
+          <w:rFonts w:ascii="Arial" w:cs="Arial" w:eastAsia="Arial" w:hAnsi="Arial"/>
+          <w:sz w:val="21"/>
+          <w:szCs w:val="21"/>
+        </w:rPr>
+        <w:t xml:space="preserve">Текст педагога:</w:t>
+      </w:r>
+    </w:p>
+    <w:p>
+      <w:pPr>
+        <w:spacing w:after="120" w:line="276"/>
+      </w:pPr>
+      <w:r>
+        <w:rPr>
+          <w:rFonts w:ascii="Arial" w:cs="Arial" w:eastAsia="Arial" w:hAnsi="Arial"/>
+          <w:sz w:val="21"/>
+          <w:szCs w:val="21"/>
+        </w:rPr>
+        <w:t xml:space="preserve">«Какое у вас настроение после фильма? Я бы назвала ваше настроение оранжевым — столько радостных улыбок вижу на лицах! Так же ярко улыбались и герои в конце фильма.</w:t>
+      </w:r>
+    </w:p>
+    <w:p>
+      <w:pPr>
+        <w:spacing w:after="120" w:line="276"/>
+      </w:pPr>
+      <w:r>
+        <w:rPr>
+          <w:rFonts w:ascii="Arial" w:cs="Arial" w:eastAsia="Arial" w:hAnsi="Arial"/>
+          <w:sz w:val="21"/>
+          <w:szCs w:val="21"/>
+        </w:rPr>
+        <w:t xml:space="preserve">Какие эпизоды вызвали у вас самое сильное чувство радости? Почему?»</w:t>
+      </w:r>
+    </w:p>
+    <w:p>
+      <w:pPr>
+        <w:spacing w:after="120" w:line="276"/>
+      </w:pPr>
+      <w:r>
+        <w:rPr>
+          <w:rFonts w:ascii="Arial" w:cs="Arial" w:eastAsia="Arial" w:hAnsi="Arial"/>
+          <w:sz w:val="21"/>
+          <w:szCs w:val="21"/>
+        </w:rPr>
+        <w:t xml:space="preserve">Возвращение к кадрам (презентация, слайды 3–7): радостно было видеть волшебное превращение Мандарина (слайд 3), настоящую дружбу ребят, когда они занимаются такими весёлыми и полезными делами (слайды 4, 5). Но самое сильное чувство радости испытываешь, когда происходит ещё одно волшебное превращение — Кристина становится совсем другой (слайд 6). Сравните: как будто два разных человека! (слайд 7).</w:t>
+      </w:r>
+    </w:p>
+    <w:p>
+      <w:pPr>
+        <w:spacing w:after="120" w:line="276"/>
+      </w:pPr>
+      <w:r>
+        <w:rPr>
+          <w:rFonts w:ascii="Arial" w:cs="Arial" w:eastAsia="Arial" w:hAnsi="Arial"/>
+          <w:sz w:val="21"/>
+          <w:szCs w:val="21"/>
+        </w:rPr>
+        <w:t xml:space="preserve">Педагог: «Повернитесь друг к другу, улыбнитесь, подарите друг другу радость! С улыбки и радости начинается дружба».</w:t>
+      </w:r>
+    </w:p>
+    <w:p>
+      <w:pPr>
+        <w:spacing w:after="120" w:line="276"/>
+      </w:pPr>
+      <w:r>
+        <w:rPr>
+          <w:rFonts w:ascii="Arial" w:cs="Arial" w:eastAsia="Arial" w:hAnsi="Arial"/>
+          <w:sz w:val="21"/>
+          <w:szCs w:val="21"/>
+        </w:rPr>
+        <w:t xml:space="preserve">Методический секрет: повторное обращение к кадрам, вызывающим положительные эмоции, закладывает связь дружбы с умением радоваться за другого. Не спешите.</w:t>
+      </w:r>
+    </w:p>
+    <w:p>
+      <w:pPr>
+        <w:pStyle w:val="Heading3"/>
+        <w:spacing w:after="100" w:before="200"/>
+      </w:pPr>
+      <w:r>
+        <w:rPr>
+          <w:rFonts w:ascii="Arial" w:cs="Arial" w:eastAsia="Arial" w:hAnsi="Arial"/>
+          <w:b/>
+          <w:bCs/>
+          <w:sz w:val="22"/>
+          <w:szCs w:val="22"/>
+        </w:rPr>
+        <w:t xml:space="preserve">ШАГ 4. Трюизм этапа (с жестами)</w:t>
       </w:r>
     </w:p>
     <w:p>
@@ -2285,7 +2482,980 @@
           <w:sz w:val="21"/>
           <w:szCs w:val="21"/>
         </w:rPr>
-        <w:t xml:space="preserve">Только чувства. Никаких мотивов — это территория этапа «Мысль»</w:t>
+        <w:t xml:space="preserve">«Радость за другого — ветер в наших парусах!» (Дети поднимают руки и покачивают ими, как парусами на ветру.)</w:t>
+      </w:r>
+    </w:p>
+    <w:p>
+      <w:pPr>
+        <w:pStyle w:val="Heading3"/>
+        <w:spacing w:after="100" w:before="200"/>
+      </w:pPr>
+      <w:r>
+        <w:rPr>
+          <w:rFonts w:ascii="Arial" w:cs="Arial" w:eastAsia="Arial" w:hAnsi="Arial"/>
+          <w:b/>
+          <w:bCs/>
+          <w:sz w:val="22"/>
+          <w:szCs w:val="22"/>
+        </w:rPr>
+        <w:t xml:space="preserve">ШАГ 5. Мостик к этапу «Чувство»</w:t>
+      </w:r>
+    </w:p>
+    <w:p>
+      <w:pPr>
+        <w:spacing w:after="120" w:line="276"/>
+      </w:pPr>
+      <w:r>
+        <w:rPr>
+          <w:rFonts w:ascii="Arial" w:cs="Arial" w:eastAsia="Arial" w:hAnsi="Arial"/>
+          <w:sz w:val="21"/>
+          <w:szCs w:val="21"/>
+        </w:rPr>
+        <w:t xml:space="preserve">Педагог: «Мы увидели, как мандарин превратился в капитана, а Кристина — в совсем другую девочку. Теперь вернёмся к героям и послушаем их сердца: что чувствовал каждый из них в каждой сцене».</w:t>
+      </w:r>
+    </w:p>
+    <w:p>
+      <w:pPr>
+        <w:pStyle w:val="Heading2"/>
+        <w:spacing w:after="120" w:before="280"/>
+      </w:pPr>
+      <w:r>
+        <w:rPr>
+          <w:rFonts w:ascii="Arial" w:cs="Arial" w:eastAsia="Arial" w:hAnsi="Arial"/>
+          <w:b/>
+          <w:bCs/>
+          <w:sz w:val="24"/>
+          <w:szCs w:val="24"/>
+        </w:rPr>
+        <w:t xml:space="preserve">Типичные ловушки этапа «Просмотр фильма»</w:t>
+      </w:r>
+    </w:p>
+    <w:tbl>
+      <w:tblPr>
+        <w:tblW w:type="dxa" w:w="9638"/>
+        <w:tblBorders>
+          <w:top w:val="single" w:color="9FB0C3" w:sz="4"/>
+          <w:left w:val="single" w:color="9FB0C3" w:sz="4"/>
+          <w:bottom w:val="single" w:color="9FB0C3" w:sz="4"/>
+          <w:right w:val="single" w:color="9FB0C3" w:sz="4"/>
+          <w:insideH w:val="single" w:color="C9D3DE" w:sz="4"/>
+          <w:insideV w:val="single" w:color="C9D3DE" w:sz="4"/>
+        </w:tblBorders>
+      </w:tblPr>
+      <w:tblGrid>
+        <w:gridCol w:w="3470"/>
+        <w:gridCol w:w="6168"/>
+      </w:tblGrid>
+      <w:tr>
+        <w:trPr>
+          <w:tblHeader/>
+        </w:trPr>
+        <w:tc>
+          <w:tcPr>
+            <w:tcW w:type="dxa" w:w="3470"/>
+            <w:shd w:fill="DCE3EC" w:color="auto" w:val="clear"/>
+            <w:tcMar>
+              <w:top w:type="dxa" w:w="60"/>
+              <w:left w:type="dxa" w:w="90"/>
+              <w:bottom w:type="dxa" w:w="60"/>
+              <w:right w:type="dxa" w:w="90"/>
+            </w:tcMar>
+          </w:tcPr>
+          <w:p>
+            <w:pPr>
+              <w:spacing w:after="0" w:line="259"/>
+            </w:pPr>
+            <w:r>
+              <w:rPr>
+                <w:rFonts w:ascii="Arial" w:cs="Arial" w:eastAsia="Arial" w:hAnsi="Arial"/>
+                <w:b/>
+                <w:bCs/>
+                <w:sz w:val="19"/>
+                <w:szCs w:val="19"/>
+              </w:rPr>
+              <w:t xml:space="preserve">Ловушка</w:t>
+            </w:r>
+          </w:p>
+        </w:tc>
+        <w:tc>
+          <w:tcPr>
+            <w:tcW w:type="dxa" w:w="6168"/>
+            <w:shd w:fill="DCE3EC" w:color="auto" w:val="clear"/>
+            <w:tcMar>
+              <w:top w:type="dxa" w:w="60"/>
+              <w:left w:type="dxa" w:w="90"/>
+              <w:bottom w:type="dxa" w:w="60"/>
+              <w:right w:type="dxa" w:w="90"/>
+            </w:tcMar>
+          </w:tcPr>
+          <w:p>
+            <w:pPr>
+              <w:spacing w:after="0" w:line="259"/>
+            </w:pPr>
+            <w:r>
+              <w:rPr>
+                <w:rFonts w:ascii="Arial" w:cs="Arial" w:eastAsia="Arial" w:hAnsi="Arial"/>
+                <w:b/>
+                <w:bCs/>
+                <w:sz w:val="19"/>
+                <w:szCs w:val="19"/>
+              </w:rPr>
+              <w:t xml:space="preserve">Как избежать</w:t>
+            </w:r>
+          </w:p>
+        </w:tc>
+      </w:tr>
+      <w:tr>
+        <w:trPr>
+          <w:tblHeader w:val="false"/>
+        </w:trPr>
+        <w:tc>
+          <w:tcPr>
+            <w:tcW w:type="dxa" w:w="3470"/>
+            <w:tcMar>
+              <w:top w:type="dxa" w:w="60"/>
+              <w:left w:type="dxa" w:w="90"/>
+              <w:bottom w:type="dxa" w:w="60"/>
+              <w:right w:type="dxa" w:w="90"/>
+            </w:tcMar>
+          </w:tcPr>
+          <w:p>
+            <w:pPr>
+              <w:spacing w:after="0" w:line="259"/>
+            </w:pPr>
+            <w:r>
+              <w:rPr>
+                <w:rFonts w:ascii="Arial" w:cs="Arial" w:eastAsia="Arial" w:hAnsi="Arial"/>
+                <w:b w:val="false"/>
+                <w:bCs w:val="false"/>
+                <w:sz w:val="19"/>
+                <w:szCs w:val="19"/>
+              </w:rPr>
+              <w:t xml:space="preserve">Остановить фильм, чтобы объяснить</w:t>
+            </w:r>
+          </w:p>
+        </w:tc>
+        <w:tc>
+          <w:tcPr>
+            <w:tcW w:type="dxa" w:w="6168"/>
+            <w:tcMar>
+              <w:top w:type="dxa" w:w="60"/>
+              <w:left w:type="dxa" w:w="90"/>
+              <w:bottom w:type="dxa" w:w="60"/>
+              <w:right w:type="dxa" w:w="90"/>
+            </w:tcMar>
+          </w:tcPr>
+          <w:p>
+            <w:pPr>
+              <w:spacing w:after="0" w:line="259"/>
+            </w:pPr>
+            <w:r>
+              <w:rPr>
+                <w:rFonts w:ascii="Arial" w:cs="Arial" w:eastAsia="Arial" w:hAnsi="Arial"/>
+                <w:b w:val="false"/>
+                <w:bCs w:val="false"/>
+                <w:sz w:val="19"/>
+                <w:szCs w:val="19"/>
+              </w:rPr>
+              <w:t xml:space="preserve">Фильм — единое переживание. Все вопросы — после</w:t>
+            </w:r>
+          </w:p>
+        </w:tc>
+      </w:tr>
+      <w:tr>
+        <w:trPr>
+          <w:tblHeader w:val="false"/>
+        </w:trPr>
+        <w:tc>
+          <w:tcPr>
+            <w:tcW w:type="dxa" w:w="3470"/>
+            <w:tcMar>
+              <w:top w:type="dxa" w:w="60"/>
+              <w:left w:type="dxa" w:w="90"/>
+              <w:bottom w:type="dxa" w:w="60"/>
+              <w:right w:type="dxa" w:w="90"/>
+            </w:tcMar>
+          </w:tcPr>
+          <w:p>
+            <w:pPr>
+              <w:spacing w:after="0" w:line="259"/>
+            </w:pPr>
+            <w:r>
+              <w:rPr>
+                <w:rFonts w:ascii="Arial" w:cs="Arial" w:eastAsia="Arial" w:hAnsi="Arial"/>
+                <w:b w:val="false"/>
+                <w:bCs w:val="false"/>
+                <w:sz w:val="19"/>
+                <w:szCs w:val="19"/>
+              </w:rPr>
+              <w:t xml:space="preserve">Дать задание записывать по ходу</w:t>
+            </w:r>
+          </w:p>
+        </w:tc>
+        <w:tc>
+          <w:tcPr>
+            <w:tcW w:type="dxa" w:w="6168"/>
+            <w:tcMar>
+              <w:top w:type="dxa" w:w="60"/>
+              <w:left w:type="dxa" w:w="90"/>
+              <w:bottom w:type="dxa" w:w="60"/>
+              <w:right w:type="dxa" w:w="90"/>
+            </w:tcMar>
+          </w:tcPr>
+          <w:p>
+            <w:pPr>
+              <w:spacing w:after="0" w:line="259"/>
+            </w:pPr>
+            <w:r>
+              <w:rPr>
+                <w:rFonts w:ascii="Arial" w:cs="Arial" w:eastAsia="Arial" w:hAnsi="Arial"/>
+                <w:b w:val="false"/>
+                <w:bCs w:val="false"/>
+                <w:sz w:val="19"/>
+                <w:szCs w:val="19"/>
+              </w:rPr>
+              <w:t xml:space="preserve">Запись отвлекает от чувства. Карта отклика — на следующем этапе</w:t>
+            </w:r>
+          </w:p>
+        </w:tc>
+      </w:tr>
+      <w:tr>
+        <w:trPr>
+          <w:tblHeader w:val="false"/>
+        </w:trPr>
+        <w:tc>
+          <w:tcPr>
+            <w:tcW w:type="dxa" w:w="3470"/>
+            <w:tcMar>
+              <w:top w:type="dxa" w:w="60"/>
+              <w:left w:type="dxa" w:w="90"/>
+              <w:bottom w:type="dxa" w:w="60"/>
+              <w:right w:type="dxa" w:w="90"/>
+            </w:tcMar>
+          </w:tcPr>
+          <w:p>
+            <w:pPr>
+              <w:spacing w:after="0" w:line="259"/>
+            </w:pPr>
+            <w:r>
+              <w:rPr>
+                <w:rFonts w:ascii="Arial" w:cs="Arial" w:eastAsia="Arial" w:hAnsi="Arial"/>
+                <w:b w:val="false"/>
+                <w:bCs w:val="false"/>
+                <w:sz w:val="19"/>
+                <w:szCs w:val="19"/>
+              </w:rPr>
+              <w:t xml:space="preserve">Спросить «о чём фильм?»</w:t>
+            </w:r>
+          </w:p>
+        </w:tc>
+        <w:tc>
+          <w:tcPr>
+            <w:tcW w:type="dxa" w:w="6168"/>
+            <w:tcMar>
+              <w:top w:type="dxa" w:w="60"/>
+              <w:left w:type="dxa" w:w="90"/>
+              <w:bottom w:type="dxa" w:w="60"/>
+              <w:right w:type="dxa" w:w="90"/>
+            </w:tcMar>
+          </w:tcPr>
+          <w:p>
+            <w:pPr>
+              <w:spacing w:after="0" w:line="259"/>
+            </w:pPr>
+            <w:r>
+              <w:rPr>
+                <w:rFonts w:ascii="Arial" w:cs="Arial" w:eastAsia="Arial" w:hAnsi="Arial"/>
+                <w:b w:val="false"/>
+                <w:bCs w:val="false"/>
+                <w:sz w:val="19"/>
+                <w:szCs w:val="19"/>
+              </w:rPr>
+              <w:t xml:space="preserve">Спросить только о настроении и о самых ярких моментах</w:t>
+            </w:r>
+          </w:p>
+        </w:tc>
+      </w:tr>
+      <w:tr>
+        <w:trPr>
+          <w:tblHeader w:val="false"/>
+        </w:trPr>
+        <w:tc>
+          <w:tcPr>
+            <w:tcW w:type="dxa" w:w="3470"/>
+            <w:tcMar>
+              <w:top w:type="dxa" w:w="60"/>
+              <w:left w:type="dxa" w:w="90"/>
+              <w:bottom w:type="dxa" w:w="60"/>
+              <w:right w:type="dxa" w:w="90"/>
+            </w:tcMar>
+          </w:tcPr>
+          <w:p>
+            <w:pPr>
+              <w:spacing w:after="0" w:line="259"/>
+            </w:pPr>
+            <w:r>
+              <w:rPr>
+                <w:rFonts w:ascii="Arial" w:cs="Arial" w:eastAsia="Arial" w:hAnsi="Arial"/>
+                <w:b w:val="false"/>
+                <w:bCs w:val="false"/>
+                <w:sz w:val="19"/>
+                <w:szCs w:val="19"/>
+              </w:rPr>
+              <w:t xml:space="preserve">Оценить ответ ребёнка о настроении</w:t>
+            </w:r>
+          </w:p>
+        </w:tc>
+        <w:tc>
+          <w:tcPr>
+            <w:tcW w:type="dxa" w:w="6168"/>
+            <w:tcMar>
+              <w:top w:type="dxa" w:w="60"/>
+              <w:left w:type="dxa" w:w="90"/>
+              <w:bottom w:type="dxa" w:w="60"/>
+              <w:right w:type="dxa" w:w="90"/>
+            </w:tcMar>
+          </w:tcPr>
+          <w:p>
+            <w:pPr>
+              <w:spacing w:after="0" w:line="259"/>
+            </w:pPr>
+            <w:r>
+              <w:rPr>
+                <w:rFonts w:ascii="Arial" w:cs="Arial" w:eastAsia="Arial" w:hAnsi="Arial"/>
+                <w:b w:val="false"/>
+                <w:bCs w:val="false"/>
+                <w:sz w:val="19"/>
+                <w:szCs w:val="19"/>
+              </w:rPr>
+              <w:t xml:space="preserve">Любое настроение — честное, в том числе «грустное»</w:t>
+            </w:r>
+          </w:p>
+        </w:tc>
+      </w:tr>
+    </w:tbl>
+    <w:p>
+      <w:pPr>
+        <w:spacing w:after="80"/>
+      </w:pPr>
+    </w:p>
+    <w:p>
+      <w:pPr>
+        <w:pStyle w:val="Heading2"/>
+        <w:spacing w:after="120" w:before="280"/>
+      </w:pPr>
+      <w:r>
+        <w:rPr>
+          <w:rFonts w:ascii="Arial" w:cs="Arial" w:eastAsia="Arial" w:hAnsi="Arial"/>
+          <w:b/>
+          <w:bCs/>
+          <w:sz w:val="24"/>
+          <w:szCs w:val="24"/>
+        </w:rPr>
+        <w:t xml:space="preserve">Экспресс-шаблон фиксации (этап «Просмотр фильма»)</w:t>
+      </w:r>
+    </w:p>
+    <w:tbl>
+      <w:tblPr>
+        <w:tblW w:type="dxa" w:w="9638"/>
+        <w:tblBorders>
+          <w:top w:val="single" w:color="9FB0C3" w:sz="4"/>
+          <w:left w:val="single" w:color="9FB0C3" w:sz="4"/>
+          <w:bottom w:val="single" w:color="9FB0C3" w:sz="4"/>
+          <w:right w:val="single" w:color="9FB0C3" w:sz="4"/>
+          <w:insideH w:val="single" w:color="C9D3DE" w:sz="4"/>
+          <w:insideV w:val="single" w:color="C9D3DE" w:sz="4"/>
+        </w:tblBorders>
+      </w:tblPr>
+      <w:tblGrid>
+        <w:gridCol w:w="578"/>
+        <w:gridCol w:w="2506"/>
+        <w:gridCol w:w="2120"/>
+        <w:gridCol w:w="2120"/>
+        <w:gridCol w:w="2314"/>
+      </w:tblGrid>
+      <w:tr>
+        <w:trPr>
+          <w:tblHeader/>
+        </w:trPr>
+        <w:tc>
+          <w:tcPr>
+            <w:tcW w:type="dxa" w:w="578"/>
+            <w:shd w:fill="DCE3EC" w:color="auto" w:val="clear"/>
+            <w:tcMar>
+              <w:top w:type="dxa" w:w="60"/>
+              <w:left w:type="dxa" w:w="90"/>
+              <w:bottom w:type="dxa" w:w="60"/>
+              <w:right w:type="dxa" w:w="90"/>
+            </w:tcMar>
+          </w:tcPr>
+          <w:p>
+            <w:pPr>
+              <w:spacing w:after="0" w:line="259"/>
+            </w:pPr>
+            <w:r>
+              <w:rPr>
+                <w:rFonts w:ascii="Arial" w:cs="Arial" w:eastAsia="Arial" w:hAnsi="Arial"/>
+                <w:b/>
+                <w:bCs/>
+                <w:sz w:val="19"/>
+                <w:szCs w:val="19"/>
+              </w:rPr>
+              <w:t xml:space="preserve">№</w:t>
+            </w:r>
+          </w:p>
+        </w:tc>
+        <w:tc>
+          <w:tcPr>
+            <w:tcW w:type="dxa" w:w="2506"/>
+            <w:shd w:fill="DCE3EC" w:color="auto" w:val="clear"/>
+            <w:tcMar>
+              <w:top w:type="dxa" w:w="60"/>
+              <w:left w:type="dxa" w:w="90"/>
+              <w:bottom w:type="dxa" w:w="60"/>
+              <w:right w:type="dxa" w:w="90"/>
+            </w:tcMar>
+          </w:tcPr>
+          <w:p>
+            <w:pPr>
+              <w:spacing w:after="0" w:line="259"/>
+            </w:pPr>
+            <w:r>
+              <w:rPr>
+                <w:rFonts w:ascii="Arial" w:cs="Arial" w:eastAsia="Arial" w:hAnsi="Arial"/>
+                <w:b/>
+                <w:bCs/>
+                <w:sz w:val="19"/>
+                <w:szCs w:val="19"/>
+              </w:rPr>
+              <w:t xml:space="preserve">ФИ ребёнка</w:t>
+            </w:r>
+          </w:p>
+        </w:tc>
+        <w:tc>
+          <w:tcPr>
+            <w:tcW w:type="dxa" w:w="2120"/>
+            <w:shd w:fill="DCE3EC" w:color="auto" w:val="clear"/>
+            <w:tcMar>
+              <w:top w:type="dxa" w:w="60"/>
+              <w:left w:type="dxa" w:w="90"/>
+              <w:bottom w:type="dxa" w:w="60"/>
+              <w:right w:type="dxa" w:w="90"/>
+            </w:tcMar>
+          </w:tcPr>
+          <w:p>
+            <w:pPr>
+              <w:spacing w:after="0" w:line="259"/>
+            </w:pPr>
+            <w:r>
+              <w:rPr>
+                <w:rFonts w:ascii="Arial" w:cs="Arial" w:eastAsia="Arial" w:hAnsi="Arial"/>
+                <w:b/>
+                <w:bCs/>
+                <w:sz w:val="19"/>
+                <w:szCs w:val="19"/>
+              </w:rPr>
+              <w:t xml:space="preserve">Реакция во время фильма</w:t>
+            </w:r>
+          </w:p>
+        </w:tc>
+        <w:tc>
+          <w:tcPr>
+            <w:tcW w:type="dxa" w:w="2120"/>
+            <w:shd w:fill="DCE3EC" w:color="auto" w:val="clear"/>
+            <w:tcMar>
+              <w:top w:type="dxa" w:w="60"/>
+              <w:left w:type="dxa" w:w="90"/>
+              <w:bottom w:type="dxa" w:w="60"/>
+              <w:right w:type="dxa" w:w="90"/>
+            </w:tcMar>
+          </w:tcPr>
+          <w:p>
+            <w:pPr>
+              <w:spacing w:after="0" w:line="259"/>
+            </w:pPr>
+            <w:r>
+              <w:rPr>
+                <w:rFonts w:ascii="Arial" w:cs="Arial" w:eastAsia="Arial" w:hAnsi="Arial"/>
+                <w:b/>
+                <w:bCs/>
+                <w:sz w:val="19"/>
+                <w:szCs w:val="19"/>
+              </w:rPr>
+              <w:t xml:space="preserve">Самый яркий момент (со слов ребёнка)</w:t>
+            </w:r>
+          </w:p>
+        </w:tc>
+        <w:tc>
+          <w:tcPr>
+            <w:tcW w:type="dxa" w:w="2314"/>
+            <w:shd w:fill="DCE3EC" w:color="auto" w:val="clear"/>
+            <w:tcMar>
+              <w:top w:type="dxa" w:w="60"/>
+              <w:left w:type="dxa" w:w="90"/>
+              <w:bottom w:type="dxa" w:w="60"/>
+              <w:right w:type="dxa" w:w="90"/>
+            </w:tcMar>
+          </w:tcPr>
+          <w:p>
+            <w:pPr>
+              <w:spacing w:after="0" w:line="259"/>
+            </w:pPr>
+            <w:r>
+              <w:rPr>
+                <w:rFonts w:ascii="Arial" w:cs="Arial" w:eastAsia="Arial" w:hAnsi="Arial"/>
+                <w:b/>
+                <w:bCs/>
+                <w:sz w:val="19"/>
+                <w:szCs w:val="19"/>
+              </w:rPr>
+              <w:t xml:space="preserve">Комментарий</w:t>
+            </w:r>
+          </w:p>
+        </w:tc>
+      </w:tr>
+      <w:tr>
+        <w:trPr>
+          <w:tblHeader w:val="false"/>
+        </w:trPr>
+        <w:tc>
+          <w:tcPr>
+            <w:tcW w:type="dxa" w:w="578"/>
+            <w:tcMar>
+              <w:top w:type="dxa" w:w="60"/>
+              <w:left w:type="dxa" w:w="90"/>
+              <w:bottom w:type="dxa" w:w="60"/>
+              <w:right w:type="dxa" w:w="90"/>
+            </w:tcMar>
+          </w:tcPr>
+          <w:p>
+            <w:pPr>
+              <w:spacing w:after="0" w:line="259"/>
+            </w:pPr>
+            <w:r>
+              <w:rPr>
+                <w:rFonts w:ascii="Arial" w:cs="Arial" w:eastAsia="Arial" w:hAnsi="Arial"/>
+                <w:b w:val="false"/>
+                <w:bCs w:val="false"/>
+                <w:sz w:val="19"/>
+                <w:szCs w:val="19"/>
+              </w:rPr>
+              <w:t xml:space="preserve">1</w:t>
+            </w:r>
+          </w:p>
+        </w:tc>
+        <w:tc>
+          <w:tcPr>
+            <w:tcW w:type="dxa" w:w="2506"/>
+            <w:tcMar>
+              <w:top w:type="dxa" w:w="60"/>
+              <w:left w:type="dxa" w:w="90"/>
+              <w:bottom w:type="dxa" w:w="60"/>
+              <w:right w:type="dxa" w:w="90"/>
+            </w:tcMar>
+          </w:tcPr>
+          <w:p>
+            <w:pPr>
+              <w:spacing w:after="0" w:line="259"/>
+            </w:pPr>
+          </w:p>
+        </w:tc>
+        <w:tc>
+          <w:tcPr>
+            <w:tcW w:type="dxa" w:w="2120"/>
+            <w:tcMar>
+              <w:top w:type="dxa" w:w="60"/>
+              <w:left w:type="dxa" w:w="90"/>
+              <w:bottom w:type="dxa" w:w="60"/>
+              <w:right w:type="dxa" w:w="90"/>
+            </w:tcMar>
+          </w:tcPr>
+          <w:p>
+            <w:pPr>
+              <w:spacing w:after="0" w:line="259"/>
+            </w:pPr>
+          </w:p>
+        </w:tc>
+        <w:tc>
+          <w:tcPr>
+            <w:tcW w:type="dxa" w:w="2120"/>
+            <w:tcMar>
+              <w:top w:type="dxa" w:w="60"/>
+              <w:left w:type="dxa" w:w="90"/>
+              <w:bottom w:type="dxa" w:w="60"/>
+              <w:right w:type="dxa" w:w="90"/>
+            </w:tcMar>
+          </w:tcPr>
+          <w:p>
+            <w:pPr>
+              <w:spacing w:after="0" w:line="259"/>
+            </w:pPr>
+          </w:p>
+        </w:tc>
+        <w:tc>
+          <w:tcPr>
+            <w:tcW w:type="dxa" w:w="2314"/>
+            <w:tcMar>
+              <w:top w:type="dxa" w:w="60"/>
+              <w:left w:type="dxa" w:w="90"/>
+              <w:bottom w:type="dxa" w:w="60"/>
+              <w:right w:type="dxa" w:w="90"/>
+            </w:tcMar>
+          </w:tcPr>
+          <w:p>
+            <w:pPr>
+              <w:spacing w:after="0" w:line="259"/>
+            </w:pPr>
+          </w:p>
+        </w:tc>
+      </w:tr>
+      <w:tr>
+        <w:trPr>
+          <w:tblHeader w:val="false"/>
+        </w:trPr>
+        <w:tc>
+          <w:tcPr>
+            <w:tcW w:type="dxa" w:w="578"/>
+            <w:tcMar>
+              <w:top w:type="dxa" w:w="60"/>
+              <w:left w:type="dxa" w:w="90"/>
+              <w:bottom w:type="dxa" w:w="60"/>
+              <w:right w:type="dxa" w:w="90"/>
+            </w:tcMar>
+          </w:tcPr>
+          <w:p>
+            <w:pPr>
+              <w:spacing w:after="0" w:line="259"/>
+            </w:pPr>
+            <w:r>
+              <w:rPr>
+                <w:rFonts w:ascii="Arial" w:cs="Arial" w:eastAsia="Arial" w:hAnsi="Arial"/>
+                <w:b w:val="false"/>
+                <w:bCs w:val="false"/>
+                <w:sz w:val="19"/>
+                <w:szCs w:val="19"/>
+              </w:rPr>
+              <w:t xml:space="preserve">2</w:t>
+            </w:r>
+          </w:p>
+        </w:tc>
+        <w:tc>
+          <w:tcPr>
+            <w:tcW w:type="dxa" w:w="2506"/>
+            <w:tcMar>
+              <w:top w:type="dxa" w:w="60"/>
+              <w:left w:type="dxa" w:w="90"/>
+              <w:bottom w:type="dxa" w:w="60"/>
+              <w:right w:type="dxa" w:w="90"/>
+            </w:tcMar>
+          </w:tcPr>
+          <w:p>
+            <w:pPr>
+              <w:spacing w:after="0" w:line="259"/>
+            </w:pPr>
+          </w:p>
+        </w:tc>
+        <w:tc>
+          <w:tcPr>
+            <w:tcW w:type="dxa" w:w="2120"/>
+            <w:tcMar>
+              <w:top w:type="dxa" w:w="60"/>
+              <w:left w:type="dxa" w:w="90"/>
+              <w:bottom w:type="dxa" w:w="60"/>
+              <w:right w:type="dxa" w:w="90"/>
+            </w:tcMar>
+          </w:tcPr>
+          <w:p>
+            <w:pPr>
+              <w:spacing w:after="0" w:line="259"/>
+            </w:pPr>
+          </w:p>
+        </w:tc>
+        <w:tc>
+          <w:tcPr>
+            <w:tcW w:type="dxa" w:w="2120"/>
+            <w:tcMar>
+              <w:top w:type="dxa" w:w="60"/>
+              <w:left w:type="dxa" w:w="90"/>
+              <w:bottom w:type="dxa" w:w="60"/>
+              <w:right w:type="dxa" w:w="90"/>
+            </w:tcMar>
+          </w:tcPr>
+          <w:p>
+            <w:pPr>
+              <w:spacing w:after="0" w:line="259"/>
+            </w:pPr>
+          </w:p>
+        </w:tc>
+        <w:tc>
+          <w:tcPr>
+            <w:tcW w:type="dxa" w:w="2314"/>
+            <w:tcMar>
+              <w:top w:type="dxa" w:w="60"/>
+              <w:left w:type="dxa" w:w="90"/>
+              <w:bottom w:type="dxa" w:w="60"/>
+              <w:right w:type="dxa" w:w="90"/>
+            </w:tcMar>
+          </w:tcPr>
+          <w:p>
+            <w:pPr>
+              <w:spacing w:after="0" w:line="259"/>
+            </w:pPr>
+          </w:p>
+        </w:tc>
+      </w:tr>
+      <w:tr>
+        <w:trPr>
+          <w:tblHeader w:val="false"/>
+        </w:trPr>
+        <w:tc>
+          <w:tcPr>
+            <w:tcW w:type="dxa" w:w="578"/>
+            <w:tcMar>
+              <w:top w:type="dxa" w:w="60"/>
+              <w:left w:type="dxa" w:w="90"/>
+              <w:bottom w:type="dxa" w:w="60"/>
+              <w:right w:type="dxa" w:w="90"/>
+            </w:tcMar>
+          </w:tcPr>
+          <w:p>
+            <w:pPr>
+              <w:spacing w:after="0" w:line="259"/>
+            </w:pPr>
+            <w:r>
+              <w:rPr>
+                <w:rFonts w:ascii="Arial" w:cs="Arial" w:eastAsia="Arial" w:hAnsi="Arial"/>
+                <w:b w:val="false"/>
+                <w:bCs w:val="false"/>
+                <w:sz w:val="19"/>
+                <w:szCs w:val="19"/>
+              </w:rPr>
+              <w:t xml:space="preserve">3</w:t>
+            </w:r>
+          </w:p>
+        </w:tc>
+        <w:tc>
+          <w:tcPr>
+            <w:tcW w:type="dxa" w:w="2506"/>
+            <w:tcMar>
+              <w:top w:type="dxa" w:w="60"/>
+              <w:left w:type="dxa" w:w="90"/>
+              <w:bottom w:type="dxa" w:w="60"/>
+              <w:right w:type="dxa" w:w="90"/>
+            </w:tcMar>
+          </w:tcPr>
+          <w:p>
+            <w:pPr>
+              <w:spacing w:after="0" w:line="259"/>
+            </w:pPr>
+          </w:p>
+        </w:tc>
+        <w:tc>
+          <w:tcPr>
+            <w:tcW w:type="dxa" w:w="2120"/>
+            <w:tcMar>
+              <w:top w:type="dxa" w:w="60"/>
+              <w:left w:type="dxa" w:w="90"/>
+              <w:bottom w:type="dxa" w:w="60"/>
+              <w:right w:type="dxa" w:w="90"/>
+            </w:tcMar>
+          </w:tcPr>
+          <w:p>
+            <w:pPr>
+              <w:spacing w:after="0" w:line="259"/>
+            </w:pPr>
+          </w:p>
+        </w:tc>
+        <w:tc>
+          <w:tcPr>
+            <w:tcW w:type="dxa" w:w="2120"/>
+            <w:tcMar>
+              <w:top w:type="dxa" w:w="60"/>
+              <w:left w:type="dxa" w:w="90"/>
+              <w:bottom w:type="dxa" w:w="60"/>
+              <w:right w:type="dxa" w:w="90"/>
+            </w:tcMar>
+          </w:tcPr>
+          <w:p>
+            <w:pPr>
+              <w:spacing w:after="0" w:line="259"/>
+            </w:pPr>
+          </w:p>
+        </w:tc>
+        <w:tc>
+          <w:tcPr>
+            <w:tcW w:type="dxa" w:w="2314"/>
+            <w:tcMar>
+              <w:top w:type="dxa" w:w="60"/>
+              <w:left w:type="dxa" w:w="90"/>
+              <w:bottom w:type="dxa" w:w="60"/>
+              <w:right w:type="dxa" w:w="90"/>
+            </w:tcMar>
+          </w:tcPr>
+          <w:p>
+            <w:pPr>
+              <w:spacing w:after="0" w:line="259"/>
+            </w:pPr>
+          </w:p>
+        </w:tc>
+      </w:tr>
+    </w:tbl>
+    <w:p>
+      <w:pPr>
+        <w:spacing w:after="80"/>
+      </w:pPr>
+    </w:p>
+    <w:p>
+      <w:pPr>
+        <w:spacing w:after="120" w:line="276"/>
+      </w:pPr>
+      <w:r>
+        <w:rPr>
+          <w:rFonts w:ascii="Arial" w:cs="Arial" w:eastAsia="Arial" w:hAnsi="Arial"/>
+          <w:sz w:val="21"/>
+          <w:szCs w:val="21"/>
+        </w:rPr>
+        <w:t xml:space="preserve">Методический секрет: педагог может мысленно отметить «палитру класса» — преобладание тёплых или холодных откликов. Если отклик у ребёнка холодный или отсутствует, не настаивать: это материал для наблюдения на следующих этапах.</w:t>
+      </w:r>
+    </w:p>
+    <w:p>
+      <w:pPr>
+        <w:spacing w:after="120" w:line="276"/>
+      </w:pPr>
+      <w:r>
+        <w:rPr>
+          <w:rFonts w:ascii="Arial" w:cs="Arial" w:eastAsia="Arial" w:hAnsi="Arial"/>
+          <w:sz w:val="21"/>
+          <w:szCs w:val="21"/>
+        </w:rPr>
+        <w:t xml:space="preserve">Итог этапа: фильм прожит целиком, класс настроен на радость, самые яркие кадры названы. Можно переходить к разбору чувств героев.</w:t>
+      </w:r>
+    </w:p>
+    <w:p>
+      <w:pPr>
+        <w:pStyle w:val="Heading1"/>
+        <w:pageBreakBefore/>
+        <w:spacing w:after="160" w:before="420"/>
+      </w:pPr>
+      <w:r>
+        <w:rPr>
+          <w:rFonts w:ascii="Arial" w:cs="Arial" w:eastAsia="Arial" w:hAnsi="Arial"/>
+          <w:b/>
+          <w:bCs/>
+          <w:sz w:val="28"/>
+          <w:szCs w:val="28"/>
+        </w:rPr>
+        <w:t xml:space="preserve">ЭТАП 3. ЧУВСТВО (15 минут)</w:t>
+      </w:r>
+    </w:p>
+    <w:p>
+      <w:pPr>
+        <w:spacing w:after="120" w:line="276"/>
+      </w:pPr>
+      <w:r>
+        <w:rPr>
+          <w:rFonts w:ascii="Arial" w:cs="Arial" w:eastAsia="Arial" w:hAnsi="Arial"/>
+          <w:sz w:val="21"/>
+          <w:szCs w:val="21"/>
+        </w:rPr>
+        <w:t xml:space="preserve">Киноурок по качеству «РАДОСТЬ ЗА ДРУГОГО» (2–4 класс, 8–10 лет)</w:t>
+      </w:r>
+    </w:p>
+    <w:p>
+      <w:pPr>
+        <w:spacing w:after="120" w:line="276"/>
+      </w:pPr>
+      <w:r>
+        <w:rPr>
+          <w:rFonts w:ascii="Arial" w:cs="Arial" w:eastAsia="Arial" w:hAnsi="Arial"/>
+          <w:sz w:val="21"/>
+          <w:szCs w:val="21"/>
+        </w:rPr>
+        <w:t xml:space="preserve">Фильм/рассказ: «Мандарин» (Е. Дубровская). Сквозная метафора: корабль «Дружба» — три паруса и ветер.</w:t>
+      </w:r>
+    </w:p>
+    <w:p>
+      <w:pPr>
+        <w:pStyle w:val="Heading2"/>
+        <w:spacing w:after="120" w:before="280"/>
+      </w:pPr>
+      <w:r>
+        <w:rPr>
+          <w:rFonts w:ascii="Arial" w:cs="Arial" w:eastAsia="Arial" w:hAnsi="Arial"/>
+          <w:b/>
+          <w:bCs/>
+          <w:sz w:val="24"/>
+          <w:szCs w:val="24"/>
+        </w:rPr>
+        <w:t xml:space="preserve">Педагогическая цель</w:t>
+      </w:r>
+    </w:p>
+    <w:p>
+      <w:pPr>
+        <w:spacing w:after="120" w:line="276"/>
+      </w:pPr>
+      <w:r>
+        <w:rPr>
+          <w:rFonts w:ascii="Arial" w:cs="Arial" w:eastAsia="Arial" w:hAnsi="Arial"/>
+          <w:sz w:val="21"/>
+          <w:szCs w:val="21"/>
+        </w:rPr>
+        <w:t xml:space="preserve">Создать эмоционально-чувственный образ радости за другого через проживание семи сцен фильма и «Пути Кристины»; научить детей замечать чувство героя по лицу, голосу и движению и называть его словом.</w:t>
+      </w:r>
+    </w:p>
+    <w:p>
+      <w:pPr>
+        <w:spacing w:after="120" w:line="276"/>
+      </w:pPr>
+      <w:r>
+        <w:rPr>
+          <w:rFonts w:ascii="Arial" w:cs="Arial" w:eastAsia="Arial" w:hAnsi="Arial"/>
+          <w:sz w:val="21"/>
+          <w:szCs w:val="21"/>
+        </w:rPr>
+        <w:t xml:space="preserve">Формула этапа: Мостик от просмотра → Метафора («семь сцен — семь прыжков стрелки») → Проживание 7 сцен → «Путь Кристины» → «Живые картинки» → Самодиагностика → Трюизм → Мостик к этапу «Мысль».</w:t>
+      </w:r>
+    </w:p>
+    <w:p>
+      <w:pPr>
+        <w:pStyle w:val="Heading2"/>
+        <w:spacing w:after="120" w:before="280"/>
+      </w:pPr>
+      <w:r>
+        <w:rPr>
+          <w:rFonts w:ascii="Arial" w:cs="Arial" w:eastAsia="Arial" w:hAnsi="Arial"/>
+          <w:b/>
+          <w:bCs/>
+          <w:sz w:val="24"/>
+          <w:szCs w:val="24"/>
+        </w:rPr>
+        <w:t xml:space="preserve">Режиссёрская ремарка</w:t>
+      </w:r>
+    </w:p>
+    <w:p>
+      <w:pPr>
+        <w:spacing w:after="120" w:line="276"/>
+      </w:pPr>
+      <w:r>
+        <w:rPr>
+          <w:rFonts w:ascii="Arial" w:cs="Arial" w:eastAsia="Arial" w:hAnsi="Arial"/>
+          <w:sz w:val="21"/>
+          <w:szCs w:val="21"/>
+        </w:rPr>
+        <w:t xml:space="preserve">Фильм уже просмотрен целиком на предыдущем этапе. Здесь класс возвращается к кадрам, которые вызвали сильное чувство. На этом этапе запрещён разговор о том, почему герой поступил так: только что он чувствовал и как это было видно. Педагог работает как стетоскоп: слушает сердца героев вместе с детьми.</w:t>
+      </w:r>
+    </w:p>
+    <w:p>
+      <w:pPr>
+        <w:spacing w:after="120" w:line="276"/>
+      </w:pPr>
+      <w:r>
+        <w:rPr>
+          <w:rFonts w:ascii="Arial" w:cs="Arial" w:eastAsia="Arial" w:hAnsi="Arial"/>
+          <w:sz w:val="21"/>
+          <w:szCs w:val="21"/>
+        </w:rPr>
+        <w:t xml:space="preserve">Правила этапа:</w:t>
       </w:r>
     </w:p>
     <w:p>
@@ -2303,7 +3473,7 @@
           <w:sz w:val="21"/>
           <w:szCs w:val="21"/>
         </w:rPr>
-        <w:t xml:space="preserve">Правило «Буфера»: говорим о Кристине, Насте и Тимофее, не о себе</w:t>
+        <w:t xml:space="preserve">Только чувства. Никаких мотивов — это территория этапа «Мысль»</w:t>
       </w:r>
     </w:p>
     <w:p>
@@ -2321,7 +3491,7 @@
           <w:sz w:val="21"/>
           <w:szCs w:val="21"/>
         </w:rPr>
-        <w:t xml:space="preserve">Право на «Тень»: можно не отвечать</w:t>
+        <w:t xml:space="preserve">Правило «Буфера»: говорим о Кристине, Насте и Тимофее, не о себе</w:t>
       </w:r>
     </w:p>
     <w:p>
@@ -2339,6 +3509,24 @@
           <w:sz w:val="21"/>
           <w:szCs w:val="21"/>
         </w:rPr>
+        <w:t xml:space="preserve">Право на «Тень»: можно не отвечать</w:t>
+      </w:r>
+    </w:p>
+    <w:p>
+      <w:pPr>
+        <w:pStyle w:val="ListParagraph"/>
+        <w:numPr>
+          <w:ilvl w:val="0"/>
+          <w:numId w:val="2"/>
+        </w:numPr>
+        <w:spacing w:after="60" w:line="264"/>
+      </w:pPr>
+      <w:r>
+        <w:rPr>
+          <w:rFonts w:ascii="Arial" w:cs="Arial" w:eastAsia="Arial" w:hAnsi="Arial"/>
+          <w:sz w:val="21"/>
+          <w:szCs w:val="21"/>
+        </w:rPr>
         <w:t xml:space="preserve">Оценка высказываниям детей не даётся, принимаются любые ответы</w:t>
       </w:r>
     </w:p>
@@ -2371,101 +3559,7 @@
           <w:sz w:val="22"/>
           <w:szCs w:val="22"/>
         </w:rPr>
-        <w:t xml:space="preserve">БЛОК 1. Эмоционально-чувственное восприятие (3 мин)</w:t>
-      </w:r>
-    </w:p>
-    <w:p>
-      <w:pPr>
-        <w:spacing w:after="120" w:line="276"/>
-      </w:pPr>
-      <w:r>
-        <w:rPr>
-          <w:rFonts w:ascii="Arial" w:cs="Arial" w:eastAsia="Arial" w:hAnsi="Arial"/>
-          <w:sz w:val="21"/>
-          <w:szCs w:val="21"/>
-        </w:rPr>
-        <w:t xml:space="preserve">Текст педагога:</w:t>
-      </w:r>
-    </w:p>
-    <w:p>
-      <w:pPr>
-        <w:spacing w:after="120" w:line="276"/>
-      </w:pPr>
-      <w:r>
-        <w:rPr>
-          <w:rFonts w:ascii="Arial" w:cs="Arial" w:eastAsia="Arial" w:hAnsi="Arial"/>
-          <w:sz w:val="21"/>
-          <w:szCs w:val="21"/>
-        </w:rPr>
-        <w:t xml:space="preserve">«Какое у вас настроение после фильма? Я бы назвала ваше настроение оранжевым — столько радостных улыбок вижу на лицах! Так же ярко улыбались и герои в конце фильма.</w:t>
-      </w:r>
-    </w:p>
-    <w:p>
-      <w:pPr>
-        <w:spacing w:after="120" w:line="276"/>
-      </w:pPr>
-      <w:r>
-        <w:rPr>
-          <w:rFonts w:ascii="Arial" w:cs="Arial" w:eastAsia="Arial" w:hAnsi="Arial"/>
-          <w:sz w:val="21"/>
-          <w:szCs w:val="21"/>
-        </w:rPr>
-        <w:t xml:space="preserve">Какие эпизоды вызвали у вас самое сильное чувство радости? Почему?»</w:t>
-      </w:r>
-    </w:p>
-    <w:p>
-      <w:pPr>
-        <w:spacing w:after="120" w:line="276"/>
-      </w:pPr>
-      <w:r>
-        <w:rPr>
-          <w:rFonts w:ascii="Arial" w:cs="Arial" w:eastAsia="Arial" w:hAnsi="Arial"/>
-          <w:sz w:val="21"/>
-          <w:szCs w:val="21"/>
-        </w:rPr>
-        <w:t xml:space="preserve">Возвращение к кадрам (презентация, слайды 3–7): радостно было видеть волшебное превращение Мандарина (слайд 3), настоящую дружбу ребят, когда они занимаются такими весёлыми и полезными делами (слайды 4, 5). Но самое сильное чувство радости испытываешь, когда происходит ещё одно волшебное превращение — Кристина становится совсем другой (слайд 6). Сравните: как будто два разных человека! (слайд 7).</w:t>
-      </w:r>
-    </w:p>
-    <w:p>
-      <w:pPr>
-        <w:spacing w:after="120" w:line="276"/>
-      </w:pPr>
-      <w:r>
-        <w:rPr>
-          <w:rFonts w:ascii="Arial" w:cs="Arial" w:eastAsia="Arial" w:hAnsi="Arial"/>
-          <w:sz w:val="21"/>
-          <w:szCs w:val="21"/>
-        </w:rPr>
-        <w:t xml:space="preserve">Педагог: «Повернитесь друг к другу, улыбнитесь, подарите друг другу радость! С улыбки и радости начинается дружба».</w:t>
-      </w:r>
-    </w:p>
-    <w:p>
-      <w:pPr>
-        <w:spacing w:after="120" w:line="276"/>
-      </w:pPr>
-      <w:r>
-        <w:rPr>
-          <w:rFonts w:ascii="Arial" w:cs="Arial" w:eastAsia="Arial" w:hAnsi="Arial"/>
-          <w:sz w:val="21"/>
-          <w:szCs w:val="21"/>
-        </w:rPr>
-        <w:t xml:space="preserve">Методический секрет: повторное обращение к кадрам, вызывающим положительные эмоции, закладывает связь дружбы с умением радоваться за другого. Не спешите.</w:t>
-      </w:r>
-    </w:p>
-    <w:p>
-      <w:pPr>
-        <w:pStyle w:val="Heading3"/>
-        <w:spacing w:after="100" w:before="200"/>
-      </w:pPr>
-      <w:r>
-        <w:rPr>
-          <w:rFonts w:ascii="Arial" w:cs="Arial" w:eastAsia="Arial" w:hAnsi="Arial"/>
-          <w:b/>
-          <w:bCs/>
-          <w:sz w:val="22"/>
-          <w:szCs w:val="22"/>
-        </w:rPr>
-        <w:t xml:space="preserve">БЛОК 2. Проживание семи сцен фильма (6 мин)</w:t>
+        <w:t xml:space="preserve">БЛОК 1. Проживание семи сцен фильма (6 мин)</w:t>
       </w:r>
     </w:p>
     <w:p>
@@ -6373,7 +7467,7 @@
           <w:sz w:val="22"/>
           <w:szCs w:val="22"/>
         </w:rPr>
-        <w:t xml:space="preserve">БЛОК 3. «Путь Кристины» (тетрадь, задание 2; слайды 8–9) (3 мин)</w:t>
+        <w:t xml:space="preserve">БЛОК 2. «Путь Кристины» (тетрадь, задание 2; слайды 8–9) (3 мин)</w:t>
       </w:r>
     </w:p>
     <w:p>
@@ -6991,7 +8085,7 @@
           <w:sz w:val="22"/>
           <w:szCs w:val="22"/>
         </w:rPr>
-        <w:t xml:space="preserve">БЛОК 4. «Живые картинки» и смайлики героев (тетрадь, задание 5) (2 мин)</w:t>
+        <w:t xml:space="preserve">БЛОК 3. «Живые картинки» и смайлики героев (тетрадь, задание 5) (2 мин)</w:t>
       </w:r>
     </w:p>
     <w:p>
@@ -7085,7 +8179,7 @@
           <w:sz w:val="22"/>
           <w:szCs w:val="22"/>
         </w:rPr>
-        <w:t xml:space="preserve">БЛОК 5. Сводная таблица: тенденция трансформации по сценам</w:t>
+        <w:t xml:space="preserve">БЛОК 4. Сводная таблица: тенденция трансформации по сценам</w:t>
       </w:r>
     </w:p>
     <w:tbl>
@@ -7804,7 +8898,7 @@
           <w:sz w:val="22"/>
           <w:szCs w:val="22"/>
         </w:rPr>
-        <w:t xml:space="preserve">БЛОК 6. Самодиагностика «Где я?» (1 мин)</w:t>
+        <w:t xml:space="preserve">БЛОК 5. Самодиагностика «Где я?» (1 мин)</w:t>
       </w:r>
     </w:p>
     <w:p>
@@ -7846,7 +8940,7 @@
           <w:sz w:val="22"/>
           <w:szCs w:val="22"/>
         </w:rPr>
-        <w:t xml:space="preserve">БЛОК 7. Трюизм этапа (с жестами)</w:t>
+        <w:t xml:space="preserve">БЛОК 6. Трюизм этапа (с жестами)</w:t>
       </w:r>
     </w:p>
     <w:p>
@@ -7952,7 +9046,7 @@
           <w:sz w:val="22"/>
           <w:szCs w:val="22"/>
         </w:rPr>
-        <w:t xml:space="preserve">БЛОК 8. Мостик к этапу «Мысль»</w:t>
+        <w:t xml:space="preserve">БЛОК 7. Мостик к этапу «Мысль»</w:t>
       </w:r>
     </w:p>
     <w:p>
@@ -9042,7 +10136,7 @@
           <w:sz w:val="28"/>
           <w:szCs w:val="28"/>
         </w:rPr>
-        <w:t xml:space="preserve">ЭТАП 3. МЫСЛЬ (15 минут)</w:t>
+        <w:t xml:space="preserve">ЭТАП 4. МЫСЛЬ (15 минут)</w:t>
       </w:r>
     </w:p>
     <w:p>
@@ -9110,7 +10204,7 @@
           <w:sz w:val="21"/>
           <w:szCs w:val="21"/>
         </w:rPr>
-        <w:t xml:space="preserve">Формула этапа: Мостик от «Чувства» → Метафора («сильный человек») → Активность («Секрет трёх парусов», «Мандарин или лимон») → Самодиагностика → Трюизм → Мостик к этапу «Сознание».</w:t>
+        <w:t xml:space="preserve">Формула этапа: Мостик от «Чувства» → Метафора («сильный человек») → Активность («Секрет трёх парусов», «Мандарин или лимон») → Самодиагностика → Трюизм → Мостик к этапу «Осознание».</w:t>
       </w:r>
     </w:p>
     <w:p>
@@ -10983,7 +12077,7 @@
           <w:sz w:val="22"/>
           <w:szCs w:val="22"/>
         </w:rPr>
-        <w:t xml:space="preserve">БЛОК 7. Мостик к этапу «Сознание»</w:t>
+        <w:t xml:space="preserve">БЛОК 7. Мостик к этапу «Осознание»</w:t>
       </w:r>
     </w:p>
     <w:p>
@@ -12043,7 +13137,7 @@
           <w:sz w:val="21"/>
           <w:szCs w:val="21"/>
         </w:rPr>
-        <w:t xml:space="preserve">Красный флаг: ребёнок уверенно называет три паруса, но в «Детекторе» показывает мандарин на фразу «почему не мне?» — знание не соединилось с различением. Не фиксируем как ошибку — берём в работу на этапе «Сознание».</w:t>
+        <w:t xml:space="preserve">Красный флаг: ребёнок уверенно называет три паруса, но в «Детекторе» показывает мандарин на фразу «почему не мне?» — знание не соединилось с различением. Не фиксируем как ошибку — берём в работу на этапе «Осознание».</w:t>
       </w:r>
     </w:p>
     <w:p>
@@ -12073,7 +13167,7 @@
           <w:sz w:val="28"/>
           <w:szCs w:val="28"/>
         </w:rPr>
-        <w:t xml:space="preserve">ЭТАП 4. СОЗНАНИЕ (10 минут)</w:t>
+        <w:t xml:space="preserve">ЭТАП 5. ОСОЗНАНИЕ (10 минут)</w:t>
       </w:r>
     </w:p>
     <w:p>
@@ -12128,20 +13222,20 @@
           <w:sz w:val="21"/>
           <w:szCs w:val="21"/>
         </w:rPr>
-        <w:t xml:space="preserve">Перенести опыт героев на жизнь ребёнка: определить уровень силы по пирамиде, вспомнить собственные примеры, освоить «антидот зависти», зафиксировать Точку Б и заключить «Договор с собой» — кому и как я подарю свою радость сегодня.</w:t>
-      </w:r>
-    </w:p>
-    <w:p>
-      <w:pPr>
-        <w:spacing w:after="120" w:line="276"/>
-      </w:pPr>
-      <w:r>
-        <w:rPr>
-          <w:rFonts w:ascii="Arial" w:cs="Arial" w:eastAsia="Arial" w:hAnsi="Arial"/>
-          <w:sz w:val="21"/>
-          <w:szCs w:val="21"/>
-        </w:rPr>
-        <w:t xml:space="preserve">Формула этапа: Мостик от «Мысли» → Метафора («пирамида силы») → Активность («Антидот зависти», соревнование) → Самодиагностика «Точка Б» → Договор с собой → Трюизм → Мостик к этапу «Воображение».</w:t>
+        <w:t xml:space="preserve">Перенести опыт героев на жизнь ребёнка: определить уровень силы по пирамиде, вспомнить собственные примеры, освоить «антидот зависти», отметить точку на шкале и заключить «Договор с собой» — кому и как я подарю свою радость сегодня.</w:t>
+      </w:r>
+    </w:p>
+    <w:p>
+      <w:pPr>
+        <w:spacing w:after="120" w:line="276"/>
+      </w:pPr>
+      <w:r>
+        <w:rPr>
+          <w:rFonts w:ascii="Arial" w:cs="Arial" w:eastAsia="Arial" w:hAnsi="Arial"/>
+          <w:sz w:val="21"/>
+          <w:szCs w:val="21"/>
+        </w:rPr>
+        <w:t xml:space="preserve">Формула этапа: Мостик от «Мысли» → Метафора («пирамида силы») → Активность («Антидот зависти», соревнование) → Самодиагностика «Где я?» → Договор с собой → Трюизм → Мостик к этапу «Воображение».</w:t>
       </w:r>
     </w:p>
     <w:p>
@@ -12202,7 +13296,7 @@
           <w:sz w:val="22"/>
           <w:szCs w:val="22"/>
         </w:rPr>
-        <w:t xml:space="preserve">БЛОК 1. Мостик от «Мысли» к «Сознанию» (1 мин)</w:t>
+        <w:t xml:space="preserve">БЛОК 1. Мостик от «Мысли» к «Осознанию» (1 мин)</w:t>
       </w:r>
     </w:p>
     <w:p>
@@ -12853,20 +13947,20 @@
           <w:sz w:val="22"/>
           <w:szCs w:val="22"/>
         </w:rPr>
-        <w:t xml:space="preserve">БЛОК 5. Самодиагностика «Точка Б» (1 мин)</w:t>
-      </w:r>
-    </w:p>
-    <w:p>
-      <w:pPr>
-        <w:spacing w:after="120" w:line="276"/>
-      </w:pPr>
-      <w:r>
-        <w:rPr>
-          <w:rFonts w:ascii="Arial" w:cs="Arial" w:eastAsia="Arial" w:hAnsi="Arial"/>
-          <w:sz w:val="21"/>
-          <w:szCs w:val="21"/>
-        </w:rPr>
-        <w:t xml:space="preserve">Задание для обучающегося: «Найди на шкале свою Точку А. Поставь Точку Б — где ты сейчас, после фильма и наших разговоров. Что изменилось? Если стрелка не сдвинулась — это тоже честно. Карту видишь только ты».</w:t>
+        <w:t xml:space="preserve">БЛОК 5. Самодиагностика «Где я?» (1 мин)</w:t>
+      </w:r>
+    </w:p>
+    <w:p>
+      <w:pPr>
+        <w:spacing w:after="120" w:line="276"/>
+      </w:pPr>
+      <w:r>
+        <w:rPr>
+          <w:rFonts w:ascii="Arial" w:cs="Arial" w:eastAsia="Arial" w:hAnsi="Arial"/>
+          <w:sz w:val="21"/>
+          <w:szCs w:val="21"/>
+        </w:rPr>
+        <w:t xml:space="preserve">Задание для обучающегося: «Найди на шкале свою Точку А. Поставь точку этапа — где ты сейчас, после фильма и наших разговоров. Что изменилось? Если стрелка не сдвинулась — это тоже честно. Карту видишь только ты».</w:t>
       </w:r>
     </w:p>
     <w:p>
@@ -13054,7 +14148,7 @@
           <w:sz w:val="24"/>
           <w:szCs w:val="24"/>
         </w:rPr>
-        <w:t xml:space="preserve">Типичные ловушки этапа «Сознание»</w:t>
+        <w:t xml:space="preserve">Типичные ловушки этапа «Осознание»</w:t>
       </w:r>
     </w:p>
     <w:tbl>
@@ -13215,7 +14309,7 @@
                 <w:sz w:val="19"/>
                 <w:szCs w:val="19"/>
               </w:rPr>
-              <w:t xml:space="preserve">Составить рейтинг класса по Точке Б</w:t>
+              <w:t xml:space="preserve">Составить рейтинг класса по точкам шкалы</w:t>
             </w:r>
           </w:p>
         </w:tc>
@@ -13546,7 +14640,7 @@
           <w:sz w:val="24"/>
           <w:szCs w:val="24"/>
         </w:rPr>
-        <w:t xml:space="preserve">Экспресс-шаблон фиксации (этап «Сознание»)</w:t>
+        <w:t xml:space="preserve">Экспресс-шаблон фиксации (этап «Осознание»)</w:t>
       </w:r>
     </w:p>
     <w:tbl>
@@ -13731,7 +14825,7 @@
                 <w:sz w:val="19"/>
                 <w:szCs w:val="19"/>
               </w:rPr>
-              <w:t xml:space="preserve">Точка Б / комментарий</w:t>
+              <w:t xml:space="preserve">Точка этапа / комментарий</w:t>
             </w:r>
           </w:p>
         </w:tc>
@@ -14115,7 +15209,7 @@
           <w:sz w:val="28"/>
           <w:szCs w:val="28"/>
         </w:rPr>
-        <w:t xml:space="preserve">ЭТАП 5. ВООБРАЖЕНИЕ (10 минут)</w:t>
+        <w:t xml:space="preserve">ЭТАП 6. ВООБРАЖЕНИЕ (15 минут)</w:t>
       </w:r>
     </w:p>
     <w:p>
@@ -14183,7 +15277,7 @@
           <w:sz w:val="21"/>
           <w:szCs w:val="21"/>
         </w:rPr>
-        <w:t xml:space="preserve">Формула этапа: Мостик от «Сознания» → Метафора («превращение») → Активность («Остров сокровищ», выбор дела) → Паспорт общего дела → Самодиагностика → Трюизм → Мостик к этапу «Воодушевление».</w:t>
+        <w:t xml:space="preserve">Формула этапа: Мостик от «Осознания» → Метафора («превращение») → Активность («Остров сокровищ», выбор дела) → Паспорт общего дела → Самодиагностика → Трюизм → Мостик к этапу «Воодушевление».</w:t>
       </w:r>
     </w:p>
     <w:p>
@@ -15375,6 +16469,87 @@
     </w:p>
     <w:p>
       <w:pPr>
+        <w:pStyle w:val="Heading3"/>
+        <w:spacing w:after="100" w:before="200"/>
+      </w:pPr>
+      <w:r>
+        <w:rPr>
+          <w:rFonts w:ascii="Arial" w:cs="Arial" w:eastAsia="Arial" w:hAnsi="Arial"/>
+          <w:b/>
+          <w:bCs/>
+          <w:sz w:val="22"/>
+          <w:szCs w:val="22"/>
+        </w:rPr>
+        <w:t xml:space="preserve">БЛОК 7. «Клубок дружбы» и напутствие на дело (5 мин)</w:t>
+      </w:r>
+    </w:p>
+    <w:p>
+      <w:pPr>
+        <w:spacing w:after="120" w:line="276"/>
+      </w:pPr>
+      <w:r>
+        <w:rPr>
+          <w:rFonts w:ascii="Arial" w:cs="Arial" w:eastAsia="Arial" w:hAnsi="Arial"/>
+          <w:sz w:val="21"/>
+          <w:szCs w:val="21"/>
+        </w:rPr>
+        <w:t xml:space="preserve">Дети встают в круг. Первому ребёнку даётся клубок; конец нити он удерживает в руке. Передавая клубок товарищу, он говорит, почему его участие в команде важно: «Я рад, что мы в одной команде, потому что… (ты ответственный, всегда помогаешь, умеешь поднять настроение, аккуратный)».</w:t>
+      </w:r>
+    </w:p>
+    <w:p>
+      <w:pPr>
+        <w:spacing w:after="120" w:line="276"/>
+      </w:pPr>
+      <w:r>
+        <w:rPr>
+          <w:rFonts w:ascii="Arial" w:cs="Arial" w:eastAsia="Arial" w:hAnsi="Arial"/>
+          <w:sz w:val="21"/>
+          <w:szCs w:val="21"/>
+        </w:rPr>
+        <w:t xml:space="preserve">Педагог: «Передавайте клубок и скажите воодушевляющее напутствие на общую работу».</w:t>
+      </w:r>
+    </w:p>
+    <w:p>
+      <w:pPr>
+        <w:spacing w:after="120" w:line="276"/>
+      </w:pPr>
+      <w:r>
+        <w:rPr>
+          <w:rFonts w:ascii="Arial" w:cs="Arial" w:eastAsia="Arial" w:hAnsi="Arial"/>
+          <w:sz w:val="21"/>
+          <w:szCs w:val="21"/>
+        </w:rPr>
+        <w:t xml:space="preserve">Методический секрет: следите, чтобы нить дошла до каждого. Ребёнок, о котором ещё не сказали, получает клубок следующим.</w:t>
+      </w:r>
+    </w:p>
+    <w:p>
+      <w:pPr>
+        <w:spacing w:after="120" w:line="276"/>
+      </w:pPr>
+      <w:r>
+        <w:rPr>
+          <w:rFonts w:ascii="Arial" w:cs="Arial" w:eastAsia="Arial" w:hAnsi="Arial"/>
+          <w:sz w:val="21"/>
+          <w:szCs w:val="21"/>
+        </w:rPr>
+        <w:t xml:space="preserve">Финальный хор. В конце занятия все дети берутся за руки и хором повторяют речёвку класса. Затем трижды, хором, с движением: «Я всё могу! Я всё хочу!»</w:t>
+      </w:r>
+    </w:p>
+    <w:p>
+      <w:pPr>
+        <w:spacing w:after="120" w:line="276"/>
+      </w:pPr>
+      <w:r>
+        <w:rPr>
+          <w:rFonts w:ascii="Arial" w:cs="Arial" w:eastAsia="Arial" w:hAnsi="Arial"/>
+          <w:sz w:val="21"/>
+          <w:szCs w:val="21"/>
+        </w:rPr>
+        <w:t xml:space="preserve">Педагог: «Сегодня вы стали командой, у которой есть своё дело. Проявлять новые качества — значит действовать. Когда мы выполним наше дело, мы соберёмся снова — на Праздник успехов. Помните: каждый, кто умеет радоваться за других, выращивает в мире цветы счастья!»</w:t>
+      </w:r>
+    </w:p>
+    <w:p>
+      <w:pPr>
         <w:pStyle w:val="Heading2"/>
         <w:spacing w:after="120" w:before="280"/>
       </w:pPr>
@@ -15460,6 +16635,63 @@
                 <w:szCs w:val="19"/>
               </w:rPr>
               <w:t xml:space="preserve">Как избежать</w:t>
+            </w:r>
+          </w:p>
+        </w:tc>
+      </w:tr>
+      <w:tr>
+        <w:trPr>
+          <w:tblHeader w:val="false"/>
+        </w:trPr>
+        <w:tc>
+          <w:tcPr>
+            <w:tcW w:type="dxa" w:w="3470"/>
+            <w:tcMar>
+              <w:top w:type="dxa" w:w="60"/>
+              <w:left w:type="dxa" w:w="90"/>
+              <w:bottom w:type="dxa" w:w="60"/>
+              <w:right w:type="dxa" w:w="90"/>
+            </w:tcMar>
+          </w:tcPr>
+          <w:p>
+            <w:pPr>
+              <w:spacing w:after="0" w:line="259"/>
+            </w:pPr>
+            <w:r>
+              <w:rPr>
+                <w:rFonts w:ascii="Arial" w:cs="Arial" w:eastAsia="Arial" w:hAnsi="Arial"/>
+                <w:b w:val="false"/>
+                <w:bCs w:val="false"/>
+                <w:sz w:val="19"/>
+                <w:szCs w:val="19"/>
+              </w:rPr>
+              <w:t xml:space="preserve">Пропустить ребёнка в «Клубке»</w:t>
+            </w:r>
+          </w:p>
+        </w:tc>
+        <w:tc>
+          <w:tcPr>
+            <w:tcW w:type="dxa" w:w="6168"/>
+            <w:tcMar>
+              <w:top w:type="dxa" w:w="60"/>
+              <w:left w:type="dxa" w:w="90"/>
+              <w:bottom w:type="dxa" w:w="60"/>
+              <w:right w:type="dxa" w:w="90"/>
+            </w:tcMar>
+          </w:tcPr>
+          <w:p>
+            <w:pPr>
+              <w:spacing w:after="0" w:line="259"/>
+            </w:pPr>
+            <w:r>
+              <w:rPr>
+                <w:rFonts w:ascii="Arial" w:cs="Arial" w:eastAsia="Arial" w:hAnsi="Arial"/>
+                <w:b w:val="false"/>
+                <w:bCs w:val="false"/>
+                <w:sz w:val="19"/>
+                <w:szCs w:val="19"/>
+              </w:rPr>
+              <w:t xml:space="preserve">Нить доходит до каждого; тот, о ком ещё не сказали, получает клубок следующим</w:t>
             </w:r>
           </w:p>
         </w:tc>
@@ -16447,7 +17679,7 @@
           <w:sz w:val="28"/>
           <w:szCs w:val="28"/>
         </w:rPr>
-        <w:t xml:space="preserve">ЭТАП 6. ВООДУШЕВЛЕНИЕ (10 минут)</w:t>
+        <w:t xml:space="preserve">ЭТАП 7. ВООДУШЕВЛЕНИЕ — ПРАЗДНИК УСПЕХОВ (после общего дела, 30 минут)</w:t>
       </w:r>
     </w:p>
     <w:p>
@@ -16502,20 +17734,20 @@
           <w:sz w:val="21"/>
           <w:szCs w:val="21"/>
         </w:rPr>
-        <w:t xml:space="preserve">Эмоционально закрепить опыт всех этапов, показать историческую глубину качества через Аллею рекордов, торжественно завершить киноурок и напутствовать класс на общее дело.</w:t>
-      </w:r>
-    </w:p>
-    <w:p>
-      <w:pPr>
-        <w:spacing w:after="120" w:line="276"/>
-      </w:pPr>
-      <w:r>
-        <w:rPr>
-          <w:rFonts w:ascii="Arial" w:cs="Arial" w:eastAsia="Arial" w:hAnsi="Arial"/>
-          <w:sz w:val="21"/>
-          <w:szCs w:val="21"/>
-        </w:rPr>
-        <w:t xml:space="preserve">Формула этапа: Мостик от «Воображения» → Метафора («корабль возвращается») → Активность («Клубок дружбы», Аллея рекордов) → Эстафета этапов → Финальный хор → Мостик к социальной практике.</w:t>
+        <w:t xml:space="preserve">Создать эмоционально-ценностное завершение работы над качеством после реального дела класса: прожить радость за других и за себя, увидеть свой рост (Точка А → Точка Б), собрать образ качества в «Цветке чувств» и «Саде», показать историческую глубину качества через Аллею рекордов и открыть перспективу — «Семена радости».</w:t>
+      </w:r>
+    </w:p>
+    <w:p>
+      <w:pPr>
+        <w:spacing w:after="120" w:line="276"/>
+      </w:pPr>
+      <w:r>
+        <w:rPr>
+          <w:rFonts w:ascii="Arial" w:cs="Arial" w:eastAsia="Arial" w:hAnsi="Arial"/>
+          <w:sz w:val="21"/>
+          <w:szCs w:val="21"/>
+        </w:rPr>
+        <w:t xml:space="preserve">Формула этапа: Общее дело → Метафора («корабль возвращается», «лучик в ладошках») → Активность («Цветок чувств», «Сад», Аллея рекордов) → Самодиагностика «Точка Б» → Трюизм → Мостик в будущее («Семена радости»).</w:t>
       </w:r>
     </w:p>
     <w:p>
@@ -16544,7 +17776,7 @@
           <w:sz w:val="21"/>
           <w:szCs w:val="21"/>
         </w:rPr>
-        <w:t xml:space="preserve">На этом этапе не вводится новых знаний. Голос — торжественный, тёплый, с улыбкой. Вы не учитель, вы — старший друг, который гордится своей командой. Правило «Эха»: когда ребёнок отвечает, педагог повторяет его слово и вплетает в свой вывод. Этап заканчивается не итогом, а напутствием: впереди — дело.</w:t>
+        <w:t xml:space="preserve">Этап проводится только после того, как дело выполнено: рефлексия по плану вместо рефлексии по поступку разрушает его смысл. Между этапами «Воображение» и «Воодушевление» лежит само дело — обычно одна-две недели. Голос педагога — тёплый, радостный, торжественный; педагог радуется за детей вслух. Правило «Эха»: когда ребёнок отвечает, педагог повторяет его слово и вплетает в свой вывод.</w:t>
       </w:r>
     </w:p>
     <w:p>
@@ -16560,7 +17792,7 @@
           <w:sz w:val="24"/>
           <w:szCs w:val="24"/>
         </w:rPr>
-        <w:t xml:space="preserve">Пошаговая методическая карта</w:t>
+        <w:t xml:space="preserve">Перед этапом: общее дело класса</w:t>
       </w:r>
     </w:p>
     <w:p>
@@ -16576,20 +17808,33 @@
           <w:sz w:val="22"/>
           <w:szCs w:val="22"/>
         </w:rPr>
-        <w:t xml:space="preserve">БЛОК 1. Мостик и метафора «Корабль возвращается» (1 мин)</w:t>
-      </w:r>
-    </w:p>
-    <w:p>
-      <w:pPr>
-        <w:spacing w:after="120" w:line="276"/>
-      </w:pPr>
-      <w:r>
-        <w:rPr>
-          <w:rFonts w:ascii="Arial" w:cs="Arial" w:eastAsia="Arial" w:hAnsi="Arial"/>
-          <w:sz w:val="21"/>
-          <w:szCs w:val="21"/>
-        </w:rPr>
-        <w:t xml:space="preserve">Педагог: «Наш корабль „Дружба“ прошёл большой путь: мы почувствовали цвета, прожили семь сцен, разгадали секреты, выбрали дело. Паруса подняты. Осталось узнать, кто ещё плавал под такими парусами — и отправиться в дело».</w:t>
+        <w:t xml:space="preserve">ШАГ 1. Подготовка (по Паспорту общего дела)</w:t>
+      </w:r>
+    </w:p>
+    <w:p>
+      <w:pPr>
+        <w:spacing w:after="120" w:line="276"/>
+      </w:pPr>
+      <w:r>
+        <w:rPr>
+          <w:rFonts w:ascii="Arial" w:cs="Arial" w:eastAsia="Arial" w:hAnsi="Arial"/>
+          <w:sz w:val="21"/>
+          <w:szCs w:val="21"/>
+        </w:rPr>
+        <w:t xml:space="preserve">Педагог вместе с командами проверяет: получатель известен и его потребность выяснена; задачи распределены — художники, организаторы, помощники; материалы и помощь взрослых готовы; срок назначен; договорились, как увидим пользу для получателя.</w:t>
+      </w:r>
+    </w:p>
+    <w:p>
+      <w:pPr>
+        <w:spacing w:after="120" w:line="276"/>
+      </w:pPr>
+      <w:r>
+        <w:rPr>
+          <w:rFonts w:ascii="Arial" w:cs="Arial" w:eastAsia="Arial" w:hAnsi="Arial"/>
+          <w:sz w:val="21"/>
+          <w:szCs w:val="21"/>
+        </w:rPr>
+        <w:t xml:space="preserve">Педагог: «Каждая команда отвечает за свою часть. Если у кого-то не получается — помогает соседняя команда. Мы не соревнуемся, кто быстрее. Мы вместе делаем одно дело».</w:t>
       </w:r>
     </w:p>
     <w:p>
@@ -16605,46 +17850,33 @@
           <w:sz w:val="22"/>
           <w:szCs w:val="22"/>
         </w:rPr>
-        <w:t xml:space="preserve">БЛОК 2. «Клубок дружбы» (4 мин)</w:t>
-      </w:r>
-    </w:p>
-    <w:p>
-      <w:pPr>
-        <w:spacing w:after="120" w:line="276"/>
-      </w:pPr>
-      <w:r>
-        <w:rPr>
-          <w:rFonts w:ascii="Arial" w:cs="Arial" w:eastAsia="Arial" w:hAnsi="Arial"/>
-          <w:sz w:val="21"/>
-          <w:szCs w:val="21"/>
-        </w:rPr>
-        <w:t xml:space="preserve">Дети встают в круг. Первому ребёнку даётся клубок; конец нити он удерживает в руке. Передавая клубок товарищу, он говорит, почему его участие в команде важно: «Я рад, что мы в одной команде, потому что… (ты ответственный, всегда помогаешь, умеешь поднять настроение, аккуратный)».</w:t>
-      </w:r>
-    </w:p>
-    <w:p>
-      <w:pPr>
-        <w:spacing w:after="120" w:line="276"/>
-      </w:pPr>
-      <w:r>
-        <w:rPr>
-          <w:rFonts w:ascii="Arial" w:cs="Arial" w:eastAsia="Arial" w:hAnsi="Arial"/>
-          <w:sz w:val="21"/>
-          <w:szCs w:val="21"/>
-        </w:rPr>
-        <w:t xml:space="preserve">Педагог: «Передавайте клубок и скажите воодушевляющее напутствие на общую работу».</w:t>
-      </w:r>
-    </w:p>
-    <w:p>
-      <w:pPr>
-        <w:spacing w:after="120" w:line="276"/>
-      </w:pPr>
-      <w:r>
-        <w:rPr>
-          <w:rFonts w:ascii="Arial" w:cs="Arial" w:eastAsia="Arial" w:hAnsi="Arial"/>
-          <w:sz w:val="21"/>
-          <w:szCs w:val="21"/>
-        </w:rPr>
-        <w:t xml:space="preserve">Методический секрет: следите, чтобы нить дошла до каждого. Ребёнок, о котором ещё не сказали, получает клубок следующим.</w:t>
+        <w:t xml:space="preserve">ШАГ 2. Выполнение</w:t>
+      </w:r>
+    </w:p>
+    <w:p>
+      <w:pPr>
+        <w:spacing w:after="120" w:line="276"/>
+      </w:pPr>
+      <w:r>
+        <w:rPr>
+          <w:rFonts w:ascii="Arial" w:cs="Arial" w:eastAsia="Arial" w:hAnsi="Arial"/>
+          <w:sz w:val="21"/>
+          <w:szCs w:val="21"/>
+        </w:rPr>
+        <w:t xml:space="preserve">Дело выполняется в назначенный срок. Педагог фиксирует результат: фотографии, рисунки, слова получателей. Дети записывают в тетради, что сделали на самом деле.</w:t>
+      </w:r>
+    </w:p>
+    <w:p>
+      <w:pPr>
+        <w:spacing w:after="120" w:line="276"/>
+      </w:pPr>
+      <w:r>
+        <w:rPr>
+          <w:rFonts w:ascii="Arial" w:cs="Arial" w:eastAsia="Arial" w:hAnsi="Arial"/>
+          <w:sz w:val="21"/>
+          <w:szCs w:val="21"/>
+        </w:rPr>
+        <w:t xml:space="preserve">Методический секрет: во время дела педагог замечает и называет вслух проявления трёх парусов: «Вот доброжелательность — ты помог соседней команде», «Вот чуткость — ты заметил, что Маше нужна помощь», «Вот великодушие — ты порадовался за другую команду». Это и есть воспитание в действии.</w:t>
       </w:r>
     </w:p>
     <w:p>
@@ -16660,7 +17892,363 @@
           <w:sz w:val="22"/>
           <w:szCs w:val="22"/>
         </w:rPr>
-        <w:t xml:space="preserve">БЛОК 3. Аллея рекордов радости за другого (4 мин)</w:t>
+        <w:t xml:space="preserve">ШАГ 3. Результат для получателя</w:t>
+      </w:r>
+    </w:p>
+    <w:p>
+      <w:pPr>
+        <w:spacing w:after="120" w:line="276"/>
+      </w:pPr>
+      <w:r>
+        <w:rPr>
+          <w:rFonts w:ascii="Arial" w:cs="Arial" w:eastAsia="Arial" w:hAnsi="Arial"/>
+          <w:sz w:val="21"/>
+          <w:szCs w:val="21"/>
+        </w:rPr>
+        <w:t xml:space="preserve">Класс передаёт результат получателю: открытки — работникам школы, концерт — родителям, плакат — школе. Педагог помогает детям увидеть реакцию получателя: это и есть плод дела.</w:t>
+      </w:r>
+    </w:p>
+    <w:p>
+      <w:pPr>
+        <w:pStyle w:val="Heading2"/>
+        <w:spacing w:after="120" w:before="280"/>
+      </w:pPr>
+      <w:r>
+        <w:rPr>
+          <w:rFonts w:ascii="Arial" w:cs="Arial" w:eastAsia="Arial" w:hAnsi="Arial"/>
+          <w:b/>
+          <w:bCs/>
+          <w:sz w:val="24"/>
+          <w:szCs w:val="24"/>
+        </w:rPr>
+        <w:t xml:space="preserve">Пошаговая методическая карта «Праздника успехов»</w:t>
+      </w:r>
+    </w:p>
+    <w:p>
+      <w:pPr>
+        <w:pStyle w:val="Heading3"/>
+        <w:spacing w:after="100" w:before="200"/>
+      </w:pPr>
+      <w:r>
+        <w:rPr>
+          <w:rFonts w:ascii="Arial" w:cs="Arial" w:eastAsia="Arial" w:hAnsi="Arial"/>
+          <w:b/>
+          <w:bCs/>
+          <w:sz w:val="22"/>
+          <w:szCs w:val="22"/>
+        </w:rPr>
+        <w:t xml:space="preserve">БЛОК 1. Мостик и метафора «Корабль возвращается» (1 мин)</w:t>
+      </w:r>
+    </w:p>
+    <w:p>
+      <w:pPr>
+        <w:spacing w:after="120" w:line="276"/>
+      </w:pPr>
+      <w:r>
+        <w:rPr>
+          <w:rFonts w:ascii="Arial" w:cs="Arial" w:eastAsia="Arial" w:hAnsi="Arial"/>
+          <w:sz w:val="21"/>
+          <w:szCs w:val="21"/>
+        </w:rPr>
+        <w:t xml:space="preserve">Педагог: «Наш корабль „Дружба“ вернулся в гавань. Мы почувствовали цвета, прожили фильм и семь сцен, разгадали секреты, выбрали дело — и сделали его! Сегодня — наш Праздник успехов».</w:t>
+      </w:r>
+    </w:p>
+    <w:p>
+      <w:pPr>
+        <w:pStyle w:val="Heading3"/>
+        <w:spacing w:after="100" w:before="200"/>
+      </w:pPr>
+      <w:r>
+        <w:rPr>
+          <w:rFonts w:ascii="Arial" w:cs="Arial" w:eastAsia="Arial" w:hAnsi="Arial"/>
+          <w:b/>
+          <w:bCs/>
+          <w:sz w:val="22"/>
+          <w:szCs w:val="22"/>
+        </w:rPr>
+        <w:t xml:space="preserve">БЛОК 2. «Лучик в ладошках» (3 мин)</w:t>
+      </w:r>
+    </w:p>
+    <w:p>
+      <w:pPr>
+        <w:spacing w:after="120" w:line="276"/>
+      </w:pPr>
+      <w:r>
+        <w:rPr>
+          <w:rFonts w:ascii="Arial" w:cs="Arial" w:eastAsia="Arial" w:hAnsi="Arial"/>
+          <w:sz w:val="21"/>
+          <w:szCs w:val="21"/>
+        </w:rPr>
+        <w:t xml:space="preserve">Текст педагога:</w:t>
+      </w:r>
+    </w:p>
+    <w:p>
+      <w:pPr>
+        <w:spacing w:after="120" w:line="276"/>
+      </w:pPr>
+      <w:r>
+        <w:rPr>
+          <w:rFonts w:ascii="Arial" w:cs="Arial" w:eastAsia="Arial" w:hAnsi="Arial"/>
+          <w:sz w:val="21"/>
+          <w:szCs w:val="21"/>
+        </w:rPr>
+        <w:t xml:space="preserve">«Ребята, закройте глаза ладошками и представьте, что в них — тёплый солнечный лучик. Он светит из самого сердца — так же, как наша радость от выполненного общего дела. Это лучик той радости, которую мы подарили другим. Давайте прямо сейчас расскажем историю об этом. Радость — первое слово, которое я произнесу. Представьте её в виде какого-то образа, будто смотрите мультик в тёмном кинозале.</w:t>
+      </w:r>
+    </w:p>
+    <w:p>
+      <w:pPr>
+        <w:spacing w:after="120" w:line="276"/>
+      </w:pPr>
+      <w:r>
+        <w:rPr>
+          <w:rFonts w:ascii="Arial" w:cs="Arial" w:eastAsia="Arial" w:hAnsi="Arial"/>
+          <w:sz w:val="21"/>
+          <w:szCs w:val="21"/>
+        </w:rPr>
+        <w:t xml:space="preserve">Сейчас я буду подходить к вам по очереди, называть по имени и класть руку на плечо. Кого назову, тот скажет следующее слово — что вы чувствуете, когда наше дело завершено? Слова могут повторяться».</w:t>
+      </w:r>
+    </w:p>
+    <w:p>
+      <w:pPr>
+        <w:spacing w:after="120" w:line="276"/>
+      </w:pPr>
+      <w:r>
+        <w:rPr>
+          <w:rFonts w:ascii="Arial" w:cs="Arial" w:eastAsia="Arial" w:hAnsi="Arial"/>
+          <w:sz w:val="21"/>
+          <w:szCs w:val="21"/>
+        </w:rPr>
+        <w:t xml:space="preserve">Методический секрет: подходите выборочно, в том числе к тем, кто не проявил себя или был менее активен. Ребёнок может предпочесть обращение по имени без прикосновения.</w:t>
+      </w:r>
+    </w:p>
+    <w:p>
+      <w:pPr>
+        <w:pStyle w:val="Heading3"/>
+        <w:spacing w:after="100" w:before="200"/>
+      </w:pPr>
+      <w:r>
+        <w:rPr>
+          <w:rFonts w:ascii="Arial" w:cs="Arial" w:eastAsia="Arial" w:hAnsi="Arial"/>
+          <w:b/>
+          <w:bCs/>
+          <w:sz w:val="22"/>
+          <w:szCs w:val="22"/>
+        </w:rPr>
+        <w:t xml:space="preserve">БЛОК 3. «Цветок чувств» (тетрадь, задание 9) (4 мин)</w:t>
+      </w:r>
+    </w:p>
+    <w:p>
+      <w:pPr>
+        <w:spacing w:after="120" w:line="276"/>
+      </w:pPr>
+      <w:r>
+        <w:rPr>
+          <w:rFonts w:ascii="Arial" w:cs="Arial" w:eastAsia="Arial" w:hAnsi="Arial"/>
+          <w:sz w:val="21"/>
+          <w:szCs w:val="21"/>
+        </w:rPr>
+        <w:t xml:space="preserve">Текст педагога:</w:t>
+      </w:r>
+    </w:p>
+    <w:p>
+      <w:pPr>
+        <w:spacing w:after="120" w:line="276"/>
+      </w:pPr>
+      <w:r>
+        <w:rPr>
+          <w:rFonts w:ascii="Arial" w:cs="Arial" w:eastAsia="Arial" w:hAnsi="Arial"/>
+          <w:sz w:val="21"/>
+          <w:szCs w:val="21"/>
+        </w:rPr>
+        <w:t xml:space="preserve">«Вы справились ещё с одним командным делом! Какие чувства вы испытываете, вспоминая наше доброе дело? Давайте расскажем об этом в рисунке.</w:t>
+      </w:r>
+    </w:p>
+    <w:p>
+      <w:pPr>
+        <w:spacing w:after="120" w:line="276"/>
+      </w:pPr>
+      <w:r>
+        <w:rPr>
+          <w:rFonts w:ascii="Arial" w:cs="Arial" w:eastAsia="Arial" w:hAnsi="Arial"/>
+          <w:sz w:val="21"/>
+          <w:szCs w:val="21"/>
+        </w:rPr>
+        <w:t xml:space="preserve">Я буду называть чувство и цвет. Например: гордость — красный цвет. Если вы испытываете гордость, вспоминая наше дело, возьмите красный карандаш и закрасьте один лепесток.</w:t>
+      </w:r>
+    </w:p>
+    <w:p>
+      <w:pPr>
+        <w:spacing w:after="120" w:line="276"/>
+      </w:pPr>
+      <w:r>
+        <w:rPr>
+          <w:rFonts w:ascii="Arial" w:cs="Arial" w:eastAsia="Arial" w:hAnsi="Arial"/>
+          <w:sz w:val="21"/>
+          <w:szCs w:val="21"/>
+        </w:rPr>
+        <w:t xml:space="preserve">Удовлетворение — жёлтый. Радость — оранжевый. Равнодушие — фиолетовый. Надежда — голубой. Воодушевление — синий.</w:t>
+      </w:r>
+    </w:p>
+    <w:p>
+      <w:pPr>
+        <w:spacing w:after="120" w:line="276"/>
+      </w:pPr>
+      <w:r>
+        <w:rPr>
+          <w:rFonts w:ascii="Arial" w:cs="Arial" w:eastAsia="Arial" w:hAnsi="Arial"/>
+          <w:sz w:val="21"/>
+          <w:szCs w:val="21"/>
+        </w:rPr>
+        <w:t xml:space="preserve">Закончите закрашивать цветок, повторите лепестки такого цвета, каких чувств испытываете больше всего.</w:t>
+      </w:r>
+    </w:p>
+    <w:p>
+      <w:pPr>
+        <w:spacing w:after="120" w:line="276"/>
+      </w:pPr>
+      <w:r>
+        <w:rPr>
+          <w:rFonts w:ascii="Arial" w:cs="Arial" w:eastAsia="Arial" w:hAnsi="Arial"/>
+          <w:sz w:val="21"/>
+          <w:szCs w:val="21"/>
+        </w:rPr>
+        <w:t xml:space="preserve">Поднимите свои тетрадки, покажите цветок. Я хочу увидеть прекрасный сад из ярких цветов! Спасибо! Вы смогли подарить мне большую радость!»</w:t>
+      </w:r>
+    </w:p>
+    <w:p>
+      <w:pPr>
+        <w:spacing w:after="120" w:line="276"/>
+      </w:pPr>
+      <w:r>
+        <w:rPr>
+          <w:rFonts w:ascii="Arial" w:cs="Arial" w:eastAsia="Arial" w:hAnsi="Arial"/>
+          <w:sz w:val="21"/>
+          <w:szCs w:val="21"/>
+        </w:rPr>
+        <w:t xml:space="preserve">Методический секрет: по цветкам видно, есть ли в классе дети, оставшиеся равнодушными к завершённому делу. Это не замечание, а сигнал: подойти отдельно и спросить о его части дела.</w:t>
+      </w:r>
+    </w:p>
+    <w:p>
+      <w:pPr>
+        <w:pStyle w:val="Heading3"/>
+        <w:spacing w:after="100" w:before="200"/>
+      </w:pPr>
+      <w:r>
+        <w:rPr>
+          <w:rFonts w:ascii="Arial" w:cs="Arial" w:eastAsia="Arial" w:hAnsi="Arial"/>
+          <w:b/>
+          <w:bCs/>
+          <w:sz w:val="22"/>
+          <w:szCs w:val="22"/>
+        </w:rPr>
+        <w:t xml:space="preserve">БЛОК 4. «Сад» (3 мин)</w:t>
+      </w:r>
+    </w:p>
+    <w:p>
+      <w:pPr>
+        <w:spacing w:after="120" w:line="276"/>
+      </w:pPr>
+      <w:r>
+        <w:rPr>
+          <w:rFonts w:ascii="Arial" w:cs="Arial" w:eastAsia="Arial" w:hAnsi="Arial"/>
+          <w:sz w:val="21"/>
+          <w:szCs w:val="21"/>
+        </w:rPr>
+        <w:t xml:space="preserve">Текст педагога:</w:t>
+      </w:r>
+    </w:p>
+    <w:p>
+      <w:pPr>
+        <w:spacing w:after="120" w:line="276"/>
+      </w:pPr>
+      <w:r>
+        <w:rPr>
+          <w:rFonts w:ascii="Arial" w:cs="Arial" w:eastAsia="Arial" w:hAnsi="Arial"/>
+          <w:sz w:val="21"/>
+          <w:szCs w:val="21"/>
+        </w:rPr>
+        <w:t xml:space="preserve">«Давайте оживим наш сад! Вспомните, как мы выбирали дело, как поддерживали друг друга. Какие качества нам помогали?</w:t>
+      </w:r>
+    </w:p>
+    <w:p>
+      <w:pPr>
+        <w:spacing w:after="120" w:line="276"/>
+      </w:pPr>
+      <w:r>
+        <w:rPr>
+          <w:rFonts w:ascii="Arial" w:cs="Arial" w:eastAsia="Arial" w:hAnsi="Arial"/>
+          <w:sz w:val="21"/>
+          <w:szCs w:val="21"/>
+        </w:rPr>
+        <w:t xml:space="preserve">Стебель, на котором всё держалось, основное качество — как мы относились друг к другу? (Доброжелательно.) Дорисуйте стебель.</w:t>
+      </w:r>
+    </w:p>
+    <w:p>
+      <w:pPr>
+        <w:spacing w:after="120" w:line="276"/>
+      </w:pPr>
+      <w:r>
+        <w:rPr>
+          <w:rFonts w:ascii="Arial" w:cs="Arial" w:eastAsia="Arial" w:hAnsi="Arial"/>
+          <w:sz w:val="21"/>
+          <w:szCs w:val="21"/>
+        </w:rPr>
+        <w:t xml:space="preserve">Что помогало не сдаваться? (Воля и искренность.) Это корни, которые дают устойчивость нашему цветку.</w:t>
+      </w:r>
+    </w:p>
+    <w:p>
+      <w:pPr>
+        <w:spacing w:after="120" w:line="276"/>
+      </w:pPr>
+      <w:r>
+        <w:rPr>
+          <w:rFonts w:ascii="Arial" w:cs="Arial" w:eastAsia="Arial" w:hAnsi="Arial"/>
+          <w:sz w:val="21"/>
+          <w:szCs w:val="21"/>
+        </w:rPr>
+        <w:t xml:space="preserve">Какие поступки нас объединяли? (Чуткость и великодушие.) Это листья — они как руки, распахнутые для объятий.</w:t>
+      </w:r>
+    </w:p>
+    <w:p>
+      <w:pPr>
+        <w:spacing w:after="120" w:line="276"/>
+      </w:pPr>
+      <w:r>
+        <w:rPr>
+          <w:rFonts w:ascii="Arial" w:cs="Arial" w:eastAsia="Arial" w:hAnsi="Arial"/>
+          <w:sz w:val="21"/>
+          <w:szCs w:val="21"/>
+        </w:rPr>
+        <w:t xml:space="preserve">Почему корни — это воля и искренность? Как вы думаете? Как Настя „поливала“ свой сад доброты? (Добрыми поступками.)»</w:t>
+      </w:r>
+    </w:p>
+    <w:p>
+      <w:pPr>
+        <w:spacing w:after="120" w:line="276"/>
+      </w:pPr>
+      <w:r>
+        <w:rPr>
+          <w:rFonts w:ascii="Arial" w:cs="Arial" w:eastAsia="Arial" w:hAnsi="Arial"/>
+          <w:sz w:val="21"/>
+          <w:szCs w:val="21"/>
+        </w:rPr>
+        <w:t xml:space="preserve">Во время рисования ведите беседу, вспоминая ситуации, когда проявлялось каждое качество. Дети ещё раз проживут событие, закрепляя положительные моменты.</w:t>
+      </w:r>
+    </w:p>
+    <w:p>
+      <w:pPr>
+        <w:pStyle w:val="Heading3"/>
+        <w:spacing w:after="100" w:before="200"/>
+      </w:pPr>
+      <w:r>
+        <w:rPr>
+          <w:rFonts w:ascii="Arial" w:cs="Arial" w:eastAsia="Arial" w:hAnsi="Arial"/>
+          <w:b/>
+          <w:bCs/>
+          <w:sz w:val="22"/>
+          <w:szCs w:val="22"/>
+        </w:rPr>
+        <w:t xml:space="preserve">БЛОК 5. Аллея рекордов радости за другого (6 мин)</w:t>
       </w:r>
     </w:p>
     <w:p>
@@ -17850,7 +19438,7 @@
           <w:sz w:val="21"/>
           <w:szCs w:val="21"/>
         </w:rPr>
-        <w:t xml:space="preserve">СОЗНАНИЕ — какой парус поднят?</w:t>
+        <w:t xml:space="preserve">ОСОЗНАНИЕ — какой парус поднят?</w:t>
       </w:r>
     </w:p>
     <w:p>
@@ -17873,6 +19461,32 @@
     </w:p>
     <w:p>
       <w:pPr>
+        <w:spacing w:after="120" w:line="276"/>
+      </w:pPr>
+      <w:r>
+        <w:rPr>
+          <w:rFonts w:ascii="Arial" w:cs="Arial" w:eastAsia="Arial" w:hAnsi="Arial"/>
+          <w:sz w:val="21"/>
+          <w:szCs w:val="21"/>
+        </w:rPr>
+        <w:t xml:space="preserve">Эстафета этапов. </w:t>
+      </w:r>
+    </w:p>
+    <w:p>
+      <w:pPr>
+        <w:spacing w:after="120" w:line="276"/>
+      </w:pPr>
+      <w:r>
+        <w:rPr>
+          <w:rFonts w:ascii="Arial" w:cs="Arial" w:eastAsia="Arial" w:hAnsi="Arial"/>
+          <w:sz w:val="21"/>
+          <w:szCs w:val="21"/>
+        </w:rPr>
+        <w:t xml:space="preserve">Педагог: «Вспомним наш путь. Что мы делали на каждой остановке?» Дети по цепочке называют: цвет → фильм и семь сцен → секрет Кристины и три паруса → пирамида и антидот → остров и общее дело → наше дело. Каждое воспоминание — парус, поднятый на нашем корабле.</w:t>
+      </w:r>
+    </w:p>
+    <w:p>
+      <w:pPr>
         <w:pStyle w:val="Heading3"/>
         <w:spacing w:after="100" w:before="200"/>
       </w:pPr>
@@ -17884,20 +19498,100 @@
           <w:sz w:val="22"/>
           <w:szCs w:val="22"/>
         </w:rPr>
-        <w:t xml:space="preserve">БЛОК 4. Эстафета этапов (1 мин)</w:t>
-      </w:r>
-    </w:p>
-    <w:p>
-      <w:pPr>
-        <w:spacing w:after="120" w:line="276"/>
-      </w:pPr>
-      <w:r>
-        <w:rPr>
-          <w:rFonts w:ascii="Arial" w:cs="Arial" w:eastAsia="Arial" w:hAnsi="Arial"/>
-          <w:sz w:val="21"/>
-          <w:szCs w:val="21"/>
-        </w:rPr>
-        <w:t xml:space="preserve">Педагог: «Вспомним наш путь. Что мы делали на каждой остановке?» Дети по цепочке называют: цвет → фильм и семь сцен → секрет Кристины и три паруса → пирамида и антидот → остров и общее дело. Каждое воспоминание — парус, поднятый на нашем корабле.</w:t>
+        <w:t xml:space="preserve">БЛОК 6. Рефлексия (3 мин)</w:t>
+      </w:r>
+    </w:p>
+    <w:p>
+      <w:pPr>
+        <w:spacing w:after="120" w:line="276"/>
+      </w:pPr>
+      <w:r>
+        <w:rPr>
+          <w:rFonts w:ascii="Arial" w:cs="Arial" w:eastAsia="Arial" w:hAnsi="Arial"/>
+          <w:sz w:val="21"/>
+          <w:szCs w:val="21"/>
+        </w:rPr>
+        <w:t xml:space="preserve">Текст педагога:</w:t>
+      </w:r>
+    </w:p>
+    <w:p>
+      <w:pPr>
+        <w:spacing w:after="120" w:line="276"/>
+      </w:pPr>
+      <w:r>
+        <w:rPr>
+          <w:rFonts w:ascii="Arial" w:cs="Arial" w:eastAsia="Arial" w:hAnsi="Arial"/>
+          <w:sz w:val="21"/>
+          <w:szCs w:val="21"/>
+        </w:rPr>
+        <w:t xml:space="preserve">«Представьте, что вы встретили героев фильма. Что бы вы рассказали им о нашем деле?</w:t>
+      </w:r>
+    </w:p>
+    <w:p>
+      <w:pPr>
+        <w:pStyle w:val="ListParagraph"/>
+        <w:numPr>
+          <w:ilvl w:val="0"/>
+          <w:numId w:val="2"/>
+        </w:numPr>
+        <w:spacing w:after="60" w:line="264"/>
+      </w:pPr>
+      <w:r>
+        <w:rPr>
+          <w:rFonts w:ascii="Arial" w:cs="Arial" w:eastAsia="Arial" w:hAnsi="Arial"/>
+          <w:sz w:val="21"/>
+          <w:szCs w:val="21"/>
+        </w:rPr>
+        <w:t xml:space="preserve">Я научился радоваться за…</w:t>
+      </w:r>
+    </w:p>
+    <w:p>
+      <w:pPr>
+        <w:pStyle w:val="ListParagraph"/>
+        <w:numPr>
+          <w:ilvl w:val="0"/>
+          <w:numId w:val="2"/>
+        </w:numPr>
+        <w:spacing w:after="60" w:line="264"/>
+      </w:pPr>
+      <w:r>
+        <w:rPr>
+          <w:rFonts w:ascii="Arial" w:cs="Arial" w:eastAsia="Arial" w:hAnsi="Arial"/>
+          <w:sz w:val="21"/>
+          <w:szCs w:val="21"/>
+        </w:rPr>
+        <w:t xml:space="preserve">Самым сложным было…</w:t>
+      </w:r>
+    </w:p>
+    <w:p>
+      <w:pPr>
+        <w:pStyle w:val="ListParagraph"/>
+        <w:numPr>
+          <w:ilvl w:val="0"/>
+          <w:numId w:val="2"/>
+        </w:numPr>
+        <w:spacing w:after="60" w:line="264"/>
+      </w:pPr>
+      <w:r>
+        <w:rPr>
+          <w:rFonts w:ascii="Arial" w:cs="Arial" w:eastAsia="Arial" w:hAnsi="Arial"/>
+          <w:sz w:val="21"/>
+          <w:szCs w:val="21"/>
+        </w:rPr>
+        <w:t xml:space="preserve">В следующий раз я…</w:t>
+      </w:r>
+    </w:p>
+    <w:p>
+      <w:pPr>
+        <w:spacing w:after="120" w:line="276"/>
+      </w:pPr>
+      <w:r>
+        <w:rPr>
+          <w:rFonts w:ascii="Arial" w:cs="Arial" w:eastAsia="Arial" w:hAnsi="Arial"/>
+          <w:sz w:val="21"/>
+          <w:szCs w:val="21"/>
+        </w:rPr>
+        <w:t xml:space="preserve">Что было самым важным в нашем деле? Давайте определим уровень нашей силы — нам удалось проявить её на уровне… Как изменились ваши мысли о зависти? Кто из одноклассников помог вам понять ценность радости за других?»</w:t>
       </w:r>
     </w:p>
     <w:p>
@@ -17913,33 +19607,130 @@
           <w:sz w:val="22"/>
           <w:szCs w:val="22"/>
         </w:rPr>
-        <w:t xml:space="preserve">БЛОК 5. Финальный хор и мостик к социальной практике (1 мин)</w:t>
-      </w:r>
-    </w:p>
-    <w:p>
-      <w:pPr>
-        <w:spacing w:after="120" w:line="276"/>
-      </w:pPr>
-      <w:r>
-        <w:rPr>
-          <w:rFonts w:ascii="Arial" w:cs="Arial" w:eastAsia="Arial" w:hAnsi="Arial"/>
-          <w:sz w:val="21"/>
-          <w:szCs w:val="21"/>
-        </w:rPr>
-        <w:t xml:space="preserve">В конце занятия все дети берутся за руки и хором повторяют речёвку класса. Затем трижды, хором, с движением: «Я всё могу! Я всё хочу!»</w:t>
-      </w:r>
-    </w:p>
-    <w:p>
-      <w:pPr>
-        <w:spacing w:after="120" w:line="276"/>
-      </w:pPr>
-      <w:r>
-        <w:rPr>
-          <w:rFonts w:ascii="Arial" w:cs="Arial" w:eastAsia="Arial" w:hAnsi="Arial"/>
-          <w:sz w:val="21"/>
-          <w:szCs w:val="21"/>
-        </w:rPr>
-        <w:t xml:space="preserve">Педагог: «Сегодня вы стали настоящими творцами добра. Но проявлять новые качества — значит действовать. Впереди — наше дело. Когда мы его выполним, мы соберёмся снова — на Праздник успехов. Помните: каждый, кто умеет радоваться за других, выращивает в мире цветы счастья!»</w:t>
+        <w:t xml:space="preserve">БЛОК 7. Самодиагностика «Точка Б» (1 мин)</w:t>
+      </w:r>
+    </w:p>
+    <w:p>
+      <w:pPr>
+        <w:spacing w:after="120" w:line="276"/>
+      </w:pPr>
+      <w:r>
+        <w:rPr>
+          <w:rFonts w:ascii="Arial" w:cs="Arial" w:eastAsia="Arial" w:hAnsi="Arial"/>
+          <w:sz w:val="21"/>
+          <w:szCs w:val="21"/>
+        </w:rPr>
+        <w:t xml:space="preserve">Задание для обучающегося: «Поставь Точку Б на шкале „Мой корабль“ — где ты сейчас, после нашего дела. Посмотри на весь путь от Точки А. Куда двигалась стрелка? Если она сдвинулась хоть немного вправо — это твой рекорд. Если нет — это честная точка, и она тоже твоя».</w:t>
+      </w:r>
+    </w:p>
+    <w:p>
+      <w:pPr>
+        <w:pStyle w:val="Heading3"/>
+        <w:spacing w:after="100" w:before="200"/>
+      </w:pPr>
+      <w:r>
+        <w:rPr>
+          <w:rFonts w:ascii="Arial" w:cs="Arial" w:eastAsia="Arial" w:hAnsi="Arial"/>
+          <w:b/>
+          <w:bCs/>
+          <w:sz w:val="22"/>
+          <w:szCs w:val="22"/>
+        </w:rPr>
+        <w:t xml:space="preserve">БЛОК 8. «Семена радости» и мечта (3 мин)</w:t>
+      </w:r>
+    </w:p>
+    <w:p>
+      <w:pPr>
+        <w:spacing w:after="120" w:line="276"/>
+      </w:pPr>
+      <w:r>
+        <w:rPr>
+          <w:rFonts w:ascii="Arial" w:cs="Arial" w:eastAsia="Arial" w:hAnsi="Arial"/>
+          <w:sz w:val="21"/>
+          <w:szCs w:val="21"/>
+        </w:rPr>
+        <w:t xml:space="preserve">Текст педагога:</w:t>
+      </w:r>
+    </w:p>
+    <w:p>
+      <w:pPr>
+        <w:spacing w:after="120" w:line="276"/>
+      </w:pPr>
+      <w:r>
+        <w:rPr>
+          <w:rFonts w:ascii="Arial" w:cs="Arial" w:eastAsia="Arial" w:hAnsi="Arial"/>
+          <w:sz w:val="21"/>
+          <w:szCs w:val="21"/>
+        </w:rPr>
+        <w:t xml:space="preserve">«Представьте, что наша радость — это волшебные семена. Куда бы вы хотели их посеять в будущем, когда станете взрослыми? (Конкретизируйте: какие дела, для кого, как это будет выглядеть, кто будет рядом.)</w:t>
+      </w:r>
+    </w:p>
+    <w:p>
+      <w:pPr>
+        <w:spacing w:after="120" w:line="276"/>
+      </w:pPr>
+      <w:r>
+        <w:rPr>
+          <w:rFonts w:ascii="Arial" w:cs="Arial" w:eastAsia="Arial" w:hAnsi="Arial"/>
+          <w:sz w:val="21"/>
+          <w:szCs w:val="21"/>
+        </w:rPr>
+        <w:t xml:space="preserve">Можно ли назвать ваши планы мечтой? Большие мечты сбываются, когда начинаешь делать первые шаги к ней прямо сейчас. Что вы запланируете для себя, чтобы идти к своей мечте?»</w:t>
+      </w:r>
+    </w:p>
+    <w:p>
+      <w:pPr>
+        <w:pStyle w:val="Heading3"/>
+        <w:spacing w:after="100" w:before="200"/>
+      </w:pPr>
+      <w:r>
+        <w:rPr>
+          <w:rFonts w:ascii="Arial" w:cs="Arial" w:eastAsia="Arial" w:hAnsi="Arial"/>
+          <w:b/>
+          <w:bCs/>
+          <w:sz w:val="22"/>
+          <w:szCs w:val="22"/>
+        </w:rPr>
+        <w:t xml:space="preserve">БЛОК 9. Финальный трюизм и мандарин (3 мин)</w:t>
+      </w:r>
+    </w:p>
+    <w:p>
+      <w:pPr>
+        <w:spacing w:after="120" w:line="276"/>
+      </w:pPr>
+      <w:r>
+        <w:rPr>
+          <w:rFonts w:ascii="Arial" w:cs="Arial" w:eastAsia="Arial" w:hAnsi="Arial"/>
+          <w:sz w:val="21"/>
+          <w:szCs w:val="21"/>
+        </w:rPr>
+        <w:t xml:space="preserve">Педагог: «Я предлагаю всем вместе произнести настоящие волшебные слова, которые помогут сбыться вашим прекрасным мечтам, вырасти посаженным семенам будущих прекрасных садов: „Я всё могу! Я всё хочу!“» (Хором, трижды, с движением: руки от сердца — вверх.)</w:t>
+      </w:r>
+    </w:p>
+    <w:p>
+      <w:pPr>
+        <w:spacing w:after="120" w:line="276"/>
+      </w:pPr>
+      <w:r>
+        <w:rPr>
+          <w:rFonts w:ascii="Arial" w:cs="Arial" w:eastAsia="Arial" w:hAnsi="Arial"/>
+          <w:sz w:val="21"/>
+          <w:szCs w:val="21"/>
+        </w:rPr>
+        <w:t xml:space="preserve">«Сегодня вы стали настоящими творцами добра. Помните: каждый, кто умеет радоваться за других, выращивает в мире цветы счастья!»</w:t>
+      </w:r>
+    </w:p>
+    <w:p>
+      <w:pPr>
+        <w:spacing w:after="120" w:line="276"/>
+      </w:pPr>
+      <w:r>
+        <w:rPr>
+          <w:rFonts w:ascii="Arial" w:cs="Arial" w:eastAsia="Arial" w:hAnsi="Arial"/>
+          <w:sz w:val="21"/>
+          <w:szCs w:val="21"/>
+        </w:rPr>
+        <w:t xml:space="preserve">В финале каждый ребёнок получает мандарин и сертификат юнги корабля «Дружба».</w:t>
       </w:r>
     </w:p>
     <w:p>
@@ -18059,7 +19850,7 @@
                 <w:sz w:val="19"/>
                 <w:szCs w:val="19"/>
               </w:rPr>
-              <w:t xml:space="preserve">Подвести итог вместо напутствия</w:t>
+              <w:t xml:space="preserve">Провести «Праздник успехов» до дела</w:t>
             </w:r>
           </w:p>
         </w:tc>
@@ -18085,7 +19876,7 @@
                 <w:sz w:val="19"/>
                 <w:szCs w:val="19"/>
               </w:rPr>
-              <w:t xml:space="preserve">Этап заканчивается делом, которое впереди, а не выводом</w:t>
+              <w:t xml:space="preserve">Рефлексия — только по выполненному делу</w:t>
             </w:r>
           </w:p>
         </w:tc>
@@ -18116,7 +19907,7 @@
                 <w:sz w:val="19"/>
                 <w:szCs w:val="19"/>
               </w:rPr>
-              <w:t xml:space="preserve">Требовать «правильный» уровень силы</w:t>
+              <w:t xml:space="preserve">Считать заполненный паспорт выполненной практикой</w:t>
             </w:r>
           </w:p>
         </w:tc>
@@ -18142,7 +19933,7 @@
                 <w:sz w:val="19"/>
                 <w:szCs w:val="19"/>
               </w:rPr>
-              <w:t xml:space="preserve">Маленькое дело во дворе — та же сила, что большое дело для страны</w:t>
+              <w:t xml:space="preserve">Практика — реальное действие с реальным получателем</w:t>
             </w:r>
           </w:p>
         </w:tc>
@@ -18173,7 +19964,7 @@
                 <w:sz w:val="19"/>
                 <w:szCs w:val="19"/>
               </w:rPr>
-              <w:t xml:space="preserve">Пропустить ребёнка в «Клубке»</w:t>
+              <w:t xml:space="preserve">Требовать «правильное» чувство в цветке</w:t>
             </w:r>
           </w:p>
         </w:tc>
@@ -18199,7 +19990,7 @@
                 <w:sz w:val="19"/>
                 <w:szCs w:val="19"/>
               </w:rPr>
-              <w:t xml:space="preserve">Нить доходит до каждого</w:t>
+              <w:t xml:space="preserve">Усталость и равнодушие — честные ответы; их принимают</w:t>
             </w:r>
           </w:p>
         </w:tc>
@@ -18230,7 +20021,7 @@
                 <w:sz w:val="19"/>
                 <w:szCs w:val="19"/>
               </w:rPr>
-              <w:t xml:space="preserve">Читать Аллею как лекцию</w:t>
+              <w:t xml:space="preserve">Заставить показать личные записи</w:t>
             </w:r>
           </w:p>
         </w:tc>
@@ -18256,326 +20047,7 @@
                 <w:sz w:val="19"/>
                 <w:szCs w:val="19"/>
               </w:rPr>
-              <w:t xml:space="preserve">Каждый рекорд — через четыре линзы, по группам</w:t>
-            </w:r>
-          </w:p>
-        </w:tc>
-      </w:tr>
-    </w:tbl>
-    <w:p>
-      <w:pPr>
-        <w:spacing w:after="80"/>
-      </w:pPr>
-    </w:p>
-    <w:p>
-      <w:pPr>
-        <w:pStyle w:val="Heading2"/>
-        <w:spacing w:after="120" w:before="280"/>
-      </w:pPr>
-      <w:r>
-        <w:rPr>
-          <w:rFonts w:ascii="Arial" w:cs="Arial" w:eastAsia="Arial" w:hAnsi="Arial"/>
-          <w:b/>
-          <w:bCs/>
-          <w:sz w:val="24"/>
-          <w:szCs w:val="24"/>
-        </w:rPr>
-        <w:t xml:space="preserve">Блок дополнительных параллельных модулей</w:t>
-      </w:r>
-    </w:p>
-    <w:p>
-      <w:pPr>
-        <w:spacing w:after="120" w:line="276"/>
-      </w:pPr>
-      <w:r>
-        <w:rPr>
-          <w:rFonts w:ascii="Arial" w:cs="Arial" w:eastAsia="Arial" w:hAnsi="Arial"/>
-          <w:sz w:val="21"/>
-          <w:szCs w:val="21"/>
-        </w:rPr>
-        <w:t xml:space="preserve">Зелёный блок: «Волна радости». Класс в кругу передаёт по цепочке движение — поднятые руки — как волну.</w:t>
-      </w:r>
-    </w:p>
-    <w:p>
-      <w:pPr>
-        <w:spacing w:after="120" w:line="276"/>
-      </w:pPr>
-      <w:r>
-        <w:rPr>
-          <w:rFonts w:ascii="Arial" w:cs="Arial" w:eastAsia="Arial" w:hAnsi="Arial"/>
-          <w:sz w:val="21"/>
-          <w:szCs w:val="21"/>
-        </w:rPr>
-        <w:t xml:space="preserve">Синий блок: «Мой фонарик». Нарисовать фонарик и написать имя человека, который радовался за меня.</w:t>
-      </w:r>
-    </w:p>
-    <w:p>
-      <w:pPr>
-        <w:spacing w:after="120" w:line="276"/>
-      </w:pPr>
-      <w:r>
-        <w:rPr>
-          <w:rFonts w:ascii="Arial" w:cs="Arial" w:eastAsia="Arial" w:hAnsi="Arial"/>
-          <w:sz w:val="21"/>
-          <w:szCs w:val="21"/>
-        </w:rPr>
-        <w:t xml:space="preserve">Жёлтый блок: «Один рекорд — одна фраза». Каждая группа формулирует свой рекорд Аллеи одной фразой для класса.</w:t>
-      </w:r>
-    </w:p>
-    <w:p>
-      <w:pPr>
-        <w:spacing w:after="120" w:line="276"/>
-      </w:pPr>
-      <w:r>
-        <w:rPr>
-          <w:rFonts w:ascii="Arial" w:cs="Arial" w:eastAsia="Arial" w:hAnsi="Arial"/>
-          <w:sz w:val="21"/>
-          <w:szCs w:val="21"/>
-        </w:rPr>
-        <w:t xml:space="preserve">Фиолетовый блок: вопрос домой — «За кого в нашей семье ты радуешься?».</w:t>
-      </w:r>
-    </w:p>
-    <w:p>
-      <w:pPr>
-        <w:pStyle w:val="Heading2"/>
-        <w:spacing w:after="120" w:before="280"/>
-      </w:pPr>
-      <w:r>
-        <w:rPr>
-          <w:rFonts w:ascii="Arial" w:cs="Arial" w:eastAsia="Arial" w:hAnsi="Arial"/>
-          <w:b/>
-          <w:bCs/>
-          <w:sz w:val="24"/>
-          <w:szCs w:val="24"/>
-        </w:rPr>
-        <w:t xml:space="preserve">Связь с семьёй</w:t>
-      </w:r>
-    </w:p>
-    <w:p>
-      <w:pPr>
-        <w:spacing w:after="120" w:line="276"/>
-      </w:pPr>
-      <w:r>
-        <w:rPr>
-          <w:rFonts w:ascii="Arial" w:cs="Arial" w:eastAsia="Arial" w:hAnsi="Arial"/>
-          <w:sz w:val="21"/>
-          <w:szCs w:val="21"/>
-        </w:rPr>
-        <w:t xml:space="preserve">Текст в родительский чат: «Сегодня мы завершили киноурок „Радость за другого“ и получили напутствие на общее дело. Спросите ребёнка: „За кого в нашей семье ты радуешься?“ и расскажите, за кого радуетесь вы».</w:t>
-      </w:r>
-    </w:p>
-    <w:p>
-      <w:pPr>
-        <w:spacing w:after="120" w:line="276"/>
-      </w:pPr>
-      <w:r>
-        <w:rPr>
-          <w:rFonts w:ascii="Arial" w:cs="Arial" w:eastAsia="Arial" w:hAnsi="Arial"/>
-          <w:sz w:val="21"/>
-          <w:szCs w:val="21"/>
-        </w:rPr>
-        <w:t xml:space="preserve">Домашнее задание: «Семейный рекорд». Узнать историю, когда кто-то в семье радовался за другого, и рассказать её в классе.</w:t>
-      </w:r>
-    </w:p>
-    <w:p>
-      <w:pPr>
-        <w:pStyle w:val="Heading2"/>
-        <w:spacing w:after="120" w:before="280"/>
-      </w:pPr>
-      <w:r>
-        <w:rPr>
-          <w:rFonts w:ascii="Arial" w:cs="Arial" w:eastAsia="Arial" w:hAnsi="Arial"/>
-          <w:b/>
-          <w:bCs/>
-          <w:sz w:val="24"/>
-          <w:szCs w:val="24"/>
-        </w:rPr>
-        <w:t xml:space="preserve">Экспресс-шаблон фиксации (этап «Воодушевление»)</w:t>
-      </w:r>
-    </w:p>
-    <w:tbl>
-      <w:tblPr>
-        <w:tblW w:type="dxa" w:w="9638"/>
-        <w:tblBorders>
-          <w:top w:val="single" w:color="9FB0C3" w:sz="4"/>
-          <w:left w:val="single" w:color="9FB0C3" w:sz="4"/>
-          <w:bottom w:val="single" w:color="9FB0C3" w:sz="4"/>
-          <w:right w:val="single" w:color="9FB0C3" w:sz="4"/>
-          <w:insideH w:val="single" w:color="C9D3DE" w:sz="4"/>
-          <w:insideV w:val="single" w:color="C9D3DE" w:sz="4"/>
-        </w:tblBorders>
-      </w:tblPr>
-      <w:tblGrid>
-        <w:gridCol w:w="578"/>
-        <w:gridCol w:w="2120"/>
-        <w:gridCol w:w="1542"/>
-        <w:gridCol w:w="1735"/>
-        <w:gridCol w:w="1735"/>
-        <w:gridCol w:w="1928"/>
-      </w:tblGrid>
-      <w:tr>
-        <w:trPr>
-          <w:tblHeader/>
-        </w:trPr>
-        <w:tc>
-          <w:tcPr>
-            <w:tcW w:type="dxa" w:w="578"/>
-            <w:shd w:fill="DCE3EC" w:color="auto" w:val="clear"/>
-            <w:tcMar>
-              <w:top w:type="dxa" w:w="60"/>
-              <w:left w:type="dxa" w:w="90"/>
-              <w:bottom w:type="dxa" w:w="60"/>
-              <w:right w:type="dxa" w:w="90"/>
-            </w:tcMar>
-          </w:tcPr>
-          <w:p>
-            <w:pPr>
-              <w:spacing w:after="0" w:line="259"/>
-            </w:pPr>
-            <w:r>
-              <w:rPr>
-                <w:rFonts w:ascii="Arial" w:cs="Arial" w:eastAsia="Arial" w:hAnsi="Arial"/>
-                <w:b/>
-                <w:bCs/>
-                <w:sz w:val="19"/>
-                <w:szCs w:val="19"/>
-              </w:rPr>
-              <w:t xml:space="preserve">№</w:t>
-            </w:r>
-          </w:p>
-        </w:tc>
-        <w:tc>
-          <w:tcPr>
-            <w:tcW w:type="dxa" w:w="2120"/>
-            <w:shd w:fill="DCE3EC" w:color="auto" w:val="clear"/>
-            <w:tcMar>
-              <w:top w:type="dxa" w:w="60"/>
-              <w:left w:type="dxa" w:w="90"/>
-              <w:bottom w:type="dxa" w:w="60"/>
-              <w:right w:type="dxa" w:w="90"/>
-            </w:tcMar>
-          </w:tcPr>
-          <w:p>
-            <w:pPr>
-              <w:spacing w:after="0" w:line="259"/>
-            </w:pPr>
-            <w:r>
-              <w:rPr>
-                <w:rFonts w:ascii="Arial" w:cs="Arial" w:eastAsia="Arial" w:hAnsi="Arial"/>
-                <w:b/>
-                <w:bCs/>
-                <w:sz w:val="19"/>
-                <w:szCs w:val="19"/>
-              </w:rPr>
-              <w:t xml:space="preserve">ФИ ребёнка</w:t>
-            </w:r>
-          </w:p>
-        </w:tc>
-        <w:tc>
-          <w:tcPr>
-            <w:tcW w:type="dxa" w:w="1542"/>
-            <w:shd w:fill="DCE3EC" w:color="auto" w:val="clear"/>
-            <w:tcMar>
-              <w:top w:type="dxa" w:w="60"/>
-              <w:left w:type="dxa" w:w="90"/>
-              <w:bottom w:type="dxa" w:w="60"/>
-              <w:right w:type="dxa" w:w="90"/>
-            </w:tcMar>
-          </w:tcPr>
-          <w:p>
-            <w:pPr>
-              <w:spacing w:after="0" w:line="259"/>
-            </w:pPr>
-            <w:r>
-              <w:rPr>
-                <w:rFonts w:ascii="Arial" w:cs="Arial" w:eastAsia="Arial" w:hAnsi="Arial"/>
-                <w:b/>
-                <w:bCs/>
-                <w:sz w:val="19"/>
-                <w:szCs w:val="19"/>
-              </w:rPr>
-              <w:t xml:space="preserve">Слова в «Клубке» (сказал / услышал)</w:t>
-            </w:r>
-          </w:p>
-        </w:tc>
-        <w:tc>
-          <w:tcPr>
-            <w:tcW w:type="dxa" w:w="1735"/>
-            <w:shd w:fill="DCE3EC" w:color="auto" w:val="clear"/>
-            <w:tcMar>
-              <w:top w:type="dxa" w:w="60"/>
-              <w:left w:type="dxa" w:w="90"/>
-              <w:bottom w:type="dxa" w:w="60"/>
-              <w:right w:type="dxa" w:w="90"/>
-            </w:tcMar>
-          </w:tcPr>
-          <w:p>
-            <w:pPr>
-              <w:spacing w:after="0" w:line="259"/>
-            </w:pPr>
-            <w:r>
-              <w:rPr>
-                <w:rFonts w:ascii="Arial" w:cs="Arial" w:eastAsia="Arial" w:hAnsi="Arial"/>
-                <w:b/>
-                <w:bCs/>
-                <w:sz w:val="19"/>
-                <w:szCs w:val="19"/>
-              </w:rPr>
-              <w:t xml:space="preserve">Рекорд Аллеи, который выбрал</w:t>
-            </w:r>
-          </w:p>
-        </w:tc>
-        <w:tc>
-          <w:tcPr>
-            <w:tcW w:type="dxa" w:w="1735"/>
-            <w:shd w:fill="DCE3EC" w:color="auto" w:val="clear"/>
-            <w:tcMar>
-              <w:top w:type="dxa" w:w="60"/>
-              <w:left w:type="dxa" w:w="90"/>
-              <w:bottom w:type="dxa" w:w="60"/>
-              <w:right w:type="dxa" w:w="90"/>
-            </w:tcMar>
-          </w:tcPr>
-          <w:p>
-            <w:pPr>
-              <w:spacing w:after="0" w:line="259"/>
-            </w:pPr>
-            <w:r>
-              <w:rPr>
-                <w:rFonts w:ascii="Arial" w:cs="Arial" w:eastAsia="Arial" w:hAnsi="Arial"/>
-                <w:b/>
-                <w:bCs/>
-                <w:sz w:val="19"/>
-                <w:szCs w:val="19"/>
-              </w:rPr>
-              <w:t xml:space="preserve">Готовность к делу</w:t>
-            </w:r>
-          </w:p>
-        </w:tc>
-        <w:tc>
-          <w:tcPr>
-            <w:tcW w:type="dxa" w:w="1928"/>
-            <w:shd w:fill="DCE3EC" w:color="auto" w:val="clear"/>
-            <w:tcMar>
-              <w:top w:type="dxa" w:w="60"/>
-              <w:left w:type="dxa" w:w="90"/>
-              <w:bottom w:type="dxa" w:w="60"/>
-              <w:right w:type="dxa" w:w="90"/>
-            </w:tcMar>
-          </w:tcPr>
-          <w:p>
-            <w:pPr>
-              <w:spacing w:after="0" w:line="259"/>
-            </w:pPr>
-            <w:r>
-              <w:rPr>
-                <w:rFonts w:ascii="Arial" w:cs="Arial" w:eastAsia="Arial" w:hAnsi="Arial"/>
-                <w:b/>
-                <w:bCs/>
-                <w:sz w:val="19"/>
-                <w:szCs w:val="19"/>
-              </w:rPr>
-              <w:t xml:space="preserve">Комментарий</w:t>
+              <w:t xml:space="preserve">Участник сам решает, что рассказать</w:t>
             </w:r>
           </w:p>
         </w:tc>
@@ -18586,108 +20058,54 @@
         </w:trPr>
         <w:tc>
           <w:tcPr>
-            <w:tcW w:type="dxa" w:w="578"/>
-            <w:tcMar>
-              <w:top w:type="dxa" w:w="60"/>
-              <w:left w:type="dxa" w:w="90"/>
-              <w:bottom w:type="dxa" w:w="60"/>
-              <w:right w:type="dxa" w:w="90"/>
-            </w:tcMar>
-          </w:tcPr>
-          <w:p>
-            <w:pPr>
-              <w:spacing w:after="0" w:line="259"/>
-            </w:pPr>
-            <w:r>
-              <w:rPr>
-                <w:rFonts w:ascii="Arial" w:cs="Arial" w:eastAsia="Arial" w:hAnsi="Arial"/>
-                <w:b w:val="false"/>
-                <w:bCs w:val="false"/>
-                <w:sz w:val="19"/>
-                <w:szCs w:val="19"/>
-              </w:rPr>
-              <w:t xml:space="preserve">1</w:t>
-            </w:r>
-          </w:p>
-        </w:tc>
-        <w:tc>
-          <w:tcPr>
-            <w:tcW w:type="dxa" w:w="2120"/>
-            <w:tcMar>
-              <w:top w:type="dxa" w:w="60"/>
-              <w:left w:type="dxa" w:w="90"/>
-              <w:bottom w:type="dxa" w:w="60"/>
-              <w:right w:type="dxa" w:w="90"/>
-            </w:tcMar>
-          </w:tcPr>
-          <w:p>
-            <w:pPr>
-              <w:spacing w:after="0" w:line="259"/>
-            </w:pPr>
-          </w:p>
-        </w:tc>
-        <w:tc>
-          <w:tcPr>
-            <w:tcW w:type="dxa" w:w="1542"/>
-            <w:tcMar>
-              <w:top w:type="dxa" w:w="60"/>
-              <w:left w:type="dxa" w:w="90"/>
-              <w:bottom w:type="dxa" w:w="60"/>
-              <w:right w:type="dxa" w:w="90"/>
-            </w:tcMar>
-          </w:tcPr>
-          <w:p>
-            <w:pPr>
-              <w:spacing w:after="0" w:line="259"/>
-            </w:pPr>
-          </w:p>
-        </w:tc>
-        <w:tc>
-          <w:tcPr>
-            <w:tcW w:type="dxa" w:w="1735"/>
-            <w:tcMar>
-              <w:top w:type="dxa" w:w="60"/>
-              <w:left w:type="dxa" w:w="90"/>
-              <w:bottom w:type="dxa" w:w="60"/>
-              <w:right w:type="dxa" w:w="90"/>
-            </w:tcMar>
-          </w:tcPr>
-          <w:p>
-            <w:pPr>
-              <w:spacing w:after="0" w:line="259"/>
-            </w:pPr>
-          </w:p>
-        </w:tc>
-        <w:tc>
-          <w:tcPr>
-            <w:tcW w:type="dxa" w:w="1735"/>
-            <w:tcMar>
-              <w:top w:type="dxa" w:w="60"/>
-              <w:left w:type="dxa" w:w="90"/>
-              <w:bottom w:type="dxa" w:w="60"/>
-              <w:right w:type="dxa" w:w="90"/>
-            </w:tcMar>
-          </w:tcPr>
-          <w:p>
-            <w:pPr>
-              <w:spacing w:after="0" w:line="259"/>
-            </w:pPr>
-          </w:p>
-        </w:tc>
-        <w:tc>
-          <w:tcPr>
-            <w:tcW w:type="dxa" w:w="1928"/>
-            <w:tcMar>
-              <w:top w:type="dxa" w:w="60"/>
-              <w:left w:type="dxa" w:w="90"/>
-              <w:bottom w:type="dxa" w:w="60"/>
-              <w:right w:type="dxa" w:w="90"/>
-            </w:tcMar>
-          </w:tcPr>
-          <w:p>
-            <w:pPr>
-              <w:spacing w:after="0" w:line="259"/>
-            </w:pPr>
+            <w:tcW w:type="dxa" w:w="3470"/>
+            <w:tcMar>
+              <w:top w:type="dxa" w:w="60"/>
+              <w:left w:type="dxa" w:w="90"/>
+              <w:bottom w:type="dxa" w:w="60"/>
+              <w:right w:type="dxa" w:w="90"/>
+            </w:tcMar>
+          </w:tcPr>
+          <w:p>
+            <w:pPr>
+              <w:spacing w:after="0" w:line="259"/>
+            </w:pPr>
+            <w:r>
+              <w:rPr>
+                <w:rFonts w:ascii="Arial" w:cs="Arial" w:eastAsia="Arial" w:hAnsi="Arial"/>
+                <w:b w:val="false"/>
+                <w:bCs w:val="false"/>
+                <w:sz w:val="19"/>
+                <w:szCs w:val="19"/>
+              </w:rPr>
+              <w:t xml:space="preserve">Хвалить только тех, кто был заметен</w:t>
+            </w:r>
+          </w:p>
+        </w:tc>
+        <w:tc>
+          <w:tcPr>
+            <w:tcW w:type="dxa" w:w="6168"/>
+            <w:tcMar>
+              <w:top w:type="dxa" w:w="60"/>
+              <w:left w:type="dxa" w:w="90"/>
+              <w:bottom w:type="dxa" w:w="60"/>
+              <w:right w:type="dxa" w:w="90"/>
+            </w:tcMar>
+          </w:tcPr>
+          <w:p>
+            <w:pPr>
+              <w:spacing w:after="0" w:line="259"/>
+            </w:pPr>
+            <w:r>
+              <w:rPr>
+                <w:rFonts w:ascii="Arial" w:cs="Arial" w:eastAsia="Arial" w:hAnsi="Arial"/>
+                <w:b w:val="false"/>
+                <w:bCs w:val="false"/>
+                <w:sz w:val="19"/>
+                <w:szCs w:val="19"/>
+              </w:rPr>
+              <w:t xml:space="preserve">«Лучик» и рука на плече — в первую очередь тем, кто был тихим</w:t>
+            </w:r>
           </w:p>
         </w:tc>
       </w:tr>
@@ -18697,219 +20115,54 @@
         </w:trPr>
         <w:tc>
           <w:tcPr>
-            <w:tcW w:type="dxa" w:w="578"/>
-            <w:tcMar>
-              <w:top w:type="dxa" w:w="60"/>
-              <w:left w:type="dxa" w:w="90"/>
-              <w:bottom w:type="dxa" w:w="60"/>
-              <w:right w:type="dxa" w:w="90"/>
-            </w:tcMar>
-          </w:tcPr>
-          <w:p>
-            <w:pPr>
-              <w:spacing w:after="0" w:line="259"/>
-            </w:pPr>
-            <w:r>
-              <w:rPr>
-                <w:rFonts w:ascii="Arial" w:cs="Arial" w:eastAsia="Arial" w:hAnsi="Arial"/>
-                <w:b w:val="false"/>
-                <w:bCs w:val="false"/>
-                <w:sz w:val="19"/>
-                <w:szCs w:val="19"/>
-              </w:rPr>
-              <w:t xml:space="preserve">2</w:t>
-            </w:r>
-          </w:p>
-        </w:tc>
-        <w:tc>
-          <w:tcPr>
-            <w:tcW w:type="dxa" w:w="2120"/>
-            <w:tcMar>
-              <w:top w:type="dxa" w:w="60"/>
-              <w:left w:type="dxa" w:w="90"/>
-              <w:bottom w:type="dxa" w:w="60"/>
-              <w:right w:type="dxa" w:w="90"/>
-            </w:tcMar>
-          </w:tcPr>
-          <w:p>
-            <w:pPr>
-              <w:spacing w:after="0" w:line="259"/>
-            </w:pPr>
-          </w:p>
-        </w:tc>
-        <w:tc>
-          <w:tcPr>
-            <w:tcW w:type="dxa" w:w="1542"/>
-            <w:tcMar>
-              <w:top w:type="dxa" w:w="60"/>
-              <w:left w:type="dxa" w:w="90"/>
-              <w:bottom w:type="dxa" w:w="60"/>
-              <w:right w:type="dxa" w:w="90"/>
-            </w:tcMar>
-          </w:tcPr>
-          <w:p>
-            <w:pPr>
-              <w:spacing w:after="0" w:line="259"/>
-            </w:pPr>
-          </w:p>
-        </w:tc>
-        <w:tc>
-          <w:tcPr>
-            <w:tcW w:type="dxa" w:w="1735"/>
-            <w:tcMar>
-              <w:top w:type="dxa" w:w="60"/>
-              <w:left w:type="dxa" w:w="90"/>
-              <w:bottom w:type="dxa" w:w="60"/>
-              <w:right w:type="dxa" w:w="90"/>
-            </w:tcMar>
-          </w:tcPr>
-          <w:p>
-            <w:pPr>
-              <w:spacing w:after="0" w:line="259"/>
-            </w:pPr>
-          </w:p>
-        </w:tc>
-        <w:tc>
-          <w:tcPr>
-            <w:tcW w:type="dxa" w:w="1735"/>
-            <w:tcMar>
-              <w:top w:type="dxa" w:w="60"/>
-              <w:left w:type="dxa" w:w="90"/>
-              <w:bottom w:type="dxa" w:w="60"/>
-              <w:right w:type="dxa" w:w="90"/>
-            </w:tcMar>
-          </w:tcPr>
-          <w:p>
-            <w:pPr>
-              <w:spacing w:after="0" w:line="259"/>
-            </w:pPr>
-          </w:p>
-        </w:tc>
-        <w:tc>
-          <w:tcPr>
-            <w:tcW w:type="dxa" w:w="1928"/>
-            <w:tcMar>
-              <w:top w:type="dxa" w:w="60"/>
-              <w:left w:type="dxa" w:w="90"/>
-              <w:bottom w:type="dxa" w:w="60"/>
-              <w:right w:type="dxa" w:w="90"/>
-            </w:tcMar>
-          </w:tcPr>
-          <w:p>
-            <w:pPr>
-              <w:spacing w:after="0" w:line="259"/>
-            </w:pPr>
-          </w:p>
-        </w:tc>
-      </w:tr>
-      <w:tr>
-        <w:trPr>
-          <w:tblHeader w:val="false"/>
-        </w:trPr>
-        <w:tc>
-          <w:tcPr>
-            <w:tcW w:type="dxa" w:w="578"/>
-            <w:tcMar>
-              <w:top w:type="dxa" w:w="60"/>
-              <w:left w:type="dxa" w:w="90"/>
-              <w:bottom w:type="dxa" w:w="60"/>
-              <w:right w:type="dxa" w:w="90"/>
-            </w:tcMar>
-          </w:tcPr>
-          <w:p>
-            <w:pPr>
-              <w:spacing w:after="0" w:line="259"/>
-            </w:pPr>
-            <w:r>
-              <w:rPr>
-                <w:rFonts w:ascii="Arial" w:cs="Arial" w:eastAsia="Arial" w:hAnsi="Arial"/>
-                <w:b w:val="false"/>
-                <w:bCs w:val="false"/>
-                <w:sz w:val="19"/>
-                <w:szCs w:val="19"/>
-              </w:rPr>
-              <w:t xml:space="preserve">3</w:t>
-            </w:r>
-          </w:p>
-        </w:tc>
-        <w:tc>
-          <w:tcPr>
-            <w:tcW w:type="dxa" w:w="2120"/>
-            <w:tcMar>
-              <w:top w:type="dxa" w:w="60"/>
-              <w:left w:type="dxa" w:w="90"/>
-              <w:bottom w:type="dxa" w:w="60"/>
-              <w:right w:type="dxa" w:w="90"/>
-            </w:tcMar>
-          </w:tcPr>
-          <w:p>
-            <w:pPr>
-              <w:spacing w:after="0" w:line="259"/>
-            </w:pPr>
-          </w:p>
-        </w:tc>
-        <w:tc>
-          <w:tcPr>
-            <w:tcW w:type="dxa" w:w="1542"/>
-            <w:tcMar>
-              <w:top w:type="dxa" w:w="60"/>
-              <w:left w:type="dxa" w:w="90"/>
-              <w:bottom w:type="dxa" w:w="60"/>
-              <w:right w:type="dxa" w:w="90"/>
-            </w:tcMar>
-          </w:tcPr>
-          <w:p>
-            <w:pPr>
-              <w:spacing w:after="0" w:line="259"/>
-            </w:pPr>
-          </w:p>
-        </w:tc>
-        <w:tc>
-          <w:tcPr>
-            <w:tcW w:type="dxa" w:w="1735"/>
-            <w:tcMar>
-              <w:top w:type="dxa" w:w="60"/>
-              <w:left w:type="dxa" w:w="90"/>
-              <w:bottom w:type="dxa" w:w="60"/>
-              <w:right w:type="dxa" w:w="90"/>
-            </w:tcMar>
-          </w:tcPr>
-          <w:p>
-            <w:pPr>
-              <w:spacing w:after="0" w:line="259"/>
-            </w:pPr>
-          </w:p>
-        </w:tc>
-        <w:tc>
-          <w:tcPr>
-            <w:tcW w:type="dxa" w:w="1735"/>
-            <w:tcMar>
-              <w:top w:type="dxa" w:w="60"/>
-              <w:left w:type="dxa" w:w="90"/>
-              <w:bottom w:type="dxa" w:w="60"/>
-              <w:right w:type="dxa" w:w="90"/>
-            </w:tcMar>
-          </w:tcPr>
-          <w:p>
-            <w:pPr>
-              <w:spacing w:after="0" w:line="259"/>
-            </w:pPr>
-          </w:p>
-        </w:tc>
-        <w:tc>
-          <w:tcPr>
-            <w:tcW w:type="dxa" w:w="1928"/>
-            <w:tcMar>
-              <w:top w:type="dxa" w:w="60"/>
-              <w:left w:type="dxa" w:w="90"/>
-              <w:bottom w:type="dxa" w:w="60"/>
-              <w:right w:type="dxa" w:w="90"/>
-            </w:tcMar>
-          </w:tcPr>
-          <w:p>
-            <w:pPr>
-              <w:spacing w:after="0" w:line="259"/>
-            </w:pPr>
+            <w:tcW w:type="dxa" w:w="3470"/>
+            <w:tcMar>
+              <w:top w:type="dxa" w:w="60"/>
+              <w:left w:type="dxa" w:w="90"/>
+              <w:bottom w:type="dxa" w:w="60"/>
+              <w:right w:type="dxa" w:w="90"/>
+            </w:tcMar>
+          </w:tcPr>
+          <w:p>
+            <w:pPr>
+              <w:spacing w:after="0" w:line="259"/>
+            </w:pPr>
+            <w:r>
+              <w:rPr>
+                <w:rFonts w:ascii="Arial" w:cs="Arial" w:eastAsia="Arial" w:hAnsi="Arial"/>
+                <w:b w:val="false"/>
+                <w:bCs w:val="false"/>
+                <w:sz w:val="19"/>
+                <w:szCs w:val="19"/>
+              </w:rPr>
+              <w:t xml:space="preserve">Читать Аллею рекордов как лекцию</w:t>
+            </w:r>
+          </w:p>
+        </w:tc>
+        <w:tc>
+          <w:tcPr>
+            <w:tcW w:type="dxa" w:w="6168"/>
+            <w:tcMar>
+              <w:top w:type="dxa" w:w="60"/>
+              <w:left w:type="dxa" w:w="90"/>
+              <w:bottom w:type="dxa" w:w="60"/>
+              <w:right w:type="dxa" w:w="90"/>
+            </w:tcMar>
+          </w:tcPr>
+          <w:p>
+            <w:pPr>
+              <w:spacing w:after="0" w:line="259"/>
+            </w:pPr>
+            <w:r>
+              <w:rPr>
+                <w:rFonts w:ascii="Arial" w:cs="Arial" w:eastAsia="Arial" w:hAnsi="Arial"/>
+                <w:b w:val="false"/>
+                <w:bCs w:val="false"/>
+                <w:sz w:val="19"/>
+                <w:szCs w:val="19"/>
+              </w:rPr>
+              <w:t xml:space="preserve">Каждый рекорд — через четыре линзы, по группам</w:t>
+            </w:r>
           </w:p>
         </w:tc>
       </w:tr>
@@ -18918,75 +20171,6 @@
       <w:pPr>
         <w:spacing w:after="80"/>
       </w:pPr>
-    </w:p>
-    <w:p>
-      <w:pPr>
-        <w:spacing w:after="120" w:line="276"/>
-      </w:pPr>
-      <w:r>
-        <w:rPr>
-          <w:rFonts w:ascii="Arial" w:cs="Arial" w:eastAsia="Arial" w:hAnsi="Arial"/>
-          <w:sz w:val="21"/>
-          <w:szCs w:val="21"/>
-        </w:rPr>
-        <w:t xml:space="preserve">Красный флаг: ребёнок не может сказать в «Клубке» ни одного слова о товарище — вернуться к трём парусам: «Какой парус ты видел у него сегодня?»</w:t>
-      </w:r>
-    </w:p>
-    <w:p>
-      <w:pPr>
-        <w:spacing w:after="120" w:line="276"/>
-      </w:pPr>
-      <w:r>
-        <w:rPr>
-          <w:rFonts w:ascii="Arial" w:cs="Arial" w:eastAsia="Arial" w:hAnsi="Arial"/>
-          <w:sz w:val="21"/>
-          <w:szCs w:val="21"/>
-        </w:rPr>
-        <w:t xml:space="preserve">Итог этапа: опыт киноурока закреплён, история качества показана, класс получил напутствие и уходит делать дело. Цикл ещё не закрыт — он закроется на Празднике успехов.</w:t>
-      </w:r>
-    </w:p>
-    <w:p>
-      <w:pPr>
-        <w:pStyle w:val="Heading1"/>
-        <w:pageBreakBefore/>
-        <w:spacing w:after="160" w:before="420"/>
-      </w:pPr>
-      <w:r>
-        <w:rPr>
-          <w:rFonts w:ascii="Arial" w:cs="Arial" w:eastAsia="Arial" w:hAnsi="Arial"/>
-          <w:b/>
-          <w:bCs/>
-          <w:sz w:val="28"/>
-          <w:szCs w:val="28"/>
-        </w:rPr>
-        <w:t xml:space="preserve">ЭТАП 7. СОЦИАЛЬНАЯ ПРАКТИКА — ПРАЗДНИК УСПЕХОВ (реальное дело + 20 минут)</w:t>
-      </w:r>
-    </w:p>
-    <w:p>
-      <w:pPr>
-        <w:spacing w:after="120" w:line="276"/>
-      </w:pPr>
-      <w:r>
-        <w:rPr>
-          <w:rFonts w:ascii="Arial" w:cs="Arial" w:eastAsia="Arial" w:hAnsi="Arial"/>
-          <w:sz w:val="21"/>
-          <w:szCs w:val="21"/>
-        </w:rPr>
-        <w:t xml:space="preserve">Киноурок по качеству «РАДОСТЬ ЗА ДРУГОГО» (2–4 класс, 8–10 лет)</w:t>
-      </w:r>
-    </w:p>
-    <w:p>
-      <w:pPr>
-        <w:spacing w:after="120" w:line="276"/>
-      </w:pPr>
-      <w:r>
-        <w:rPr>
-          <w:rFonts w:ascii="Arial" w:cs="Arial" w:eastAsia="Arial" w:hAnsi="Arial"/>
-          <w:sz w:val="21"/>
-          <w:szCs w:val="21"/>
-        </w:rPr>
-        <w:t xml:space="preserve">Фильм/рассказ: «Мандарин» (Е. Дубровская). Сквозная метафора: корабль «Дружба» — три паруса и ветер.</w:t>
-      </w:r>
     </w:p>
     <w:p>
       <w:pPr>
@@ -19001,33 +20185,72 @@
           <w:sz w:val="24"/>
           <w:szCs w:val="24"/>
         </w:rPr>
-        <w:t xml:space="preserve">Педагогическая цель</w:t>
-      </w:r>
-    </w:p>
-    <w:p>
-      <w:pPr>
-        <w:spacing w:after="120" w:line="276"/>
-      </w:pPr>
-      <w:r>
-        <w:rPr>
-          <w:rFonts w:ascii="Arial" w:cs="Arial" w:eastAsia="Arial" w:hAnsi="Arial"/>
-          <w:sz w:val="21"/>
-          <w:szCs w:val="21"/>
-        </w:rPr>
-        <w:t xml:space="preserve">Выполнить общее дело класса по Паспорту общего дела и прожить радость за других и за себя: провести «Праздник успехов» — «Лучик в ладошках», «Цветок чувств», «Сад», рефлексию и «Семена радости»; закрыть цикл киноурока реальным поступком, а не выводом.</w:t>
-      </w:r>
-    </w:p>
-    <w:p>
-      <w:pPr>
-        <w:spacing w:after="120" w:line="276"/>
-      </w:pPr>
-      <w:r>
-        <w:rPr>
-          <w:rFonts w:ascii="Arial" w:cs="Arial" w:eastAsia="Arial" w:hAnsi="Arial"/>
-          <w:sz w:val="21"/>
-          <w:szCs w:val="21"/>
-        </w:rPr>
-        <w:t xml:space="preserve">Формула этапа: Дело → Метафора («лучик радости») → Активность («Цветок чувств», «Сад») → Самодиагностика (финальная точка) → Трюизм → Мостик в будущее («Семена радости»).</w:t>
+        <w:t xml:space="preserve">Блок дополнительных параллельных модулей</w:t>
+      </w:r>
+    </w:p>
+    <w:p>
+      <w:pPr>
+        <w:spacing w:after="120" w:line="276"/>
+      </w:pPr>
+      <w:r>
+        <w:rPr>
+          <w:rFonts w:ascii="Arial" w:cs="Arial" w:eastAsia="Arial" w:hAnsi="Arial"/>
+          <w:sz w:val="21"/>
+          <w:szCs w:val="21"/>
+        </w:rPr>
+        <w:t xml:space="preserve">Зелёный блок: «Волна радости». Класс в кругу передаёт по цепочке движение — поднятые руки — как волну.</w:t>
+      </w:r>
+    </w:p>
+    <w:p>
+      <w:pPr>
+        <w:spacing w:after="120" w:line="276"/>
+      </w:pPr>
+      <w:r>
+        <w:rPr>
+          <w:rFonts w:ascii="Arial" w:cs="Arial" w:eastAsia="Arial" w:hAnsi="Arial"/>
+          <w:sz w:val="21"/>
+          <w:szCs w:val="21"/>
+        </w:rPr>
+        <w:t xml:space="preserve">Синий блок: «Мой фонарик». Нарисовать фонарик и написать имя человека, который радовался за меня.</w:t>
+      </w:r>
+    </w:p>
+    <w:p>
+      <w:pPr>
+        <w:spacing w:after="120" w:line="276"/>
+      </w:pPr>
+      <w:r>
+        <w:rPr>
+          <w:rFonts w:ascii="Arial" w:cs="Arial" w:eastAsia="Arial" w:hAnsi="Arial"/>
+          <w:sz w:val="21"/>
+          <w:szCs w:val="21"/>
+        </w:rPr>
+        <w:t xml:space="preserve">Жёлтый блок: «Слово получателю». Каждая команда формулирует одну фразу, которую хотела бы услышать от получателя дела, — и одну, которую услышала на самом деле.</w:t>
+      </w:r>
+    </w:p>
+    <w:p>
+      <w:pPr>
+        <w:spacing w:after="120" w:line="276"/>
+      </w:pPr>
+      <w:r>
+        <w:rPr>
+          <w:rFonts w:ascii="Arial" w:cs="Arial" w:eastAsia="Arial" w:hAnsi="Arial"/>
+          <w:sz w:val="21"/>
+          <w:szCs w:val="21"/>
+        </w:rPr>
+        <w:t xml:space="preserve">Жёлтый блок (вариант): «Один рекорд — одна фраза». Каждая группа формулирует свой рекорд Аллеи одной фразой для класса.</w:t>
+      </w:r>
+    </w:p>
+    <w:p>
+      <w:pPr>
+        <w:spacing w:after="120" w:line="276"/>
+      </w:pPr>
+      <w:r>
+        <w:rPr>
+          <w:rFonts w:ascii="Arial" w:cs="Arial" w:eastAsia="Arial" w:hAnsi="Arial"/>
+          <w:sz w:val="21"/>
+          <w:szCs w:val="21"/>
+        </w:rPr>
+        <w:t xml:space="preserve">Фиолетовый блок: вопрос домой — «Какого цвета получился твой цветок?».</w:t>
       </w:r>
     </w:p>
     <w:p>
@@ -19043,20 +20266,46 @@
           <w:sz w:val="24"/>
           <w:szCs w:val="24"/>
         </w:rPr>
-        <w:t xml:space="preserve">Режиссёрская ремарка</w:t>
-      </w:r>
-    </w:p>
-    <w:p>
-      <w:pPr>
-        <w:spacing w:after="120" w:line="276"/>
-      </w:pPr>
-      <w:r>
-        <w:rPr>
-          <w:rFonts w:ascii="Arial" w:cs="Arial" w:eastAsia="Arial" w:hAnsi="Arial"/>
-          <w:sz w:val="21"/>
-          <w:szCs w:val="21"/>
-        </w:rPr>
-        <w:t xml:space="preserve">Этап состоит из двух частей, разделённых временем. Первая — само дело: класс выполняет то, что записано в Паспорте общего дела, каждая команда — свою часть. Вторая — «Праздник успехов», встреча после дела. Праздник нельзя проводить раньше дела: рефлексия по плану вместо рефлексии по поступку разрушает смысл этапа. Голос педагога на празднике — тёплый, радостный; педагог радуется за детей вслух и показывает это.</w:t>
+        <w:t xml:space="preserve">Связь с семьёй</w:t>
+      </w:r>
+    </w:p>
+    <w:p>
+      <w:pPr>
+        <w:spacing w:after="120" w:line="276"/>
+      </w:pPr>
+      <w:r>
+        <w:rPr>
+          <w:rFonts w:ascii="Arial" w:cs="Arial" w:eastAsia="Arial" w:hAnsi="Arial"/>
+          <w:sz w:val="21"/>
+          <w:szCs w:val="21"/>
+        </w:rPr>
+        <w:t xml:space="preserve">Текст в родительский чат: «Наше общее дело выполнено! Сегодня класс праздновал успехи: мы рисовали цветок чувств и сад. Спросите ребёнка, какого цвета получился его цветок и за кого он радовался в этом деле».</w:t>
+      </w:r>
+    </w:p>
+    <w:p>
+      <w:pPr>
+        <w:spacing w:after="120" w:line="276"/>
+      </w:pPr>
+      <w:r>
+        <w:rPr>
+          <w:rFonts w:ascii="Arial" w:cs="Arial" w:eastAsia="Arial" w:hAnsi="Arial"/>
+          <w:sz w:val="21"/>
+          <w:szCs w:val="21"/>
+        </w:rPr>
+        <w:t xml:space="preserve">Домашнее задание: «Семена радости дома». Рассказать семье, куда ребёнок хотел бы посеять семена радости, когда вырастет, и вместе придумать первый маленький шаг.</w:t>
+      </w:r>
+    </w:p>
+    <w:p>
+      <w:pPr>
+        <w:spacing w:after="120" w:line="276"/>
+      </w:pPr>
+      <w:r>
+        <w:rPr>
+          <w:rFonts w:ascii="Arial" w:cs="Arial" w:eastAsia="Arial" w:hAnsi="Arial"/>
+          <w:sz w:val="21"/>
+          <w:szCs w:val="21"/>
+        </w:rPr>
+        <w:t xml:space="preserve">Домашнее задание (вариант): «Семейный рекорд». Узнать историю, когда кто-то в семье радовался за другого, и рассказать её в классе.</w:t>
       </w:r>
     </w:p>
     <w:p>
@@ -19072,1174 +20321,7 @@
           <w:sz w:val="24"/>
           <w:szCs w:val="24"/>
         </w:rPr>
-        <w:t xml:space="preserve">Часть 1. Реальное дело</w:t>
-      </w:r>
-    </w:p>
-    <w:p>
-      <w:pPr>
-        <w:pStyle w:val="Heading3"/>
-        <w:spacing w:after="100" w:before="200"/>
-      </w:pPr>
-      <w:r>
-        <w:rPr>
-          <w:rFonts w:ascii="Arial" w:cs="Arial" w:eastAsia="Arial" w:hAnsi="Arial"/>
-          <w:b/>
-          <w:bCs/>
-          <w:sz w:val="22"/>
-          <w:szCs w:val="22"/>
-        </w:rPr>
-        <w:t xml:space="preserve">ШАГ 1. Подготовка (по Паспорту общего дела)</w:t>
-      </w:r>
-    </w:p>
-    <w:p>
-      <w:pPr>
-        <w:spacing w:after="120" w:line="276"/>
-      </w:pPr>
-      <w:r>
-        <w:rPr>
-          <w:rFonts w:ascii="Arial" w:cs="Arial" w:eastAsia="Arial" w:hAnsi="Arial"/>
-          <w:sz w:val="21"/>
-          <w:szCs w:val="21"/>
-        </w:rPr>
-        <w:t xml:space="preserve">Педагог вместе с командами проверяет: получатель известен и его потребность выяснена; задачи распределены — художники, организаторы, помощники; материалы и помощь взрослых готовы; срок назначен; договорились, как увидим пользу для получателя.</w:t>
-      </w:r>
-    </w:p>
-    <w:p>
-      <w:pPr>
-        <w:spacing w:after="120" w:line="276"/>
-      </w:pPr>
-      <w:r>
-        <w:rPr>
-          <w:rFonts w:ascii="Arial" w:cs="Arial" w:eastAsia="Arial" w:hAnsi="Arial"/>
-          <w:sz w:val="21"/>
-          <w:szCs w:val="21"/>
-        </w:rPr>
-        <w:t xml:space="preserve">Педагог: «Каждая команда отвечает за свою часть. Если у кого-то не получается — помогает соседняя команда. Мы не соревнуемся, кто быстрее. Мы вместе делаем одно дело».</w:t>
-      </w:r>
-    </w:p>
-    <w:p>
-      <w:pPr>
-        <w:pStyle w:val="Heading3"/>
-        <w:spacing w:after="100" w:before="200"/>
-      </w:pPr>
-      <w:r>
-        <w:rPr>
-          <w:rFonts w:ascii="Arial" w:cs="Arial" w:eastAsia="Arial" w:hAnsi="Arial"/>
-          <w:b/>
-          <w:bCs/>
-          <w:sz w:val="22"/>
-          <w:szCs w:val="22"/>
-        </w:rPr>
-        <w:t xml:space="preserve">ШАГ 2. Выполнение</w:t>
-      </w:r>
-    </w:p>
-    <w:p>
-      <w:pPr>
-        <w:spacing w:after="120" w:line="276"/>
-      </w:pPr>
-      <w:r>
-        <w:rPr>
-          <w:rFonts w:ascii="Arial" w:cs="Arial" w:eastAsia="Arial" w:hAnsi="Arial"/>
-          <w:sz w:val="21"/>
-          <w:szCs w:val="21"/>
-        </w:rPr>
-        <w:t xml:space="preserve">Дело выполняется в назначенный срок. Педагог фиксирует результат: фотографии, рисунки, слова получателей. Дети записывают в тетради, что сделали на самом деле.</w:t>
-      </w:r>
-    </w:p>
-    <w:p>
-      <w:pPr>
-        <w:spacing w:after="120" w:line="276"/>
-      </w:pPr>
-      <w:r>
-        <w:rPr>
-          <w:rFonts w:ascii="Arial" w:cs="Arial" w:eastAsia="Arial" w:hAnsi="Arial"/>
-          <w:sz w:val="21"/>
-          <w:szCs w:val="21"/>
-        </w:rPr>
-        <w:t xml:space="preserve">Методический секрет: во время дела педагог замечает и называет вслух проявления трёх парусов: «Вот доброжелательность — ты помог соседней команде», «Вот чуткость — ты заметил, что Маше нужна помощь», «Вот великодушие — ты порадовался за другую команду». Это и есть воспитание в действии.</w:t>
-      </w:r>
-    </w:p>
-    <w:p>
-      <w:pPr>
-        <w:pStyle w:val="Heading3"/>
-        <w:spacing w:after="100" w:before="200"/>
-      </w:pPr>
-      <w:r>
-        <w:rPr>
-          <w:rFonts w:ascii="Arial" w:cs="Arial" w:eastAsia="Arial" w:hAnsi="Arial"/>
-          <w:b/>
-          <w:bCs/>
-          <w:sz w:val="22"/>
-          <w:szCs w:val="22"/>
-        </w:rPr>
-        <w:t xml:space="preserve">ШАГ 3. Результат для получателя</w:t>
-      </w:r>
-    </w:p>
-    <w:p>
-      <w:pPr>
-        <w:spacing w:after="120" w:line="276"/>
-      </w:pPr>
-      <w:r>
-        <w:rPr>
-          <w:rFonts w:ascii="Arial" w:cs="Arial" w:eastAsia="Arial" w:hAnsi="Arial"/>
-          <w:sz w:val="21"/>
-          <w:szCs w:val="21"/>
-        </w:rPr>
-        <w:t xml:space="preserve">Класс передаёт результат получателю: открытки — работникам школы, концерт — родителям, плакат — школе. Педагог помогает детям увидеть реакцию получателя: это и есть плод дела.</w:t>
-      </w:r>
-    </w:p>
-    <w:p>
-      <w:pPr>
-        <w:pStyle w:val="Heading2"/>
-        <w:spacing w:after="120" w:before="280"/>
-      </w:pPr>
-      <w:r>
-        <w:rPr>
-          <w:rFonts w:ascii="Arial" w:cs="Arial" w:eastAsia="Arial" w:hAnsi="Arial"/>
-          <w:b/>
-          <w:bCs/>
-          <w:sz w:val="24"/>
-          <w:szCs w:val="24"/>
-        </w:rPr>
-        <w:t xml:space="preserve">Часть 2. «Праздник успехов» (20 минут после дела)</w:t>
-      </w:r>
-    </w:p>
-    <w:p>
-      <w:pPr>
-        <w:pStyle w:val="Heading3"/>
-        <w:spacing w:after="100" w:before="200"/>
-      </w:pPr>
-      <w:r>
-        <w:rPr>
-          <w:rFonts w:ascii="Arial" w:cs="Arial" w:eastAsia="Arial" w:hAnsi="Arial"/>
-          <w:b/>
-          <w:bCs/>
-          <w:sz w:val="22"/>
-          <w:szCs w:val="22"/>
-        </w:rPr>
-        <w:t xml:space="preserve">БЛОК 1. «Лучик в ладошках» (3 мин)</w:t>
-      </w:r>
-    </w:p>
-    <w:p>
-      <w:pPr>
-        <w:spacing w:after="120" w:line="276"/>
-      </w:pPr>
-      <w:r>
-        <w:rPr>
-          <w:rFonts w:ascii="Arial" w:cs="Arial" w:eastAsia="Arial" w:hAnsi="Arial"/>
-          <w:sz w:val="21"/>
-          <w:szCs w:val="21"/>
-        </w:rPr>
-        <w:t xml:space="preserve">Текст педагога:</w:t>
-      </w:r>
-    </w:p>
-    <w:p>
-      <w:pPr>
-        <w:spacing w:after="120" w:line="276"/>
-      </w:pPr>
-      <w:r>
-        <w:rPr>
-          <w:rFonts w:ascii="Arial" w:cs="Arial" w:eastAsia="Arial" w:hAnsi="Arial"/>
-          <w:sz w:val="21"/>
-          <w:szCs w:val="21"/>
-        </w:rPr>
-        <w:t xml:space="preserve">«Ребята, закройте глаза ладошками и представьте, что в них — тёплый солнечный лучик. Он светит из самого сердца — так же, как наша радость от выполненного общего дела. Это лучик той радости, которую мы подарили другим. Давайте прямо сейчас расскажем историю об этом. Радость — первое слово, которое я произнесу. Представьте её в виде какого-то образа, будто смотрите мультик в тёмном кинозале.</w:t>
-      </w:r>
-    </w:p>
-    <w:p>
-      <w:pPr>
-        <w:spacing w:after="120" w:line="276"/>
-      </w:pPr>
-      <w:r>
-        <w:rPr>
-          <w:rFonts w:ascii="Arial" w:cs="Arial" w:eastAsia="Arial" w:hAnsi="Arial"/>
-          <w:sz w:val="21"/>
-          <w:szCs w:val="21"/>
-        </w:rPr>
-        <w:t xml:space="preserve">Сейчас я буду подходить к вам по очереди, называть по имени и класть руку на плечо. Кого назову, тот скажет следующее слово — что вы чувствуете, когда наше дело завершено? Слова могут повторяться».</w:t>
-      </w:r>
-    </w:p>
-    <w:p>
-      <w:pPr>
-        <w:spacing w:after="120" w:line="276"/>
-      </w:pPr>
-      <w:r>
-        <w:rPr>
-          <w:rFonts w:ascii="Arial" w:cs="Arial" w:eastAsia="Arial" w:hAnsi="Arial"/>
-          <w:sz w:val="21"/>
-          <w:szCs w:val="21"/>
-        </w:rPr>
-        <w:t xml:space="preserve">Методический секрет: подходите выборочно, в том числе к тем, кто не проявил себя или был менее активен. Ребёнок может предпочесть обращение по имени без прикосновения.</w:t>
-      </w:r>
-    </w:p>
-    <w:p>
-      <w:pPr>
-        <w:pStyle w:val="Heading3"/>
-        <w:spacing w:after="100" w:before="200"/>
-      </w:pPr>
-      <w:r>
-        <w:rPr>
-          <w:rFonts w:ascii="Arial" w:cs="Arial" w:eastAsia="Arial" w:hAnsi="Arial"/>
-          <w:b/>
-          <w:bCs/>
-          <w:sz w:val="22"/>
-          <w:szCs w:val="22"/>
-        </w:rPr>
-        <w:t xml:space="preserve">БЛОК 2. «Цветок чувств» (тетрадь, задание 9) (4 мин)</w:t>
-      </w:r>
-    </w:p>
-    <w:p>
-      <w:pPr>
-        <w:spacing w:after="120" w:line="276"/>
-      </w:pPr>
-      <w:r>
-        <w:rPr>
-          <w:rFonts w:ascii="Arial" w:cs="Arial" w:eastAsia="Arial" w:hAnsi="Arial"/>
-          <w:sz w:val="21"/>
-          <w:szCs w:val="21"/>
-        </w:rPr>
-        <w:t xml:space="preserve">Текст педагога:</w:t>
-      </w:r>
-    </w:p>
-    <w:p>
-      <w:pPr>
-        <w:spacing w:after="120" w:line="276"/>
-      </w:pPr>
-      <w:r>
-        <w:rPr>
-          <w:rFonts w:ascii="Arial" w:cs="Arial" w:eastAsia="Arial" w:hAnsi="Arial"/>
-          <w:sz w:val="21"/>
-          <w:szCs w:val="21"/>
-        </w:rPr>
-        <w:t xml:space="preserve">«Вы справились ещё с одним командным делом! Какие чувства вы испытываете, вспоминая наше доброе дело? Давайте расскажем об этом в рисунке.</w:t>
-      </w:r>
-    </w:p>
-    <w:p>
-      <w:pPr>
-        <w:spacing w:after="120" w:line="276"/>
-      </w:pPr>
-      <w:r>
-        <w:rPr>
-          <w:rFonts w:ascii="Arial" w:cs="Arial" w:eastAsia="Arial" w:hAnsi="Arial"/>
-          <w:sz w:val="21"/>
-          <w:szCs w:val="21"/>
-        </w:rPr>
-        <w:t xml:space="preserve">Я буду называть чувство и цвет. Например: гордость — красный цвет. Если вы испытываете гордость, вспоминая наше дело, возьмите красный карандаш и закрасьте один лепесток.</w:t>
-      </w:r>
-    </w:p>
-    <w:p>
-      <w:pPr>
-        <w:spacing w:after="120" w:line="276"/>
-      </w:pPr>
-      <w:r>
-        <w:rPr>
-          <w:rFonts w:ascii="Arial" w:cs="Arial" w:eastAsia="Arial" w:hAnsi="Arial"/>
-          <w:sz w:val="21"/>
-          <w:szCs w:val="21"/>
-        </w:rPr>
-        <w:t xml:space="preserve">Удовлетворение — жёлтый. Радость — оранжевый. Равнодушие — фиолетовый. Надежда — голубой. Воодушевление — синий.</w:t>
-      </w:r>
-    </w:p>
-    <w:p>
-      <w:pPr>
-        <w:spacing w:after="120" w:line="276"/>
-      </w:pPr>
-      <w:r>
-        <w:rPr>
-          <w:rFonts w:ascii="Arial" w:cs="Arial" w:eastAsia="Arial" w:hAnsi="Arial"/>
-          <w:sz w:val="21"/>
-          <w:szCs w:val="21"/>
-        </w:rPr>
-        <w:t xml:space="preserve">Закончите закрашивать цветок, повторите лепестки такого цвета, каких чувств испытываете больше всего.</w:t>
-      </w:r>
-    </w:p>
-    <w:p>
-      <w:pPr>
-        <w:spacing w:after="120" w:line="276"/>
-      </w:pPr>
-      <w:r>
-        <w:rPr>
-          <w:rFonts w:ascii="Arial" w:cs="Arial" w:eastAsia="Arial" w:hAnsi="Arial"/>
-          <w:sz w:val="21"/>
-          <w:szCs w:val="21"/>
-        </w:rPr>
-        <w:t xml:space="preserve">Поднимите свои тетрадки, покажите цветок. Я хочу увидеть прекрасный сад из ярких цветов! Спасибо! Вы смогли подарить мне большую радость!»</w:t>
-      </w:r>
-    </w:p>
-    <w:p>
-      <w:pPr>
-        <w:spacing w:after="120" w:line="276"/>
-      </w:pPr>
-      <w:r>
-        <w:rPr>
-          <w:rFonts w:ascii="Arial" w:cs="Arial" w:eastAsia="Arial" w:hAnsi="Arial"/>
-          <w:sz w:val="21"/>
-          <w:szCs w:val="21"/>
-        </w:rPr>
-        <w:t xml:space="preserve">Методический секрет: по цветкам видно, есть ли в классе дети, оставшиеся равнодушными к завершённому делу. Это не замечание, а сигнал: подойти отдельно и спросить о его части дела.</w:t>
-      </w:r>
-    </w:p>
-    <w:p>
-      <w:pPr>
-        <w:pStyle w:val="Heading3"/>
-        <w:spacing w:after="100" w:before="200"/>
-      </w:pPr>
-      <w:r>
-        <w:rPr>
-          <w:rFonts w:ascii="Arial" w:cs="Arial" w:eastAsia="Arial" w:hAnsi="Arial"/>
-          <w:b/>
-          <w:bCs/>
-          <w:sz w:val="22"/>
-          <w:szCs w:val="22"/>
-        </w:rPr>
-        <w:t xml:space="preserve">БЛОК 3. «Сад» (3 мин)</w:t>
-      </w:r>
-    </w:p>
-    <w:p>
-      <w:pPr>
-        <w:spacing w:after="120" w:line="276"/>
-      </w:pPr>
-      <w:r>
-        <w:rPr>
-          <w:rFonts w:ascii="Arial" w:cs="Arial" w:eastAsia="Arial" w:hAnsi="Arial"/>
-          <w:sz w:val="21"/>
-          <w:szCs w:val="21"/>
-        </w:rPr>
-        <w:t xml:space="preserve">Текст педагога:</w:t>
-      </w:r>
-    </w:p>
-    <w:p>
-      <w:pPr>
-        <w:spacing w:after="120" w:line="276"/>
-      </w:pPr>
-      <w:r>
-        <w:rPr>
-          <w:rFonts w:ascii="Arial" w:cs="Arial" w:eastAsia="Arial" w:hAnsi="Arial"/>
-          <w:sz w:val="21"/>
-          <w:szCs w:val="21"/>
-        </w:rPr>
-        <w:t xml:space="preserve">«Давайте оживим наш сад! Вспомните, как мы выбирали дело, как поддерживали друг друга. Какие качества нам помогали?</w:t>
-      </w:r>
-    </w:p>
-    <w:p>
-      <w:pPr>
-        <w:spacing w:after="120" w:line="276"/>
-      </w:pPr>
-      <w:r>
-        <w:rPr>
-          <w:rFonts w:ascii="Arial" w:cs="Arial" w:eastAsia="Arial" w:hAnsi="Arial"/>
-          <w:sz w:val="21"/>
-          <w:szCs w:val="21"/>
-        </w:rPr>
-        <w:t xml:space="preserve">Стебель, на котором всё держалось, основное качество — как мы относились друг к другу? (Доброжелательно.) Дорисуйте стебель.</w:t>
-      </w:r>
-    </w:p>
-    <w:p>
-      <w:pPr>
-        <w:spacing w:after="120" w:line="276"/>
-      </w:pPr>
-      <w:r>
-        <w:rPr>
-          <w:rFonts w:ascii="Arial" w:cs="Arial" w:eastAsia="Arial" w:hAnsi="Arial"/>
-          <w:sz w:val="21"/>
-          <w:szCs w:val="21"/>
-        </w:rPr>
-        <w:t xml:space="preserve">Что помогало не сдаваться? (Воля и искренность.) Это корни, которые дают устойчивость нашему цветку.</w:t>
-      </w:r>
-    </w:p>
-    <w:p>
-      <w:pPr>
-        <w:spacing w:after="120" w:line="276"/>
-      </w:pPr>
-      <w:r>
-        <w:rPr>
-          <w:rFonts w:ascii="Arial" w:cs="Arial" w:eastAsia="Arial" w:hAnsi="Arial"/>
-          <w:sz w:val="21"/>
-          <w:szCs w:val="21"/>
-        </w:rPr>
-        <w:t xml:space="preserve">Какие поступки нас объединяли? (Чуткость и великодушие.) Это листья — они как руки, распахнутые для объятий.</w:t>
-      </w:r>
-    </w:p>
-    <w:p>
-      <w:pPr>
-        <w:spacing w:after="120" w:line="276"/>
-      </w:pPr>
-      <w:r>
-        <w:rPr>
-          <w:rFonts w:ascii="Arial" w:cs="Arial" w:eastAsia="Arial" w:hAnsi="Arial"/>
-          <w:sz w:val="21"/>
-          <w:szCs w:val="21"/>
-        </w:rPr>
-        <w:t xml:space="preserve">Почему корни — это воля и искренность? Как вы думаете? Как Настя „поливала“ свой сад доброты? (Добрыми поступками.)»</w:t>
-      </w:r>
-    </w:p>
-    <w:p>
-      <w:pPr>
-        <w:spacing w:after="120" w:line="276"/>
-      </w:pPr>
-      <w:r>
-        <w:rPr>
-          <w:rFonts w:ascii="Arial" w:cs="Arial" w:eastAsia="Arial" w:hAnsi="Arial"/>
-          <w:sz w:val="21"/>
-          <w:szCs w:val="21"/>
-        </w:rPr>
-        <w:t xml:space="preserve">Во время рисования ведите беседу, вспоминая ситуации, когда проявлялось каждое качество. Дети ещё раз проживут событие, закрепляя положительные моменты.</w:t>
-      </w:r>
-    </w:p>
-    <w:p>
-      <w:pPr>
-        <w:pStyle w:val="Heading3"/>
-        <w:spacing w:after="100" w:before="200"/>
-      </w:pPr>
-      <w:r>
-        <w:rPr>
-          <w:rFonts w:ascii="Arial" w:cs="Arial" w:eastAsia="Arial" w:hAnsi="Arial"/>
-          <w:b/>
-          <w:bCs/>
-          <w:sz w:val="22"/>
-          <w:szCs w:val="22"/>
-        </w:rPr>
-        <w:t xml:space="preserve">БЛОК 4. Рефлексия (3 мин)</w:t>
-      </w:r>
-    </w:p>
-    <w:p>
-      <w:pPr>
-        <w:spacing w:after="120" w:line="276"/>
-      </w:pPr>
-      <w:r>
-        <w:rPr>
-          <w:rFonts w:ascii="Arial" w:cs="Arial" w:eastAsia="Arial" w:hAnsi="Arial"/>
-          <w:sz w:val="21"/>
-          <w:szCs w:val="21"/>
-        </w:rPr>
-        <w:t xml:space="preserve">Текст педагога:</w:t>
-      </w:r>
-    </w:p>
-    <w:p>
-      <w:pPr>
-        <w:spacing w:after="120" w:line="276"/>
-      </w:pPr>
-      <w:r>
-        <w:rPr>
-          <w:rFonts w:ascii="Arial" w:cs="Arial" w:eastAsia="Arial" w:hAnsi="Arial"/>
-          <w:sz w:val="21"/>
-          <w:szCs w:val="21"/>
-        </w:rPr>
-        <w:t xml:space="preserve">«Представьте, что вы встретили героев фильма. Что бы вы рассказали им о нашем деле?</w:t>
-      </w:r>
-    </w:p>
-    <w:p>
-      <w:pPr>
-        <w:pStyle w:val="ListParagraph"/>
-        <w:numPr>
-          <w:ilvl w:val="0"/>
-          <w:numId w:val="2"/>
-        </w:numPr>
-        <w:spacing w:after="60" w:line="264"/>
-      </w:pPr>
-      <w:r>
-        <w:rPr>
-          <w:rFonts w:ascii="Arial" w:cs="Arial" w:eastAsia="Arial" w:hAnsi="Arial"/>
-          <w:sz w:val="21"/>
-          <w:szCs w:val="21"/>
-        </w:rPr>
-        <w:t xml:space="preserve">Я научился радоваться за…</w:t>
-      </w:r>
-    </w:p>
-    <w:p>
-      <w:pPr>
-        <w:pStyle w:val="ListParagraph"/>
-        <w:numPr>
-          <w:ilvl w:val="0"/>
-          <w:numId w:val="2"/>
-        </w:numPr>
-        <w:spacing w:after="60" w:line="264"/>
-      </w:pPr>
-      <w:r>
-        <w:rPr>
-          <w:rFonts w:ascii="Arial" w:cs="Arial" w:eastAsia="Arial" w:hAnsi="Arial"/>
-          <w:sz w:val="21"/>
-          <w:szCs w:val="21"/>
-        </w:rPr>
-        <w:t xml:space="preserve">Самым сложным было…</w:t>
-      </w:r>
-    </w:p>
-    <w:p>
-      <w:pPr>
-        <w:pStyle w:val="ListParagraph"/>
-        <w:numPr>
-          <w:ilvl w:val="0"/>
-          <w:numId w:val="2"/>
-        </w:numPr>
-        <w:spacing w:after="60" w:line="264"/>
-      </w:pPr>
-      <w:r>
-        <w:rPr>
-          <w:rFonts w:ascii="Arial" w:cs="Arial" w:eastAsia="Arial" w:hAnsi="Arial"/>
-          <w:sz w:val="21"/>
-          <w:szCs w:val="21"/>
-        </w:rPr>
-        <w:t xml:space="preserve">В следующий раз я…</w:t>
-      </w:r>
-    </w:p>
-    <w:p>
-      <w:pPr>
-        <w:spacing w:after="120" w:line="276"/>
-      </w:pPr>
-      <w:r>
-        <w:rPr>
-          <w:rFonts w:ascii="Arial" w:cs="Arial" w:eastAsia="Arial" w:hAnsi="Arial"/>
-          <w:sz w:val="21"/>
-          <w:szCs w:val="21"/>
-        </w:rPr>
-        <w:t xml:space="preserve">Что было самым важным в нашем деле? Давайте определим уровень нашей силы — нам удалось проявить её на уровне… Как изменились ваши мысли о зависти? Кто из одноклассников помог вам понять ценность радости за других?»</w:t>
-      </w:r>
-    </w:p>
-    <w:p>
-      <w:pPr>
-        <w:pStyle w:val="Heading3"/>
-        <w:spacing w:after="100" w:before="200"/>
-      </w:pPr>
-      <w:r>
-        <w:rPr>
-          <w:rFonts w:ascii="Arial" w:cs="Arial" w:eastAsia="Arial" w:hAnsi="Arial"/>
-          <w:b/>
-          <w:bCs/>
-          <w:sz w:val="22"/>
-          <w:szCs w:val="22"/>
-        </w:rPr>
-        <w:t xml:space="preserve">БЛОК 5. Самодиагностика — финальная точка (1 мин)</w:t>
-      </w:r>
-    </w:p>
-    <w:p>
-      <w:pPr>
-        <w:spacing w:after="120" w:line="276"/>
-      </w:pPr>
-      <w:r>
-        <w:rPr>
-          <w:rFonts w:ascii="Arial" w:cs="Arial" w:eastAsia="Arial" w:hAnsi="Arial"/>
-          <w:sz w:val="21"/>
-          <w:szCs w:val="21"/>
-        </w:rPr>
-        <w:t xml:space="preserve">Задание для обучающегося: «Поставь последнюю точку на шкале „Мой корабль“. Посмотри на весь путь от Точки А. Куда двигалась стрелка? Если она сдвинулась хоть немного вправо — это твой рекорд. Если нет — это честная точка, и она тоже твоя».</w:t>
-      </w:r>
-    </w:p>
-    <w:p>
-      <w:pPr>
-        <w:pStyle w:val="Heading3"/>
-        <w:spacing w:after="100" w:before="200"/>
-      </w:pPr>
-      <w:r>
-        <w:rPr>
-          <w:rFonts w:ascii="Arial" w:cs="Arial" w:eastAsia="Arial" w:hAnsi="Arial"/>
-          <w:b/>
-          <w:bCs/>
-          <w:sz w:val="22"/>
-          <w:szCs w:val="22"/>
-        </w:rPr>
-        <w:t xml:space="preserve">БЛОК 6. «Семена радости» и мечта (3 мин)</w:t>
-      </w:r>
-    </w:p>
-    <w:p>
-      <w:pPr>
-        <w:spacing w:after="120" w:line="276"/>
-      </w:pPr>
-      <w:r>
-        <w:rPr>
-          <w:rFonts w:ascii="Arial" w:cs="Arial" w:eastAsia="Arial" w:hAnsi="Arial"/>
-          <w:sz w:val="21"/>
-          <w:szCs w:val="21"/>
-        </w:rPr>
-        <w:t xml:space="preserve">Текст педагога:</w:t>
-      </w:r>
-    </w:p>
-    <w:p>
-      <w:pPr>
-        <w:spacing w:after="120" w:line="276"/>
-      </w:pPr>
-      <w:r>
-        <w:rPr>
-          <w:rFonts w:ascii="Arial" w:cs="Arial" w:eastAsia="Arial" w:hAnsi="Arial"/>
-          <w:sz w:val="21"/>
-          <w:szCs w:val="21"/>
-        </w:rPr>
-        <w:t xml:space="preserve">«Представьте, что наша радость — это волшебные семена. Куда бы вы хотели их посеять в будущем, когда станете взрослыми? (Конкретизируйте: какие дела, для кого, как это будет выглядеть, кто будет рядом.)</w:t>
-      </w:r>
-    </w:p>
-    <w:p>
-      <w:pPr>
-        <w:spacing w:after="120" w:line="276"/>
-      </w:pPr>
-      <w:r>
-        <w:rPr>
-          <w:rFonts w:ascii="Arial" w:cs="Arial" w:eastAsia="Arial" w:hAnsi="Arial"/>
-          <w:sz w:val="21"/>
-          <w:szCs w:val="21"/>
-        </w:rPr>
-        <w:t xml:space="preserve">Можно ли назвать ваши планы мечтой? Большие мечты сбываются, когда начинаешь делать первые шаги к ней прямо сейчас. Что вы запланируете для себя, чтобы идти к своей мечте?»</w:t>
-      </w:r>
-    </w:p>
-    <w:p>
-      <w:pPr>
-        <w:pStyle w:val="Heading3"/>
-        <w:spacing w:after="100" w:before="200"/>
-      </w:pPr>
-      <w:r>
-        <w:rPr>
-          <w:rFonts w:ascii="Arial" w:cs="Arial" w:eastAsia="Arial" w:hAnsi="Arial"/>
-          <w:b/>
-          <w:bCs/>
-          <w:sz w:val="22"/>
-          <w:szCs w:val="22"/>
-        </w:rPr>
-        <w:t xml:space="preserve">БЛОК 7. Финальный трюизм и мандарин (3 мин)</w:t>
-      </w:r>
-    </w:p>
-    <w:p>
-      <w:pPr>
-        <w:spacing w:after="120" w:line="276"/>
-      </w:pPr>
-      <w:r>
-        <w:rPr>
-          <w:rFonts w:ascii="Arial" w:cs="Arial" w:eastAsia="Arial" w:hAnsi="Arial"/>
-          <w:sz w:val="21"/>
-          <w:szCs w:val="21"/>
-        </w:rPr>
-        <w:t xml:space="preserve">Педагог: «Я предлагаю всем вместе произнести настоящие волшебные слова, которые помогут сбыться вашим прекрасным мечтам, вырасти посаженным семенам будущих прекрасных садов: „Я всё могу! Я всё хочу!“» (Хором, трижды, с движением: руки от сердца — вверх.)</w:t>
-      </w:r>
-    </w:p>
-    <w:p>
-      <w:pPr>
-        <w:spacing w:after="120" w:line="276"/>
-      </w:pPr>
-      <w:r>
-        <w:rPr>
-          <w:rFonts w:ascii="Arial" w:cs="Arial" w:eastAsia="Arial" w:hAnsi="Arial"/>
-          <w:sz w:val="21"/>
-          <w:szCs w:val="21"/>
-        </w:rPr>
-        <w:t xml:space="preserve">«Сегодня вы стали настоящими творцами добра. Помните: каждый, кто умеет радоваться за других, выращивает в мире цветы счастья!»</w:t>
-      </w:r>
-    </w:p>
-    <w:p>
-      <w:pPr>
-        <w:spacing w:after="120" w:line="276"/>
-      </w:pPr>
-      <w:r>
-        <w:rPr>
-          <w:rFonts w:ascii="Arial" w:cs="Arial" w:eastAsia="Arial" w:hAnsi="Arial"/>
-          <w:sz w:val="21"/>
-          <w:szCs w:val="21"/>
-        </w:rPr>
-        <w:t xml:space="preserve">В финале каждый ребёнок получает мандарин и сертификат юнги корабля «Дружба».</w:t>
-      </w:r>
-    </w:p>
-    <w:p>
-      <w:pPr>
-        <w:pStyle w:val="Heading2"/>
-        <w:spacing w:after="120" w:before="280"/>
-      </w:pPr>
-      <w:r>
-        <w:rPr>
-          <w:rFonts w:ascii="Arial" w:cs="Arial" w:eastAsia="Arial" w:hAnsi="Arial"/>
-          <w:b/>
-          <w:bCs/>
-          <w:sz w:val="24"/>
-          <w:szCs w:val="24"/>
-        </w:rPr>
-        <w:t xml:space="preserve">Типичные ловушки этапа «Социальная практика»</w:t>
-      </w:r>
-    </w:p>
-    <w:tbl>
-      <w:tblPr>
-        <w:tblW w:type="dxa" w:w="9638"/>
-        <w:tblBorders>
-          <w:top w:val="single" w:color="9FB0C3" w:sz="4"/>
-          <w:left w:val="single" w:color="9FB0C3" w:sz="4"/>
-          <w:bottom w:val="single" w:color="9FB0C3" w:sz="4"/>
-          <w:right w:val="single" w:color="9FB0C3" w:sz="4"/>
-          <w:insideH w:val="single" w:color="C9D3DE" w:sz="4"/>
-          <w:insideV w:val="single" w:color="C9D3DE" w:sz="4"/>
-        </w:tblBorders>
-      </w:tblPr>
-      <w:tblGrid>
-        <w:gridCol w:w="3470"/>
-        <w:gridCol w:w="6168"/>
-      </w:tblGrid>
-      <w:tr>
-        <w:trPr>
-          <w:tblHeader/>
-        </w:trPr>
-        <w:tc>
-          <w:tcPr>
-            <w:tcW w:type="dxa" w:w="3470"/>
-            <w:shd w:fill="DCE3EC" w:color="auto" w:val="clear"/>
-            <w:tcMar>
-              <w:top w:type="dxa" w:w="60"/>
-              <w:left w:type="dxa" w:w="90"/>
-              <w:bottom w:type="dxa" w:w="60"/>
-              <w:right w:type="dxa" w:w="90"/>
-            </w:tcMar>
-          </w:tcPr>
-          <w:p>
-            <w:pPr>
-              <w:spacing w:after="0" w:line="259"/>
-            </w:pPr>
-            <w:r>
-              <w:rPr>
-                <w:rFonts w:ascii="Arial" w:cs="Arial" w:eastAsia="Arial" w:hAnsi="Arial"/>
-                <w:b/>
-                <w:bCs/>
-                <w:sz w:val="19"/>
-                <w:szCs w:val="19"/>
-              </w:rPr>
-              <w:t xml:space="preserve">Ловушка</w:t>
-            </w:r>
-          </w:p>
-        </w:tc>
-        <w:tc>
-          <w:tcPr>
-            <w:tcW w:type="dxa" w:w="6168"/>
-            <w:shd w:fill="DCE3EC" w:color="auto" w:val="clear"/>
-            <w:tcMar>
-              <w:top w:type="dxa" w:w="60"/>
-              <w:left w:type="dxa" w:w="90"/>
-              <w:bottom w:type="dxa" w:w="60"/>
-              <w:right w:type="dxa" w:w="90"/>
-            </w:tcMar>
-          </w:tcPr>
-          <w:p>
-            <w:pPr>
-              <w:spacing w:after="0" w:line="259"/>
-            </w:pPr>
-            <w:r>
-              <w:rPr>
-                <w:rFonts w:ascii="Arial" w:cs="Arial" w:eastAsia="Arial" w:hAnsi="Arial"/>
-                <w:b/>
-                <w:bCs/>
-                <w:sz w:val="19"/>
-                <w:szCs w:val="19"/>
-              </w:rPr>
-              <w:t xml:space="preserve">Как избежать</w:t>
-            </w:r>
-          </w:p>
-        </w:tc>
-      </w:tr>
-      <w:tr>
-        <w:trPr>
-          <w:tblHeader w:val="false"/>
-        </w:trPr>
-        <w:tc>
-          <w:tcPr>
-            <w:tcW w:type="dxa" w:w="3470"/>
-            <w:tcMar>
-              <w:top w:type="dxa" w:w="60"/>
-              <w:left w:type="dxa" w:w="90"/>
-              <w:bottom w:type="dxa" w:w="60"/>
-              <w:right w:type="dxa" w:w="90"/>
-            </w:tcMar>
-          </w:tcPr>
-          <w:p>
-            <w:pPr>
-              <w:spacing w:after="0" w:line="259"/>
-            </w:pPr>
-            <w:r>
-              <w:rPr>
-                <w:rFonts w:ascii="Arial" w:cs="Arial" w:eastAsia="Arial" w:hAnsi="Arial"/>
-                <w:b w:val="false"/>
-                <w:bCs w:val="false"/>
-                <w:sz w:val="19"/>
-                <w:szCs w:val="19"/>
-              </w:rPr>
-              <w:t xml:space="preserve">Провести «Праздник успехов» до дела</w:t>
-            </w:r>
-          </w:p>
-        </w:tc>
-        <w:tc>
-          <w:tcPr>
-            <w:tcW w:type="dxa" w:w="6168"/>
-            <w:tcMar>
-              <w:top w:type="dxa" w:w="60"/>
-              <w:left w:type="dxa" w:w="90"/>
-              <w:bottom w:type="dxa" w:w="60"/>
-              <w:right w:type="dxa" w:w="90"/>
-            </w:tcMar>
-          </w:tcPr>
-          <w:p>
-            <w:pPr>
-              <w:spacing w:after="0" w:line="259"/>
-            </w:pPr>
-            <w:r>
-              <w:rPr>
-                <w:rFonts w:ascii="Arial" w:cs="Arial" w:eastAsia="Arial" w:hAnsi="Arial"/>
-                <w:b w:val="false"/>
-                <w:bCs w:val="false"/>
-                <w:sz w:val="19"/>
-                <w:szCs w:val="19"/>
-              </w:rPr>
-              <w:t xml:space="preserve">Рефлексия — только по выполненному делу</w:t>
-            </w:r>
-          </w:p>
-        </w:tc>
-      </w:tr>
-      <w:tr>
-        <w:trPr>
-          <w:tblHeader w:val="false"/>
-        </w:trPr>
-        <w:tc>
-          <w:tcPr>
-            <w:tcW w:type="dxa" w:w="3470"/>
-            <w:tcMar>
-              <w:top w:type="dxa" w:w="60"/>
-              <w:left w:type="dxa" w:w="90"/>
-              <w:bottom w:type="dxa" w:w="60"/>
-              <w:right w:type="dxa" w:w="90"/>
-            </w:tcMar>
-          </w:tcPr>
-          <w:p>
-            <w:pPr>
-              <w:spacing w:after="0" w:line="259"/>
-            </w:pPr>
-            <w:r>
-              <w:rPr>
-                <w:rFonts w:ascii="Arial" w:cs="Arial" w:eastAsia="Arial" w:hAnsi="Arial"/>
-                <w:b w:val="false"/>
-                <w:bCs w:val="false"/>
-                <w:sz w:val="19"/>
-                <w:szCs w:val="19"/>
-              </w:rPr>
-              <w:t xml:space="preserve">Считать заполненный паспорт выполненной практикой</w:t>
-            </w:r>
-          </w:p>
-        </w:tc>
-        <w:tc>
-          <w:tcPr>
-            <w:tcW w:type="dxa" w:w="6168"/>
-            <w:tcMar>
-              <w:top w:type="dxa" w:w="60"/>
-              <w:left w:type="dxa" w:w="90"/>
-              <w:bottom w:type="dxa" w:w="60"/>
-              <w:right w:type="dxa" w:w="90"/>
-            </w:tcMar>
-          </w:tcPr>
-          <w:p>
-            <w:pPr>
-              <w:spacing w:after="0" w:line="259"/>
-            </w:pPr>
-            <w:r>
-              <w:rPr>
-                <w:rFonts w:ascii="Arial" w:cs="Arial" w:eastAsia="Arial" w:hAnsi="Arial"/>
-                <w:b w:val="false"/>
-                <w:bCs w:val="false"/>
-                <w:sz w:val="19"/>
-                <w:szCs w:val="19"/>
-              </w:rPr>
-              <w:t xml:space="preserve">Практика — реальное действие с реальным получателем</w:t>
-            </w:r>
-          </w:p>
-        </w:tc>
-      </w:tr>
-      <w:tr>
-        <w:trPr>
-          <w:tblHeader w:val="false"/>
-        </w:trPr>
-        <w:tc>
-          <w:tcPr>
-            <w:tcW w:type="dxa" w:w="3470"/>
-            <w:tcMar>
-              <w:top w:type="dxa" w:w="60"/>
-              <w:left w:type="dxa" w:w="90"/>
-              <w:bottom w:type="dxa" w:w="60"/>
-              <w:right w:type="dxa" w:w="90"/>
-            </w:tcMar>
-          </w:tcPr>
-          <w:p>
-            <w:pPr>
-              <w:spacing w:after="0" w:line="259"/>
-            </w:pPr>
-            <w:r>
-              <w:rPr>
-                <w:rFonts w:ascii="Arial" w:cs="Arial" w:eastAsia="Arial" w:hAnsi="Arial"/>
-                <w:b w:val="false"/>
-                <w:bCs w:val="false"/>
-                <w:sz w:val="19"/>
-                <w:szCs w:val="19"/>
-              </w:rPr>
-              <w:t xml:space="preserve">Требовать «правильное» чувство в цветке</w:t>
-            </w:r>
-          </w:p>
-        </w:tc>
-        <w:tc>
-          <w:tcPr>
-            <w:tcW w:type="dxa" w:w="6168"/>
-            <w:tcMar>
-              <w:top w:type="dxa" w:w="60"/>
-              <w:left w:type="dxa" w:w="90"/>
-              <w:bottom w:type="dxa" w:w="60"/>
-              <w:right w:type="dxa" w:w="90"/>
-            </w:tcMar>
-          </w:tcPr>
-          <w:p>
-            <w:pPr>
-              <w:spacing w:after="0" w:line="259"/>
-            </w:pPr>
-            <w:r>
-              <w:rPr>
-                <w:rFonts w:ascii="Arial" w:cs="Arial" w:eastAsia="Arial" w:hAnsi="Arial"/>
-                <w:b w:val="false"/>
-                <w:bCs w:val="false"/>
-                <w:sz w:val="19"/>
-                <w:szCs w:val="19"/>
-              </w:rPr>
-              <w:t xml:space="preserve">Усталость и равнодушие — честные ответы; их принимают</w:t>
-            </w:r>
-          </w:p>
-        </w:tc>
-      </w:tr>
-      <w:tr>
-        <w:trPr>
-          <w:tblHeader w:val="false"/>
-        </w:trPr>
-        <w:tc>
-          <w:tcPr>
-            <w:tcW w:type="dxa" w:w="3470"/>
-            <w:tcMar>
-              <w:top w:type="dxa" w:w="60"/>
-              <w:left w:type="dxa" w:w="90"/>
-              <w:bottom w:type="dxa" w:w="60"/>
-              <w:right w:type="dxa" w:w="90"/>
-            </w:tcMar>
-          </w:tcPr>
-          <w:p>
-            <w:pPr>
-              <w:spacing w:after="0" w:line="259"/>
-            </w:pPr>
-            <w:r>
-              <w:rPr>
-                <w:rFonts w:ascii="Arial" w:cs="Arial" w:eastAsia="Arial" w:hAnsi="Arial"/>
-                <w:b w:val="false"/>
-                <w:bCs w:val="false"/>
-                <w:sz w:val="19"/>
-                <w:szCs w:val="19"/>
-              </w:rPr>
-              <w:t xml:space="preserve">Заставить показать личные записи</w:t>
-            </w:r>
-          </w:p>
-        </w:tc>
-        <w:tc>
-          <w:tcPr>
-            <w:tcW w:type="dxa" w:w="6168"/>
-            <w:tcMar>
-              <w:top w:type="dxa" w:w="60"/>
-              <w:left w:type="dxa" w:w="90"/>
-              <w:bottom w:type="dxa" w:w="60"/>
-              <w:right w:type="dxa" w:w="90"/>
-            </w:tcMar>
-          </w:tcPr>
-          <w:p>
-            <w:pPr>
-              <w:spacing w:after="0" w:line="259"/>
-            </w:pPr>
-            <w:r>
-              <w:rPr>
-                <w:rFonts w:ascii="Arial" w:cs="Arial" w:eastAsia="Arial" w:hAnsi="Arial"/>
-                <w:b w:val="false"/>
-                <w:bCs w:val="false"/>
-                <w:sz w:val="19"/>
-                <w:szCs w:val="19"/>
-              </w:rPr>
-              <w:t xml:space="preserve">Участник сам решает, что рассказать</w:t>
-            </w:r>
-          </w:p>
-        </w:tc>
-      </w:tr>
-      <w:tr>
-        <w:trPr>
-          <w:tblHeader w:val="false"/>
-        </w:trPr>
-        <w:tc>
-          <w:tcPr>
-            <w:tcW w:type="dxa" w:w="3470"/>
-            <w:tcMar>
-              <w:top w:type="dxa" w:w="60"/>
-              <w:left w:type="dxa" w:w="90"/>
-              <w:bottom w:type="dxa" w:w="60"/>
-              <w:right w:type="dxa" w:w="90"/>
-            </w:tcMar>
-          </w:tcPr>
-          <w:p>
-            <w:pPr>
-              <w:spacing w:after="0" w:line="259"/>
-            </w:pPr>
-            <w:r>
-              <w:rPr>
-                <w:rFonts w:ascii="Arial" w:cs="Arial" w:eastAsia="Arial" w:hAnsi="Arial"/>
-                <w:b w:val="false"/>
-                <w:bCs w:val="false"/>
-                <w:sz w:val="19"/>
-                <w:szCs w:val="19"/>
-              </w:rPr>
-              <w:t xml:space="preserve">Хвалить только тех, кто был заметен</w:t>
-            </w:r>
-          </w:p>
-        </w:tc>
-        <w:tc>
-          <w:tcPr>
-            <w:tcW w:type="dxa" w:w="6168"/>
-            <w:tcMar>
-              <w:top w:type="dxa" w:w="60"/>
-              <w:left w:type="dxa" w:w="90"/>
-              <w:bottom w:type="dxa" w:w="60"/>
-              <w:right w:type="dxa" w:w="90"/>
-            </w:tcMar>
-          </w:tcPr>
-          <w:p>
-            <w:pPr>
-              <w:spacing w:after="0" w:line="259"/>
-            </w:pPr>
-            <w:r>
-              <w:rPr>
-                <w:rFonts w:ascii="Arial" w:cs="Arial" w:eastAsia="Arial" w:hAnsi="Arial"/>
-                <w:b w:val="false"/>
-                <w:bCs w:val="false"/>
-                <w:sz w:val="19"/>
-                <w:szCs w:val="19"/>
-              </w:rPr>
-              <w:t xml:space="preserve">«Лучик» и рука на плече — в первую очередь тем, кто был тихим</w:t>
-            </w:r>
-          </w:p>
-        </w:tc>
-      </w:tr>
-    </w:tbl>
-    <w:p>
-      <w:pPr>
-        <w:spacing w:after="80"/>
-      </w:pPr>
-    </w:p>
-    <w:p>
-      <w:pPr>
-        <w:pStyle w:val="Heading2"/>
-        <w:spacing w:after="120" w:before="280"/>
-      </w:pPr>
-      <w:r>
-        <w:rPr>
-          <w:rFonts w:ascii="Arial" w:cs="Arial" w:eastAsia="Arial" w:hAnsi="Arial"/>
-          <w:b/>
-          <w:bCs/>
-          <w:sz w:val="24"/>
-          <w:szCs w:val="24"/>
-        </w:rPr>
-        <w:t xml:space="preserve">Блок дополнительных параллельных модулей</w:t>
-      </w:r>
-    </w:p>
-    <w:p>
-      <w:pPr>
-        <w:spacing w:after="120" w:line="276"/>
-      </w:pPr>
-      <w:r>
-        <w:rPr>
-          <w:rFonts w:ascii="Arial" w:cs="Arial" w:eastAsia="Arial" w:hAnsi="Arial"/>
-          <w:sz w:val="21"/>
-          <w:szCs w:val="21"/>
-        </w:rPr>
-        <w:t xml:space="preserve">Зелёный блок: «Волна радости». Класс в кругу передаёт по цепочке движение — поднятые руки — как волну.</w:t>
-      </w:r>
-    </w:p>
-    <w:p>
-      <w:pPr>
-        <w:spacing w:after="120" w:line="276"/>
-      </w:pPr>
-      <w:r>
-        <w:rPr>
-          <w:rFonts w:ascii="Arial" w:cs="Arial" w:eastAsia="Arial" w:hAnsi="Arial"/>
-          <w:sz w:val="21"/>
-          <w:szCs w:val="21"/>
-        </w:rPr>
-        <w:t xml:space="preserve">Синий блок: «Мой фонарик». Нарисовать фонарик и написать имя человека, который радовался за меня.</w:t>
-      </w:r>
-    </w:p>
-    <w:p>
-      <w:pPr>
-        <w:spacing w:after="120" w:line="276"/>
-      </w:pPr>
-      <w:r>
-        <w:rPr>
-          <w:rFonts w:ascii="Arial" w:cs="Arial" w:eastAsia="Arial" w:hAnsi="Arial"/>
-          <w:sz w:val="21"/>
-          <w:szCs w:val="21"/>
-        </w:rPr>
-        <w:t xml:space="preserve">Жёлтый блок: «Слово получателю». Каждая команда формулирует одну фразу, которую хотела бы услышать от получателя дела, — и одну, которую услышала на самом деле.</w:t>
-      </w:r>
-    </w:p>
-    <w:p>
-      <w:pPr>
-        <w:spacing w:after="120" w:line="276"/>
-      </w:pPr>
-      <w:r>
-        <w:rPr>
-          <w:rFonts w:ascii="Arial" w:cs="Arial" w:eastAsia="Arial" w:hAnsi="Arial"/>
-          <w:sz w:val="21"/>
-          <w:szCs w:val="21"/>
-        </w:rPr>
-        <w:t xml:space="preserve">Фиолетовый блок: вопрос домой — «Какого цвета получился твой цветок?».</w:t>
-      </w:r>
-    </w:p>
-    <w:p>
-      <w:pPr>
-        <w:pStyle w:val="Heading2"/>
-        <w:spacing w:after="120" w:before="280"/>
-      </w:pPr>
-      <w:r>
-        <w:rPr>
-          <w:rFonts w:ascii="Arial" w:cs="Arial" w:eastAsia="Arial" w:hAnsi="Arial"/>
-          <w:b/>
-          <w:bCs/>
-          <w:sz w:val="24"/>
-          <w:szCs w:val="24"/>
-        </w:rPr>
-        <w:t xml:space="preserve">Связь с семьёй</w:t>
-      </w:r>
-    </w:p>
-    <w:p>
-      <w:pPr>
-        <w:spacing w:after="120" w:line="276"/>
-      </w:pPr>
-      <w:r>
-        <w:rPr>
-          <w:rFonts w:ascii="Arial" w:cs="Arial" w:eastAsia="Arial" w:hAnsi="Arial"/>
-          <w:sz w:val="21"/>
-          <w:szCs w:val="21"/>
-        </w:rPr>
-        <w:t xml:space="preserve">Текст в родительский чат: «Наше общее дело выполнено! Сегодня класс праздновал успехи: мы рисовали цветок чувств и сад. Спросите ребёнка, какого цвета получился его цветок и за кого он радовался в этом деле».</w:t>
-      </w:r>
-    </w:p>
-    <w:p>
-      <w:pPr>
-        <w:spacing w:after="120" w:line="276"/>
-      </w:pPr>
-      <w:r>
-        <w:rPr>
-          <w:rFonts w:ascii="Arial" w:cs="Arial" w:eastAsia="Arial" w:hAnsi="Arial"/>
-          <w:sz w:val="21"/>
-          <w:szCs w:val="21"/>
-        </w:rPr>
-        <w:t xml:space="preserve">Домашнее задание: «Семена радости дома». Рассказать семье, куда ребёнок хотел бы посеять семена радости, когда вырастет, и вместе придумать первый маленький шаг.</w:t>
-      </w:r>
-    </w:p>
-    <w:p>
-      <w:pPr>
-        <w:pStyle w:val="Heading2"/>
-        <w:spacing w:after="120" w:before="280"/>
-      </w:pPr>
-      <w:r>
-        <w:rPr>
-          <w:rFonts w:ascii="Arial" w:cs="Arial" w:eastAsia="Arial" w:hAnsi="Arial"/>
-          <w:b/>
-          <w:bCs/>
-          <w:sz w:val="24"/>
-          <w:szCs w:val="24"/>
-        </w:rPr>
-        <w:t xml:space="preserve">Экспресс-шаблон фиксации (этап «Социальная практика»)</w:t>
+        <w:t xml:space="preserve">Экспресс-шаблон фиксации (этап «Воодушевление»)</w:t>
       </w:r>
     </w:p>
     <w:tbl>
@@ -20397,7 +20479,7 @@
                 <w:sz w:val="19"/>
                 <w:szCs w:val="19"/>
               </w:rPr>
-              <w:t xml:space="preserve">Финальная точка (сдвиг от Точки А)</w:t>
+              <w:t xml:space="preserve">Точка Б (сдвиг от Точки А)</w:t>
             </w:r>
           </w:p>
         </w:tc>
@@ -20810,6 +20892,779 @@
         </w:rPr>
         <w:t xml:space="preserve">ПРИЛОЖЕНИЕ. Варианты проведения и тайминг</w:t>
       </w:r>
+    </w:p>
+    <w:tbl>
+      <w:tblPr>
+        <w:tblW w:type="dxa" w:w="9638"/>
+        <w:tblBorders>
+          <w:top w:val="single" w:color="9FB0C3" w:sz="4"/>
+          <w:left w:val="single" w:color="9FB0C3" w:sz="4"/>
+          <w:bottom w:val="single" w:color="9FB0C3" w:sz="4"/>
+          <w:right w:val="single" w:color="9FB0C3" w:sz="4"/>
+          <w:insideH w:val="single" w:color="C9D3DE" w:sz="4"/>
+          <w:insideV w:val="single" w:color="C9D3DE" w:sz="4"/>
+        </w:tblBorders>
+      </w:tblPr>
+      <w:tblGrid>
+        <w:gridCol w:w="2891"/>
+        <w:gridCol w:w="1735"/>
+        <w:gridCol w:w="5012"/>
+      </w:tblGrid>
+      <w:tr>
+        <w:trPr>
+          <w:tblHeader/>
+        </w:trPr>
+        <w:tc>
+          <w:tcPr>
+            <w:tcW w:type="dxa" w:w="2891"/>
+            <w:shd w:fill="DCE3EC" w:color="auto" w:val="clear"/>
+            <w:tcMar>
+              <w:top w:type="dxa" w:w="60"/>
+              <w:left w:type="dxa" w:w="90"/>
+              <w:bottom w:type="dxa" w:w="60"/>
+              <w:right w:type="dxa" w:w="90"/>
+            </w:tcMar>
+          </w:tcPr>
+          <w:p>
+            <w:pPr>
+              <w:spacing w:after="0" w:line="259"/>
+            </w:pPr>
+            <w:r>
+              <w:rPr>
+                <w:rFonts w:ascii="Arial" w:cs="Arial" w:eastAsia="Arial" w:hAnsi="Arial"/>
+                <w:b/>
+                <w:bCs/>
+                <w:sz w:val="19"/>
+                <w:szCs w:val="19"/>
+              </w:rPr>
+              <w:t xml:space="preserve">Этап</w:t>
+            </w:r>
+          </w:p>
+        </w:tc>
+        <w:tc>
+          <w:tcPr>
+            <w:tcW w:type="dxa" w:w="1735"/>
+            <w:shd w:fill="DCE3EC" w:color="auto" w:val="clear"/>
+            <w:tcMar>
+              <w:top w:type="dxa" w:w="60"/>
+              <w:left w:type="dxa" w:w="90"/>
+              <w:bottom w:type="dxa" w:w="60"/>
+              <w:right w:type="dxa" w:w="90"/>
+            </w:tcMar>
+          </w:tcPr>
+          <w:p>
+            <w:pPr>
+              <w:spacing w:after="0" w:line="259"/>
+            </w:pPr>
+            <w:r>
+              <w:rPr>
+                <w:rFonts w:ascii="Arial" w:cs="Arial" w:eastAsia="Arial" w:hAnsi="Arial"/>
+                <w:b/>
+                <w:bCs/>
+                <w:sz w:val="19"/>
+                <w:szCs w:val="19"/>
+              </w:rPr>
+              <w:t xml:space="preserve">Время</w:t>
+            </w:r>
+          </w:p>
+        </w:tc>
+        <w:tc>
+          <w:tcPr>
+            <w:tcW w:type="dxa" w:w="5012"/>
+            <w:shd w:fill="DCE3EC" w:color="auto" w:val="clear"/>
+            <w:tcMar>
+              <w:top w:type="dxa" w:w="60"/>
+              <w:left w:type="dxa" w:w="90"/>
+              <w:bottom w:type="dxa" w:w="60"/>
+              <w:right w:type="dxa" w:w="90"/>
+            </w:tcMar>
+          </w:tcPr>
+          <w:p>
+            <w:pPr>
+              <w:spacing w:after="0" w:line="259"/>
+            </w:pPr>
+            <w:r>
+              <w:rPr>
+                <w:rFonts w:ascii="Arial" w:cs="Arial" w:eastAsia="Arial" w:hAnsi="Arial"/>
+                <w:b/>
+                <w:bCs/>
+                <w:sz w:val="19"/>
+                <w:szCs w:val="19"/>
+              </w:rPr>
+              <w:t xml:space="preserve">Когда</w:t>
+            </w:r>
+          </w:p>
+        </w:tc>
+      </w:tr>
+      <w:tr>
+        <w:trPr>
+          <w:tblHeader w:val="false"/>
+        </w:trPr>
+        <w:tc>
+          <w:tcPr>
+            <w:tcW w:type="dxa" w:w="2891"/>
+            <w:tcMar>
+              <w:top w:type="dxa" w:w="60"/>
+              <w:left w:type="dxa" w:w="90"/>
+              <w:bottom w:type="dxa" w:w="60"/>
+              <w:right w:type="dxa" w:w="90"/>
+            </w:tcMar>
+          </w:tcPr>
+          <w:p>
+            <w:pPr>
+              <w:spacing w:after="0" w:line="259"/>
+            </w:pPr>
+            <w:r>
+              <w:rPr>
+                <w:rFonts w:ascii="Arial" w:cs="Arial" w:eastAsia="Arial" w:hAnsi="Arial"/>
+                <w:b w:val="false"/>
+                <w:bCs w:val="false"/>
+                <w:sz w:val="19"/>
+                <w:szCs w:val="19"/>
+              </w:rPr>
+              <w:t xml:space="preserve">1. Введение</w:t>
+            </w:r>
+          </w:p>
+        </w:tc>
+        <w:tc>
+          <w:tcPr>
+            <w:tcW w:type="dxa" w:w="1735"/>
+            <w:tcMar>
+              <w:top w:type="dxa" w:w="60"/>
+              <w:left w:type="dxa" w:w="90"/>
+              <w:bottom w:type="dxa" w:w="60"/>
+              <w:right w:type="dxa" w:w="90"/>
+            </w:tcMar>
+          </w:tcPr>
+          <w:p>
+            <w:pPr>
+              <w:spacing w:after="0" w:line="259"/>
+            </w:pPr>
+            <w:r>
+              <w:rPr>
+                <w:rFonts w:ascii="Arial" w:cs="Arial" w:eastAsia="Arial" w:hAnsi="Arial"/>
+                <w:b w:val="false"/>
+                <w:bCs w:val="false"/>
+                <w:sz w:val="19"/>
+                <w:szCs w:val="19"/>
+              </w:rPr>
+              <w:t xml:space="preserve">10 мин</w:t>
+            </w:r>
+          </w:p>
+        </w:tc>
+        <w:tc>
+          <w:tcPr>
+            <w:tcW w:type="dxa" w:w="5012"/>
+            <w:tcMar>
+              <w:top w:type="dxa" w:w="60"/>
+              <w:left w:type="dxa" w:w="90"/>
+              <w:bottom w:type="dxa" w:w="60"/>
+              <w:right w:type="dxa" w:w="90"/>
+            </w:tcMar>
+          </w:tcPr>
+          <w:p>
+            <w:pPr>
+              <w:spacing w:after="0" w:line="259"/>
+            </w:pPr>
+            <w:r>
+              <w:rPr>
+                <w:rFonts w:ascii="Arial" w:cs="Arial" w:eastAsia="Arial" w:hAnsi="Arial"/>
+                <w:b w:val="false"/>
+                <w:bCs w:val="false"/>
+                <w:sz w:val="19"/>
+                <w:szCs w:val="19"/>
+              </w:rPr>
+              <w:t xml:space="preserve">День киноурока</w:t>
+            </w:r>
+          </w:p>
+        </w:tc>
+      </w:tr>
+      <w:tr>
+        <w:trPr>
+          <w:tblHeader w:val="false"/>
+        </w:trPr>
+        <w:tc>
+          <w:tcPr>
+            <w:tcW w:type="dxa" w:w="2891"/>
+            <w:tcMar>
+              <w:top w:type="dxa" w:w="60"/>
+              <w:left w:type="dxa" w:w="90"/>
+              <w:bottom w:type="dxa" w:w="60"/>
+              <w:right w:type="dxa" w:w="90"/>
+            </w:tcMar>
+          </w:tcPr>
+          <w:p>
+            <w:pPr>
+              <w:spacing w:after="0" w:line="259"/>
+            </w:pPr>
+            <w:r>
+              <w:rPr>
+                <w:rFonts w:ascii="Arial" w:cs="Arial" w:eastAsia="Arial" w:hAnsi="Arial"/>
+                <w:b w:val="false"/>
+                <w:bCs w:val="false"/>
+                <w:sz w:val="19"/>
+                <w:szCs w:val="19"/>
+              </w:rPr>
+              <w:t xml:space="preserve">2. Просмотр фильма</w:t>
+            </w:r>
+          </w:p>
+        </w:tc>
+        <w:tc>
+          <w:tcPr>
+            <w:tcW w:type="dxa" w:w="1735"/>
+            <w:tcMar>
+              <w:top w:type="dxa" w:w="60"/>
+              <w:left w:type="dxa" w:w="90"/>
+              <w:bottom w:type="dxa" w:w="60"/>
+              <w:right w:type="dxa" w:w="90"/>
+            </w:tcMar>
+          </w:tcPr>
+          <w:p>
+            <w:pPr>
+              <w:spacing w:after="0" w:line="259"/>
+            </w:pPr>
+            <w:r>
+              <w:rPr>
+                <w:rFonts w:ascii="Arial" w:cs="Arial" w:eastAsia="Arial" w:hAnsi="Arial"/>
+                <w:b w:val="false"/>
+                <w:bCs w:val="false"/>
+                <w:sz w:val="19"/>
+                <w:szCs w:val="19"/>
+              </w:rPr>
+              <w:t xml:space="preserve">20 мин</w:t>
+            </w:r>
+          </w:p>
+        </w:tc>
+        <w:tc>
+          <w:tcPr>
+            <w:tcW w:type="dxa" w:w="5012"/>
+            <w:tcMar>
+              <w:top w:type="dxa" w:w="60"/>
+              <w:left w:type="dxa" w:w="90"/>
+              <w:bottom w:type="dxa" w:w="60"/>
+              <w:right w:type="dxa" w:w="90"/>
+            </w:tcMar>
+          </w:tcPr>
+          <w:p>
+            <w:pPr>
+              <w:spacing w:after="0" w:line="259"/>
+            </w:pPr>
+            <w:r>
+              <w:rPr>
+                <w:rFonts w:ascii="Arial" w:cs="Arial" w:eastAsia="Arial" w:hAnsi="Arial"/>
+                <w:b w:val="false"/>
+                <w:bCs w:val="false"/>
+                <w:sz w:val="19"/>
+                <w:szCs w:val="19"/>
+              </w:rPr>
+              <w:t xml:space="preserve">День киноурока (фильм ≈15 мин)</w:t>
+            </w:r>
+          </w:p>
+        </w:tc>
+      </w:tr>
+      <w:tr>
+        <w:trPr>
+          <w:tblHeader w:val="false"/>
+        </w:trPr>
+        <w:tc>
+          <w:tcPr>
+            <w:tcW w:type="dxa" w:w="2891"/>
+            <w:tcMar>
+              <w:top w:type="dxa" w:w="60"/>
+              <w:left w:type="dxa" w:w="90"/>
+              <w:bottom w:type="dxa" w:w="60"/>
+              <w:right w:type="dxa" w:w="90"/>
+            </w:tcMar>
+          </w:tcPr>
+          <w:p>
+            <w:pPr>
+              <w:spacing w:after="0" w:line="259"/>
+            </w:pPr>
+            <w:r>
+              <w:rPr>
+                <w:rFonts w:ascii="Arial" w:cs="Arial" w:eastAsia="Arial" w:hAnsi="Arial"/>
+                <w:b w:val="false"/>
+                <w:bCs w:val="false"/>
+                <w:sz w:val="19"/>
+                <w:szCs w:val="19"/>
+              </w:rPr>
+              <w:t xml:space="preserve">3. Чувство</w:t>
+            </w:r>
+          </w:p>
+        </w:tc>
+        <w:tc>
+          <w:tcPr>
+            <w:tcW w:type="dxa" w:w="1735"/>
+            <w:tcMar>
+              <w:top w:type="dxa" w:w="60"/>
+              <w:left w:type="dxa" w:w="90"/>
+              <w:bottom w:type="dxa" w:w="60"/>
+              <w:right w:type="dxa" w:w="90"/>
+            </w:tcMar>
+          </w:tcPr>
+          <w:p>
+            <w:pPr>
+              <w:spacing w:after="0" w:line="259"/>
+            </w:pPr>
+            <w:r>
+              <w:rPr>
+                <w:rFonts w:ascii="Arial" w:cs="Arial" w:eastAsia="Arial" w:hAnsi="Arial"/>
+                <w:b w:val="false"/>
+                <w:bCs w:val="false"/>
+                <w:sz w:val="19"/>
+                <w:szCs w:val="19"/>
+              </w:rPr>
+              <w:t xml:space="preserve">15 мин</w:t>
+            </w:r>
+          </w:p>
+        </w:tc>
+        <w:tc>
+          <w:tcPr>
+            <w:tcW w:type="dxa" w:w="5012"/>
+            <w:tcMar>
+              <w:top w:type="dxa" w:w="60"/>
+              <w:left w:type="dxa" w:w="90"/>
+              <w:bottom w:type="dxa" w:w="60"/>
+              <w:right w:type="dxa" w:w="90"/>
+            </w:tcMar>
+          </w:tcPr>
+          <w:p>
+            <w:pPr>
+              <w:spacing w:after="0" w:line="259"/>
+            </w:pPr>
+            <w:r>
+              <w:rPr>
+                <w:rFonts w:ascii="Arial" w:cs="Arial" w:eastAsia="Arial" w:hAnsi="Arial"/>
+                <w:b w:val="false"/>
+                <w:bCs w:val="false"/>
+                <w:sz w:val="19"/>
+                <w:szCs w:val="19"/>
+              </w:rPr>
+              <w:t xml:space="preserve">День киноурока</w:t>
+            </w:r>
+          </w:p>
+        </w:tc>
+      </w:tr>
+      <w:tr>
+        <w:trPr>
+          <w:tblHeader w:val="false"/>
+        </w:trPr>
+        <w:tc>
+          <w:tcPr>
+            <w:tcW w:type="dxa" w:w="2891"/>
+            <w:tcMar>
+              <w:top w:type="dxa" w:w="60"/>
+              <w:left w:type="dxa" w:w="90"/>
+              <w:bottom w:type="dxa" w:w="60"/>
+              <w:right w:type="dxa" w:w="90"/>
+            </w:tcMar>
+          </w:tcPr>
+          <w:p>
+            <w:pPr>
+              <w:spacing w:after="0" w:line="259"/>
+            </w:pPr>
+            <w:r>
+              <w:rPr>
+                <w:rFonts w:ascii="Arial" w:cs="Arial" w:eastAsia="Arial" w:hAnsi="Arial"/>
+                <w:b w:val="false"/>
+                <w:bCs w:val="false"/>
+                <w:sz w:val="19"/>
+                <w:szCs w:val="19"/>
+              </w:rPr>
+              <w:t xml:space="preserve">4. Мысль</w:t>
+            </w:r>
+          </w:p>
+        </w:tc>
+        <w:tc>
+          <w:tcPr>
+            <w:tcW w:type="dxa" w:w="1735"/>
+            <w:tcMar>
+              <w:top w:type="dxa" w:w="60"/>
+              <w:left w:type="dxa" w:w="90"/>
+              <w:bottom w:type="dxa" w:w="60"/>
+              <w:right w:type="dxa" w:w="90"/>
+            </w:tcMar>
+          </w:tcPr>
+          <w:p>
+            <w:pPr>
+              <w:spacing w:after="0" w:line="259"/>
+            </w:pPr>
+            <w:r>
+              <w:rPr>
+                <w:rFonts w:ascii="Arial" w:cs="Arial" w:eastAsia="Arial" w:hAnsi="Arial"/>
+                <w:b w:val="false"/>
+                <w:bCs w:val="false"/>
+                <w:sz w:val="19"/>
+                <w:szCs w:val="19"/>
+              </w:rPr>
+              <w:t xml:space="preserve">15 мин</w:t>
+            </w:r>
+          </w:p>
+        </w:tc>
+        <w:tc>
+          <w:tcPr>
+            <w:tcW w:type="dxa" w:w="5012"/>
+            <w:tcMar>
+              <w:top w:type="dxa" w:w="60"/>
+              <w:left w:type="dxa" w:w="90"/>
+              <w:bottom w:type="dxa" w:w="60"/>
+              <w:right w:type="dxa" w:w="90"/>
+            </w:tcMar>
+          </w:tcPr>
+          <w:p>
+            <w:pPr>
+              <w:spacing w:after="0" w:line="259"/>
+            </w:pPr>
+            <w:r>
+              <w:rPr>
+                <w:rFonts w:ascii="Arial" w:cs="Arial" w:eastAsia="Arial" w:hAnsi="Arial"/>
+                <w:b w:val="false"/>
+                <w:bCs w:val="false"/>
+                <w:sz w:val="19"/>
+                <w:szCs w:val="19"/>
+              </w:rPr>
+              <w:t xml:space="preserve">День киноурока</w:t>
+            </w:r>
+          </w:p>
+        </w:tc>
+      </w:tr>
+      <w:tr>
+        <w:trPr>
+          <w:tblHeader w:val="false"/>
+        </w:trPr>
+        <w:tc>
+          <w:tcPr>
+            <w:tcW w:type="dxa" w:w="2891"/>
+            <w:tcMar>
+              <w:top w:type="dxa" w:w="60"/>
+              <w:left w:type="dxa" w:w="90"/>
+              <w:bottom w:type="dxa" w:w="60"/>
+              <w:right w:type="dxa" w:w="90"/>
+            </w:tcMar>
+          </w:tcPr>
+          <w:p>
+            <w:pPr>
+              <w:spacing w:after="0" w:line="259"/>
+            </w:pPr>
+            <w:r>
+              <w:rPr>
+                <w:rFonts w:ascii="Arial" w:cs="Arial" w:eastAsia="Arial" w:hAnsi="Arial"/>
+                <w:b w:val="false"/>
+                <w:bCs w:val="false"/>
+                <w:sz w:val="19"/>
+                <w:szCs w:val="19"/>
+              </w:rPr>
+              <w:t xml:space="preserve">5. Осознание</w:t>
+            </w:r>
+          </w:p>
+        </w:tc>
+        <w:tc>
+          <w:tcPr>
+            <w:tcW w:type="dxa" w:w="1735"/>
+            <w:tcMar>
+              <w:top w:type="dxa" w:w="60"/>
+              <w:left w:type="dxa" w:w="90"/>
+              <w:bottom w:type="dxa" w:w="60"/>
+              <w:right w:type="dxa" w:w="90"/>
+            </w:tcMar>
+          </w:tcPr>
+          <w:p>
+            <w:pPr>
+              <w:spacing w:after="0" w:line="259"/>
+            </w:pPr>
+            <w:r>
+              <w:rPr>
+                <w:rFonts w:ascii="Arial" w:cs="Arial" w:eastAsia="Arial" w:hAnsi="Arial"/>
+                <w:b w:val="false"/>
+                <w:bCs w:val="false"/>
+                <w:sz w:val="19"/>
+                <w:szCs w:val="19"/>
+              </w:rPr>
+              <w:t xml:space="preserve">10 мин</w:t>
+            </w:r>
+          </w:p>
+        </w:tc>
+        <w:tc>
+          <w:tcPr>
+            <w:tcW w:type="dxa" w:w="5012"/>
+            <w:tcMar>
+              <w:top w:type="dxa" w:w="60"/>
+              <w:left w:type="dxa" w:w="90"/>
+              <w:bottom w:type="dxa" w:w="60"/>
+              <w:right w:type="dxa" w:w="90"/>
+            </w:tcMar>
+          </w:tcPr>
+          <w:p>
+            <w:pPr>
+              <w:spacing w:after="0" w:line="259"/>
+            </w:pPr>
+            <w:r>
+              <w:rPr>
+                <w:rFonts w:ascii="Arial" w:cs="Arial" w:eastAsia="Arial" w:hAnsi="Arial"/>
+                <w:b w:val="false"/>
+                <w:bCs w:val="false"/>
+                <w:sz w:val="19"/>
+                <w:szCs w:val="19"/>
+              </w:rPr>
+              <w:t xml:space="preserve">День киноурока</w:t>
+            </w:r>
+          </w:p>
+        </w:tc>
+      </w:tr>
+      <w:tr>
+        <w:trPr>
+          <w:tblHeader w:val="false"/>
+        </w:trPr>
+        <w:tc>
+          <w:tcPr>
+            <w:tcW w:type="dxa" w:w="2891"/>
+            <w:tcMar>
+              <w:top w:type="dxa" w:w="60"/>
+              <w:left w:type="dxa" w:w="90"/>
+              <w:bottom w:type="dxa" w:w="60"/>
+              <w:right w:type="dxa" w:w="90"/>
+            </w:tcMar>
+          </w:tcPr>
+          <w:p>
+            <w:pPr>
+              <w:spacing w:after="0" w:line="259"/>
+            </w:pPr>
+            <w:r>
+              <w:rPr>
+                <w:rFonts w:ascii="Arial" w:cs="Arial" w:eastAsia="Arial" w:hAnsi="Arial"/>
+                <w:b w:val="false"/>
+                <w:bCs w:val="false"/>
+                <w:sz w:val="19"/>
+                <w:szCs w:val="19"/>
+              </w:rPr>
+              <w:t xml:space="preserve">6. Воображение</w:t>
+            </w:r>
+          </w:p>
+        </w:tc>
+        <w:tc>
+          <w:tcPr>
+            <w:tcW w:type="dxa" w:w="1735"/>
+            <w:tcMar>
+              <w:top w:type="dxa" w:w="60"/>
+              <w:left w:type="dxa" w:w="90"/>
+              <w:bottom w:type="dxa" w:w="60"/>
+              <w:right w:type="dxa" w:w="90"/>
+            </w:tcMar>
+          </w:tcPr>
+          <w:p>
+            <w:pPr>
+              <w:spacing w:after="0" w:line="259"/>
+            </w:pPr>
+            <w:r>
+              <w:rPr>
+                <w:rFonts w:ascii="Arial" w:cs="Arial" w:eastAsia="Arial" w:hAnsi="Arial"/>
+                <w:b w:val="false"/>
+                <w:bCs w:val="false"/>
+                <w:sz w:val="19"/>
+                <w:szCs w:val="19"/>
+              </w:rPr>
+              <w:t xml:space="preserve">15 мин</w:t>
+            </w:r>
+          </w:p>
+        </w:tc>
+        <w:tc>
+          <w:tcPr>
+            <w:tcW w:type="dxa" w:w="5012"/>
+            <w:tcMar>
+              <w:top w:type="dxa" w:w="60"/>
+              <w:left w:type="dxa" w:w="90"/>
+              <w:bottom w:type="dxa" w:w="60"/>
+              <w:right w:type="dxa" w:w="90"/>
+            </w:tcMar>
+          </w:tcPr>
+          <w:p>
+            <w:pPr>
+              <w:spacing w:after="0" w:line="259"/>
+            </w:pPr>
+            <w:r>
+              <w:rPr>
+                <w:rFonts w:ascii="Arial" w:cs="Arial" w:eastAsia="Arial" w:hAnsi="Arial"/>
+                <w:b w:val="false"/>
+                <w:bCs w:val="false"/>
+                <w:sz w:val="19"/>
+                <w:szCs w:val="19"/>
+              </w:rPr>
+              <w:t xml:space="preserve">День киноурока; в конце — выбор общего дела</w:t>
+            </w:r>
+          </w:p>
+        </w:tc>
+      </w:tr>
+      <w:tr>
+        <w:trPr>
+          <w:tblHeader w:val="false"/>
+        </w:trPr>
+        <w:tc>
+          <w:tcPr>
+            <w:tcW w:type="dxa" w:w="2891"/>
+            <w:tcMar>
+              <w:top w:type="dxa" w:w="60"/>
+              <w:left w:type="dxa" w:w="90"/>
+              <w:bottom w:type="dxa" w:w="60"/>
+              <w:right w:type="dxa" w:w="90"/>
+            </w:tcMar>
+          </w:tcPr>
+          <w:p>
+            <w:pPr>
+              <w:spacing w:after="0" w:line="259"/>
+            </w:pPr>
+            <w:r>
+              <w:rPr>
+                <w:rFonts w:ascii="Arial" w:cs="Arial" w:eastAsia="Arial" w:hAnsi="Arial"/>
+                <w:b w:val="false"/>
+                <w:bCs w:val="false"/>
+                <w:sz w:val="19"/>
+                <w:szCs w:val="19"/>
+              </w:rPr>
+              <w:t xml:space="preserve">Общее дело класса</w:t>
+            </w:r>
+          </w:p>
+        </w:tc>
+        <w:tc>
+          <w:tcPr>
+            <w:tcW w:type="dxa" w:w="1735"/>
+            <w:tcMar>
+              <w:top w:type="dxa" w:w="60"/>
+              <w:left w:type="dxa" w:w="90"/>
+              <w:bottom w:type="dxa" w:w="60"/>
+              <w:right w:type="dxa" w:w="90"/>
+            </w:tcMar>
+          </w:tcPr>
+          <w:p>
+            <w:pPr>
+              <w:spacing w:after="0" w:line="259"/>
+            </w:pPr>
+            <w:r>
+              <w:rPr>
+                <w:rFonts w:ascii="Arial" w:cs="Arial" w:eastAsia="Arial" w:hAnsi="Arial"/>
+                <w:b w:val="false"/>
+                <w:bCs w:val="false"/>
+                <w:sz w:val="19"/>
+                <w:szCs w:val="19"/>
+              </w:rPr>
+              <w:t xml:space="preserve">по сроку</w:t>
+            </w:r>
+          </w:p>
+        </w:tc>
+        <w:tc>
+          <w:tcPr>
+            <w:tcW w:type="dxa" w:w="5012"/>
+            <w:tcMar>
+              <w:top w:type="dxa" w:w="60"/>
+              <w:left w:type="dxa" w:w="90"/>
+              <w:bottom w:type="dxa" w:w="60"/>
+              <w:right w:type="dxa" w:w="90"/>
+            </w:tcMar>
+          </w:tcPr>
+          <w:p>
+            <w:pPr>
+              <w:spacing w:after="0" w:line="259"/>
+            </w:pPr>
+            <w:r>
+              <w:rPr>
+                <w:rFonts w:ascii="Arial" w:cs="Arial" w:eastAsia="Arial" w:hAnsi="Arial"/>
+                <w:b w:val="false"/>
+                <w:bCs w:val="false"/>
+                <w:sz w:val="19"/>
+                <w:szCs w:val="19"/>
+              </w:rPr>
+              <w:t xml:space="preserve">1–2 недели после киноурока</w:t>
+            </w:r>
+          </w:p>
+        </w:tc>
+      </w:tr>
+      <w:tr>
+        <w:trPr>
+          <w:tblHeader w:val="false"/>
+        </w:trPr>
+        <w:tc>
+          <w:tcPr>
+            <w:tcW w:type="dxa" w:w="2891"/>
+            <w:tcMar>
+              <w:top w:type="dxa" w:w="60"/>
+              <w:left w:type="dxa" w:w="90"/>
+              <w:bottom w:type="dxa" w:w="60"/>
+              <w:right w:type="dxa" w:w="90"/>
+            </w:tcMar>
+          </w:tcPr>
+          <w:p>
+            <w:pPr>
+              <w:spacing w:after="0" w:line="259"/>
+            </w:pPr>
+            <w:r>
+              <w:rPr>
+                <w:rFonts w:ascii="Arial" w:cs="Arial" w:eastAsia="Arial" w:hAnsi="Arial"/>
+                <w:b w:val="false"/>
+                <w:bCs w:val="false"/>
+                <w:sz w:val="19"/>
+                <w:szCs w:val="19"/>
+              </w:rPr>
+              <w:t xml:space="preserve">7. Воодушевление — Праздник успехов</w:t>
+            </w:r>
+          </w:p>
+        </w:tc>
+        <w:tc>
+          <w:tcPr>
+            <w:tcW w:type="dxa" w:w="1735"/>
+            <w:tcMar>
+              <w:top w:type="dxa" w:w="60"/>
+              <w:left w:type="dxa" w:w="90"/>
+              <w:bottom w:type="dxa" w:w="60"/>
+              <w:right w:type="dxa" w:w="90"/>
+            </w:tcMar>
+          </w:tcPr>
+          <w:p>
+            <w:pPr>
+              <w:spacing w:after="0" w:line="259"/>
+            </w:pPr>
+            <w:r>
+              <w:rPr>
+                <w:rFonts w:ascii="Arial" w:cs="Arial" w:eastAsia="Arial" w:hAnsi="Arial"/>
+                <w:b w:val="false"/>
+                <w:bCs w:val="false"/>
+                <w:sz w:val="19"/>
+                <w:szCs w:val="19"/>
+              </w:rPr>
+              <w:t xml:space="preserve">30 мин</w:t>
+            </w:r>
+          </w:p>
+        </w:tc>
+        <w:tc>
+          <w:tcPr>
+            <w:tcW w:type="dxa" w:w="5012"/>
+            <w:tcMar>
+              <w:top w:type="dxa" w:w="60"/>
+              <w:left w:type="dxa" w:w="90"/>
+              <w:bottom w:type="dxa" w:w="60"/>
+              <w:right w:type="dxa" w:w="90"/>
+            </w:tcMar>
+          </w:tcPr>
+          <w:p>
+            <w:pPr>
+              <w:spacing w:after="0" w:line="259"/>
+            </w:pPr>
+            <w:r>
+              <w:rPr>
+                <w:rFonts w:ascii="Arial" w:cs="Arial" w:eastAsia="Arial" w:hAnsi="Arial"/>
+                <w:b w:val="false"/>
+                <w:bCs w:val="false"/>
+                <w:sz w:val="19"/>
+                <w:szCs w:val="19"/>
+              </w:rPr>
+              <w:t xml:space="preserve">После выполнения дела</w:t>
+            </w:r>
+          </w:p>
+        </w:tc>
+      </w:tr>
+    </w:tbl>
+    <w:p>
+      <w:pPr>
+        <w:spacing w:after="80"/>
+      </w:pPr>
     </w:p>
     <w:tbl>
       <w:tblPr>
@@ -20940,7 +21795,7 @@
                 <w:sz w:val="19"/>
                 <w:szCs w:val="19"/>
               </w:rPr>
-              <w:t xml:space="preserve">Один урок + дело</w:t>
+              <w:t xml:space="preserve">Два урока + дело + праздник</w:t>
             </w:r>
           </w:p>
         </w:tc>
@@ -20966,7 +21821,7 @@
                 <w:sz w:val="19"/>
                 <w:szCs w:val="19"/>
               </w:rPr>
-              <w:t xml:space="preserve">70 мин + фильм; дело и Праздник успехов — отдельно</w:t>
+              <w:t xml:space="preserve">40 + 45 мин; дело; 30 мин</w:t>
             </w:r>
           </w:p>
         </w:tc>
@@ -20992,7 +21847,7 @@
                 <w:sz w:val="19"/>
                 <w:szCs w:val="19"/>
               </w:rPr>
-              <w:t xml:space="preserve">Сдвоенный урок или внеурочка; этап 7 — по сроку из Паспорта общего дела</w:t>
+              <w:t xml:space="preserve">Урок 1: Введение, Просмотр фильма. Урок 2: Чувство, Мысль, Осознание, Воображение. После дела — Воодушевление</w:t>
             </w:r>
           </w:p>
         </w:tc>
@@ -21023,7 +21878,7 @@
                 <w:sz w:val="19"/>
                 <w:szCs w:val="19"/>
               </w:rPr>
-              <w:t xml:space="preserve">Два урока + дело</w:t>
+              <w:t xml:space="preserve">Сдвоенный урок + дело + праздник</w:t>
             </w:r>
           </w:p>
         </w:tc>
@@ -21049,7 +21904,7 @@
                 <w:sz w:val="19"/>
                 <w:szCs w:val="19"/>
               </w:rPr>
-              <w:t xml:space="preserve">35 + 35 мин; затем дело и 20 мин праздника</w:t>
+              <w:t xml:space="preserve">85 мин; дело; 30 мин</w:t>
             </w:r>
           </w:p>
         </w:tc>
@@ -21075,7 +21930,7 @@
                 <w:sz w:val="19"/>
                 <w:szCs w:val="19"/>
               </w:rPr>
-              <w:t xml:space="preserve">Введение–Чувство–Мысль + Сознание–Воображение–Воодушевление</w:t>
+              <w:t xml:space="preserve">Внеурочная деятельность или классный час</w:t>
             </w:r>
           </w:p>
         </w:tc>
@@ -21158,90 +22013,7 @@
                 <w:sz w:val="19"/>
                 <w:szCs w:val="19"/>
               </w:rPr>
-              <w:t xml:space="preserve">Впечатление (этапы 1–2), Осмысление (этап 3), Применение (этапы 4–6), реальное дело и Праздник успехов (этап 7)</w:t>
-            </w:r>
-          </w:p>
-        </w:tc>
-      </w:tr>
-      <w:tr>
-        <w:trPr>
-          <w:tblHeader w:val="false"/>
-        </w:trPr>
-        <w:tc>
-          <w:tcPr>
-            <w:tcW w:type="dxa" w:w="2313"/>
-            <w:tcMar>
-              <w:top w:type="dxa" w:w="60"/>
-              <w:left w:type="dxa" w:w="90"/>
-              <w:bottom w:type="dxa" w:w="60"/>
-              <w:right w:type="dxa" w:w="90"/>
-            </w:tcMar>
-          </w:tcPr>
-          <w:p>
-            <w:pPr>
-              <w:spacing w:after="0" w:line="259"/>
-            </w:pPr>
-            <w:r>
-              <w:rPr>
-                <w:rFonts w:ascii="Arial" w:cs="Arial" w:eastAsia="Arial" w:hAnsi="Arial"/>
-                <w:b w:val="false"/>
-                <w:bCs w:val="false"/>
-                <w:sz w:val="19"/>
-                <w:szCs w:val="19"/>
-              </w:rPr>
-              <w:t xml:space="preserve">Цикл мини-уроков</w:t>
-            </w:r>
-          </w:p>
-        </w:tc>
-        <w:tc>
-          <w:tcPr>
-            <w:tcW w:type="dxa" w:w="2506"/>
-            <w:tcMar>
-              <w:top w:type="dxa" w:w="60"/>
-              <w:left w:type="dxa" w:w="90"/>
-              <w:bottom w:type="dxa" w:w="60"/>
-              <w:right w:type="dxa" w:w="90"/>
-            </w:tcMar>
-          </w:tcPr>
-          <w:p>
-            <w:pPr>
-              <w:spacing w:after="0" w:line="259"/>
-            </w:pPr>
-            <w:r>
-              <w:rPr>
-                <w:rFonts w:ascii="Arial" w:cs="Arial" w:eastAsia="Arial" w:hAnsi="Arial"/>
-                <w:b w:val="false"/>
-                <w:bCs w:val="false"/>
-                <w:sz w:val="19"/>
-                <w:szCs w:val="19"/>
-              </w:rPr>
-              <w:t xml:space="preserve">6 × 15 мин + дело</w:t>
-            </w:r>
-          </w:p>
-        </w:tc>
-        <w:tc>
-          <w:tcPr>
-            <w:tcW w:type="dxa" w:w="4819"/>
-            <w:tcMar>
-              <w:top w:type="dxa" w:w="60"/>
-              <w:left w:type="dxa" w:w="90"/>
-              <w:bottom w:type="dxa" w:w="60"/>
-              <w:right w:type="dxa" w:w="90"/>
-            </w:tcMar>
-          </w:tcPr>
-          <w:p>
-            <w:pPr>
-              <w:spacing w:after="0" w:line="259"/>
-            </w:pPr>
-            <w:r>
-              <w:rPr>
-                <w:rFonts w:ascii="Arial" w:cs="Arial" w:eastAsia="Arial" w:hAnsi="Arial"/>
-                <w:b w:val="false"/>
-                <w:bCs w:val="false"/>
-                <w:sz w:val="19"/>
-                <w:szCs w:val="19"/>
-              </w:rPr>
-              <w:t xml:space="preserve">Каждый этап отдельным мини-уроком; этап 7 — после дела</w:t>
+              <w:t xml:space="preserve">Впечатление (этапы 1–3), Осмысление (этапы 4–5), Применение (этап 6), Праздник успехов после дела (этап 7)</w:t>
             </w:r>
           </w:p>
         </w:tc>
@@ -21353,6 +22125,24 @@
           <w:szCs w:val="21"/>
         </w:rPr>
         <w:t xml:space="preserve">Подготовить мячик, клубок и мандарины</w:t>
+      </w:r>
+    </w:p>
+    <w:p>
+      <w:pPr>
+        <w:pStyle w:val="ListParagraph"/>
+        <w:numPr>
+          <w:ilvl w:val="0"/>
+          <w:numId w:val="2"/>
+        </w:numPr>
+        <w:spacing w:after="60" w:line="264"/>
+      </w:pPr>
+      <w:r>
+        <w:rPr>
+          <w:rFonts w:ascii="Arial" w:cs="Arial" w:eastAsia="Arial" w:hAnsi="Arial"/>
+          <w:sz w:val="21"/>
+          <w:szCs w:val="21"/>
+        </w:rPr>
+        <w:t xml:space="preserve">Назначить дату общего дела и дату Праздника успехов</w:t>
       </w:r>
     </w:p>
     <w:p>

--- a/dist/mandarin/materials/standard-manual.docx
+++ b/dist/mandarin/materials/standard-manual.docx
@@ -8163,6 +8163,19 @@
           <w:sz w:val="21"/>
           <w:szCs w:val="21"/>
         </w:rPr>
+        <w:t xml:space="preserve">Вариант «Застывшая картина». Педагог вызывает двух желающих и предлагает им посовещаться: выбрать любую сцену фильма и показать в ней героев и их чувства одной застывшей картиной — позой, лицом, жестом. Силу чувств пара определяет сама по выражению своей картины и называет число на шкале. Класс отгадывает, какая это сцена и кто из героев показан. Можно повторить с другой парой.</w:t>
+      </w:r>
+    </w:p>
+    <w:p>
+      <w:pPr>
+        <w:spacing w:after="120" w:line="276"/>
+      </w:pPr>
+      <w:r>
+        <w:rPr>
+          <w:rFonts w:ascii="Arial" w:cs="Arial" w:eastAsia="Arial" w:hAnsi="Arial"/>
+          <w:sz w:val="21"/>
+          <w:szCs w:val="21"/>
+        </w:rPr>
         <w:t xml:space="preserve">Методический секрет: ребёнок выбирает — участвовать или наблюдать; роль «обидчика» не закрепляется ни за кем.</w:t>
       </w:r>
     </w:p>
@@ -10204,7 +10217,7 @@
           <w:sz w:val="21"/>
           <w:szCs w:val="21"/>
         </w:rPr>
-        <w:t xml:space="preserve">Формула этапа: Мостик от «Чувства» → Метафора («сильный человек») → Активность («Секрет трёх парусов», «Мандарин или лимон») → Самодиагностика → Трюизм → Мостик к этапу «Осознание».</w:t>
+        <w:t xml:space="preserve">Формула этапа: Мостик от «Чувства» → Метафора («сильный человек») → Активность («Секрет трёх парусов», «Мандарин или лимон», «Два берега») → Самодиагностика → Трюизм → Мостик к этапу «Осознание».</w:t>
       </w:r>
     </w:p>
     <w:p>
@@ -11960,20 +11973,98 @@
           <w:sz w:val="22"/>
           <w:szCs w:val="22"/>
         </w:rPr>
-        <w:t xml:space="preserve">БЛОК 5. Самодиагностика «Где я?» (1 мин)</w:t>
-      </w:r>
-    </w:p>
-    <w:p>
-      <w:pPr>
-        <w:spacing w:after="120" w:line="276"/>
-      </w:pPr>
-      <w:r>
-        <w:rPr>
-          <w:rFonts w:ascii="Arial" w:cs="Arial" w:eastAsia="Arial" w:hAnsi="Arial"/>
-          <w:sz w:val="21"/>
-          <w:szCs w:val="21"/>
-        </w:rPr>
-        <w:t xml:space="preserve">Задание для обучающегося: «Оцени по шкале от −10 до +10, насколько ты понимаешь, из чего состоит радость за другого. −10 — „не понимаю, о чём это“ 0 — „пока не знаю“ +10 — „могу назвать три паруса и объяснить, чем мандарин отличается от лимона“».</w:t>
+        <w:t xml:space="preserve">БЛОК 5. «Два берега»: среда зависти и среда радости за другого (3 мин)</w:t>
+      </w:r>
+    </w:p>
+    <w:p>
+      <w:pPr>
+        <w:spacing w:after="120" w:line="276"/>
+      </w:pPr>
+      <w:r>
+        <w:rPr>
+          <w:rFonts w:ascii="Arial" w:cs="Arial" w:eastAsia="Arial" w:hAnsi="Arial"/>
+          <w:sz w:val="21"/>
+          <w:szCs w:val="21"/>
+        </w:rPr>
+        <w:t xml:space="preserve">Задача блока: показать классу наглядно две среды — где собираются мучительные чувства и мысли зависти и где живут чувства и мысли радости за другого, — чтобы дети выбрали разумом, какая среда выгоднее.</w:t>
+      </w:r>
+    </w:p>
+    <w:p>
+      <w:pPr>
+        <w:spacing w:after="120" w:line="276"/>
+      </w:pPr>
+      <w:r>
+        <w:rPr>
+          <w:rFonts w:ascii="Arial" w:cs="Arial" w:eastAsia="Arial" w:hAnsi="Arial"/>
+          <w:sz w:val="21"/>
+          <w:szCs w:val="21"/>
+        </w:rPr>
+        <w:t xml:space="preserve">Визуализация: на доске — два берега и корабль «Дружба» между ними. Слева «Лимонный берег» (серо-жёлтый, с тучей), справа «Мандариновый берег» (оранжевый, с солнцем). Карточки чувств и мыслей с предыдущих этапов лежат на столе педагога.</w:t>
+      </w:r>
+    </w:p>
+    <w:p>
+      <w:pPr>
+        <w:spacing w:after="120" w:line="276"/>
+      </w:pPr>
+      <w:r>
+        <w:rPr>
+          <w:rFonts w:ascii="Arial" w:cs="Arial" w:eastAsia="Arial" w:hAnsi="Arial"/>
+          <w:sz w:val="21"/>
+          <w:szCs w:val="21"/>
+        </w:rPr>
+        <w:t xml:space="preserve">Текст педагога:</w:t>
+      </w:r>
+    </w:p>
+    <w:p>
+      <w:pPr>
+        <w:spacing w:after="120" w:line="276"/>
+      </w:pPr>
+      <w:r>
+        <w:rPr>
+          <w:rFonts w:ascii="Arial" w:cs="Arial" w:eastAsia="Arial" w:hAnsi="Arial"/>
+          <w:sz w:val="21"/>
+          <w:szCs w:val="21"/>
+        </w:rPr>
+        <w:t xml:space="preserve">«Наш корабль подходит к двум берегам. Давайте разложим всё, что мы уже нашли в фильме. Какие чувства были у Кристины в начале — высокомерие, презрение, зависть, грусть? (Дети кладут карточки на Лимонный берег.) Какие мысли говорил лимон — „у тебя даже телефон кнопочный“, „это мусор“, „почему не мне“? (Туда же.) А что живёт на другом берегу? Радость, удивление, дружба, гордость за друга. (Дети кладут карточки на Мандариновый берег.) Какие мысли там — „она умеет придумывать!“, „я рад за тебя“, „мы вместе“? (Туда же.)</w:t>
+      </w:r>
+    </w:p>
+    <w:p>
+      <w:pPr>
+        <w:spacing w:after="120" w:line="276"/>
+      </w:pPr>
+      <w:r>
+        <w:rPr>
+          <w:rFonts w:ascii="Arial" w:cs="Arial" w:eastAsia="Arial" w:hAnsi="Arial"/>
+          <w:sz w:val="21"/>
+          <w:szCs w:val="21"/>
+        </w:rPr>
+        <w:t xml:space="preserve">Посмотрите на два берега. На каком берегу человеку хорошо, а на каком — мучительно? На каком берегу у Кристины появились друзья? На каком у неё был только телефон и модное платье? Куда причалит наш корабль? Почему?»</w:t>
+      </w:r>
+    </w:p>
+    <w:p>
+      <w:pPr>
+        <w:spacing w:after="120" w:line="276"/>
+      </w:pPr>
+      <w:r>
+        <w:rPr>
+          <w:rFonts w:ascii="Arial" w:cs="Arial" w:eastAsia="Arial" w:hAnsi="Arial"/>
+          <w:sz w:val="21"/>
+          <w:szCs w:val="21"/>
+        </w:rPr>
+        <w:t xml:space="preserve">Дети выбирают берег и объясняют выбор. Педагог не подсказывает ответ: класс приходит к нему сам, сравнивая два берега.</w:t>
+      </w:r>
+    </w:p>
+    <w:p>
+      <w:pPr>
+        <w:spacing w:after="120" w:line="276"/>
+      </w:pPr>
+      <w:r>
+        <w:rPr>
+          <w:rFonts w:ascii="Arial" w:cs="Arial" w:eastAsia="Arial" w:hAnsi="Arial"/>
+          <w:sz w:val="21"/>
+          <w:szCs w:val="21"/>
+        </w:rPr>
+        <w:t xml:space="preserve">Методический секрет: берега остаются на доске до конца киноурока — на этапе «Осознание» к ним возвращаются с примерами из жизни, на этапе «Воображение» корабль отправляется с Мандаринового берега к общему делу. Вместо рисунка на доске можно использовать два листа ватмана на стене или две коробки.</w:t>
       </w:r>
     </w:p>
     <w:p>
@@ -11989,7 +12080,36 @@
           <w:sz w:val="22"/>
           <w:szCs w:val="22"/>
         </w:rPr>
-        <w:t xml:space="preserve">БЛОК 6. Трюизм этапа (с жестами)</w:t>
+        <w:t xml:space="preserve">БЛОК 6. Самодиагностика «Где я?» (1 мин)</w:t>
+      </w:r>
+    </w:p>
+    <w:p>
+      <w:pPr>
+        <w:spacing w:after="120" w:line="276"/>
+      </w:pPr>
+      <w:r>
+        <w:rPr>
+          <w:rFonts w:ascii="Arial" w:cs="Arial" w:eastAsia="Arial" w:hAnsi="Arial"/>
+          <w:sz w:val="21"/>
+          <w:szCs w:val="21"/>
+        </w:rPr>
+        <w:t xml:space="preserve">Задание для обучающегося: «Оцени по шкале от −10 до +10, насколько ты понимаешь, из чего состоит радость за другого. −10 — „не понимаю, о чём это“ 0 — „пока не знаю“ +10 — „могу назвать три паруса и объяснить, чем мандарин отличается от лимона“».</w:t>
+      </w:r>
+    </w:p>
+    <w:p>
+      <w:pPr>
+        <w:pStyle w:val="Heading3"/>
+        <w:spacing w:after="100" w:before="200"/>
+      </w:pPr>
+      <w:r>
+        <w:rPr>
+          <w:rFonts w:ascii="Arial" w:cs="Arial" w:eastAsia="Arial" w:hAnsi="Arial"/>
+          <w:b/>
+          <w:bCs/>
+          <w:sz w:val="22"/>
+          <w:szCs w:val="22"/>
+        </w:rPr>
+        <w:t xml:space="preserve">БЛОК 7. Трюизм этапа (с жестами)</w:t>
       </w:r>
     </w:p>
     <w:p>
@@ -12077,7 +12197,7 @@
           <w:sz w:val="22"/>
           <w:szCs w:val="22"/>
         </w:rPr>
-        <w:t xml:space="preserve">БЛОК 7. Мостик к этапу «Осознание»</w:t>
+        <w:t xml:space="preserve">БЛОК 8. Мостик к этапу «Осознание»</w:t>
       </w:r>
     </w:p>
     <w:p>
@@ -13264,7 +13384,7 @@
           <w:sz w:val="21"/>
           <w:szCs w:val="21"/>
         </w:rPr>
-        <w:t xml:space="preserve">На этом этапе слово «качество» заменяется словом «сила»: закладывается верное отношение к нравственности и её проявлениям в жизни. Обращение к личному опыту — только через приглашение, никогда через требование. Правило «Буфера» сохраняется: мы не спрашиваем «А ты завидовал?», мы спрашиваем «Что бы ты сделал на месте Насти?».</w:t>
+        <w:t xml:space="preserve">На этом этапе слово «качество» заменяется словом «сила»: закладывается верное отношение к нравственности и её проявлениям в жизни. Обращение к личному опыту — только через приглашение, никогда через требование. Правило «Буфера» сохраняется: мы не спрашиваем «А ты завидовал?», мы спрашиваем «Что бы ты сделал на месте Насти?». Этап — выход из фильма в повседневный мир: теория предыдущих этапов проверяется примерами из жизни детей — дома, во дворе, в классе.</w:t>
       </w:r>
     </w:p>
     <w:p>

--- a/dist/mandarin/materials/standard-manual.docx
+++ b/dist/mandarin/materials/standard-manual.docx
@@ -13633,7 +13633,20 @@
           <w:sz w:val="21"/>
           <w:szCs w:val="21"/>
         </w:rPr>
-        <w:t xml:space="preserve">«Зависть приходит не поступком, а мыслью. Сначала в голове шепчет лимон: „У меня всё есть, а у тебя даже телефон кнопочный“. Потом этот шёпот становится словами, а слова — поступком: раздавленный мандарин. Но у каждой лимонной мысли есть противоядие — антидот. Тимофей нашёл его первым: „Она умеет придумывать!“ Настя нашла его раньше всех: „Просто он лежал такой грустный. Как ты…“</w:t>
+        <w:t xml:space="preserve">«Чему завидовала Кристина? У неё было всё: модное платье, телефон, красивая причёска. Но она завидовала тому, чего у неё не было, — дружбе Насти и Тимофея. А точнее — их хорошим качествам, которые и объединили их в дружбу: доброжелательности, чуткости, великодушию. Получается, плохие качества Кристины — высокомерие и презрение — завидовали хорошим качествам Насти и Тимофея.</w:t>
+      </w:r>
+    </w:p>
+    <w:p>
+      <w:pPr>
+        <w:spacing w:after="120" w:line="276"/>
+      </w:pPr>
+      <w:r>
+        <w:rPr>
+          <w:rFonts w:ascii="Arial" w:cs="Arial" w:eastAsia="Arial" w:hAnsi="Arial"/>
+          <w:sz w:val="21"/>
+          <w:szCs w:val="21"/>
+        </w:rPr>
+        <w:t xml:space="preserve">Зависть приходит не поступком, а мыслью. Сначала в голове шепчет лимон: „Почему они дружат, а я одна? Пусть у них ничего не получится“. Потом этот шёпот становится словами: „Это мусор. Он мне мешал“, — а слова — поступком: раздавленный мандарин. Но у каждой лимонной мысли есть противоядие — антидот. Тимофей нашёл его первым: „Она умеет придумывать!“ Настя нашла его раньше всех: „Просто он лежал такой грустный. Как ты…“ А Кристина нашла свой антидот в конце фильма: „Я тоже так хочу“ — и сделала друзьям нового капитана.</w:t>
       </w:r>
     </w:p>
     <w:p>
@@ -13890,7 +13903,7 @@
                 <w:sz w:val="19"/>
                 <w:szCs w:val="19"/>
               </w:rPr>
-              <w:t xml:space="preserve">«У меня всё есть, а у тебя даже телефон кнопочный»; «Этот мусор мне мешал»</w:t>
+              <w:t xml:space="preserve">«Почему они дружат, а я одна? Пусть у них ничего не получится»; «Это мусор. Он мне мешал»</w:t>
             </w:r>
           </w:p>
         </w:tc>
@@ -13947,7 +13960,7 @@
                 <w:sz w:val="19"/>
                 <w:szCs w:val="19"/>
               </w:rPr>
-              <w:t xml:space="preserve">«Она умеет придумывать!»; «Просто он лежал такой грустный. Как ты…»</w:t>
+              <w:t xml:space="preserve">«Она умеет придумывать!»; «Просто он лежал такой грустный. Как ты…»; «Я тоже так хочу — и сделаю»</w:t>
             </w:r>
           </w:p>
         </w:tc>

--- a/dist/mandarin/materials/standard-manual.docx
+++ b/dist/mandarin/materials/standard-manual.docx
@@ -30,7 +30,7 @@
           <w:sz w:val="26"/>
           <w:szCs w:val="26"/>
         </w:rPr>
-        <w:t xml:space="preserve">Фильм «Мандарин» (Е. Дубровская) · 2–4 классы · Семь этапов — полная версия</w:t>
+        <w:t>Фильм «Мандарин» (Е. Дубровская) · 2–4 классы · Восемь этапов — полная версия</w:t>
       </w:r>
     </w:p>
     <w:p>
@@ -8163,19 +8163,6 @@
           <w:sz w:val="21"/>
           <w:szCs w:val="21"/>
         </w:rPr>
-        <w:t xml:space="preserve">Вариант «Застывшая картина». Педагог вызывает двух желающих и предлагает им посовещаться: выбрать любую сцену фильма и показать в ней героев и их чувства одной застывшей картиной — позой, лицом, жестом. Силу чувств пара определяет сама по выражению своей картины и называет число на шкале. Класс отгадывает, какая это сцена и кто из героев показан. Можно повторить с другой парой.</w:t>
-      </w:r>
-    </w:p>
-    <w:p>
-      <w:pPr>
-        <w:spacing w:after="120" w:line="276"/>
-      </w:pPr>
-      <w:r>
-        <w:rPr>
-          <w:rFonts w:ascii="Arial" w:cs="Arial" w:eastAsia="Arial" w:hAnsi="Arial"/>
-          <w:sz w:val="21"/>
-          <w:szCs w:val="21"/>
-        </w:rPr>
         <w:t xml:space="preserve">Методический секрет: ребёнок выбирает — участвовать или наблюдать; роль «обидчика» не закрепляется ни за кем.</w:t>
       </w:r>
     </w:p>
@@ -10217,7 +10204,7 @@
           <w:sz w:val="21"/>
           <w:szCs w:val="21"/>
         </w:rPr>
-        <w:t xml:space="preserve">Формула этапа: Мостик от «Чувства» → Метафора («сильный человек») → Активность («Секрет трёх парусов», «Мандарин или лимон», «Два берега») → Самодиагностика → Трюизм → Мостик к этапу «Осознание».</w:t>
+        <w:t xml:space="preserve">Формула этапа: Мостик от «Чувства» → Метафора («сильный человек») → Активность («Секрет трёх парусов», «Мандарин или лимон») → Самодиагностика → Трюизм → Мостик к этапу «Осознание».</w:t>
       </w:r>
     </w:p>
     <w:p>
@@ -11973,98 +11960,20 @@
           <w:sz w:val="22"/>
           <w:szCs w:val="22"/>
         </w:rPr>
-        <w:t xml:space="preserve">БЛОК 5. «Два берега»: среда зависти и среда радости за другого (3 мин)</w:t>
-      </w:r>
-    </w:p>
-    <w:p>
-      <w:pPr>
-        <w:spacing w:after="120" w:line="276"/>
-      </w:pPr>
-      <w:r>
-        <w:rPr>
-          <w:rFonts w:ascii="Arial" w:cs="Arial" w:eastAsia="Arial" w:hAnsi="Arial"/>
-          <w:sz w:val="21"/>
-          <w:szCs w:val="21"/>
-        </w:rPr>
-        <w:t xml:space="preserve">Задача блока: показать классу наглядно две среды — где собираются мучительные чувства и мысли зависти и где живут чувства и мысли радости за другого, — чтобы дети выбрали разумом, какая среда выгоднее.</w:t>
-      </w:r>
-    </w:p>
-    <w:p>
-      <w:pPr>
-        <w:spacing w:after="120" w:line="276"/>
-      </w:pPr>
-      <w:r>
-        <w:rPr>
-          <w:rFonts w:ascii="Arial" w:cs="Arial" w:eastAsia="Arial" w:hAnsi="Arial"/>
-          <w:sz w:val="21"/>
-          <w:szCs w:val="21"/>
-        </w:rPr>
-        <w:t xml:space="preserve">Визуализация: на доске — два берега и корабль «Дружба» между ними. Слева «Лимонный берег» (серо-жёлтый, с тучей), справа «Мандариновый берег» (оранжевый, с солнцем). Карточки чувств и мыслей с предыдущих этапов лежат на столе педагога.</w:t>
-      </w:r>
-    </w:p>
-    <w:p>
-      <w:pPr>
-        <w:spacing w:after="120" w:line="276"/>
-      </w:pPr>
-      <w:r>
-        <w:rPr>
-          <w:rFonts w:ascii="Arial" w:cs="Arial" w:eastAsia="Arial" w:hAnsi="Arial"/>
-          <w:sz w:val="21"/>
-          <w:szCs w:val="21"/>
-        </w:rPr>
-        <w:t xml:space="preserve">Текст педагога:</w:t>
-      </w:r>
-    </w:p>
-    <w:p>
-      <w:pPr>
-        <w:spacing w:after="120" w:line="276"/>
-      </w:pPr>
-      <w:r>
-        <w:rPr>
-          <w:rFonts w:ascii="Arial" w:cs="Arial" w:eastAsia="Arial" w:hAnsi="Arial"/>
-          <w:sz w:val="21"/>
-          <w:szCs w:val="21"/>
-        </w:rPr>
-        <w:t xml:space="preserve">«Наш корабль подходит к двум берегам. Давайте разложим всё, что мы уже нашли в фильме. Какие чувства были у Кристины в начале — высокомерие, презрение, зависть, грусть? (Дети кладут карточки на Лимонный берег.) Какие мысли говорил лимон — „у тебя даже телефон кнопочный“, „это мусор“, „почему не мне“? (Туда же.) А что живёт на другом берегу? Радость, удивление, дружба, гордость за друга. (Дети кладут карточки на Мандариновый берег.) Какие мысли там — „она умеет придумывать!“, „я рад за тебя“, „мы вместе“? (Туда же.)</w:t>
-      </w:r>
-    </w:p>
-    <w:p>
-      <w:pPr>
-        <w:spacing w:after="120" w:line="276"/>
-      </w:pPr>
-      <w:r>
-        <w:rPr>
-          <w:rFonts w:ascii="Arial" w:cs="Arial" w:eastAsia="Arial" w:hAnsi="Arial"/>
-          <w:sz w:val="21"/>
-          <w:szCs w:val="21"/>
-        </w:rPr>
-        <w:t xml:space="preserve">Посмотрите на два берега. На каком берегу человеку хорошо, а на каком — мучительно? На каком берегу у Кристины появились друзья? На каком у неё был только телефон и модное платье? Куда причалит наш корабль? Почему?»</w:t>
-      </w:r>
-    </w:p>
-    <w:p>
-      <w:pPr>
-        <w:spacing w:after="120" w:line="276"/>
-      </w:pPr>
-      <w:r>
-        <w:rPr>
-          <w:rFonts w:ascii="Arial" w:cs="Arial" w:eastAsia="Arial" w:hAnsi="Arial"/>
-          <w:sz w:val="21"/>
-          <w:szCs w:val="21"/>
-        </w:rPr>
-        <w:t xml:space="preserve">Дети выбирают берег и объясняют выбор. Педагог не подсказывает ответ: класс приходит к нему сам, сравнивая два берега.</w:t>
-      </w:r>
-    </w:p>
-    <w:p>
-      <w:pPr>
-        <w:spacing w:after="120" w:line="276"/>
-      </w:pPr>
-      <w:r>
-        <w:rPr>
-          <w:rFonts w:ascii="Arial" w:cs="Arial" w:eastAsia="Arial" w:hAnsi="Arial"/>
-          <w:sz w:val="21"/>
-          <w:szCs w:val="21"/>
-        </w:rPr>
-        <w:t xml:space="preserve">Методический секрет: берега остаются на доске до конца киноурока — на этапе «Осознание» к ним возвращаются с примерами из жизни, на этапе «Воображение» корабль отправляется с Мандаринового берега к общему делу. Вместо рисунка на доске можно использовать два листа ватмана на стене или две коробки.</w:t>
+        <w:t xml:space="preserve">БЛОК 5. Самодиагностика «Где я?» (1 мин)</w:t>
+      </w:r>
+    </w:p>
+    <w:p>
+      <w:pPr>
+        <w:spacing w:after="120" w:line="276"/>
+      </w:pPr>
+      <w:r>
+        <w:rPr>
+          <w:rFonts w:ascii="Arial" w:cs="Arial" w:eastAsia="Arial" w:hAnsi="Arial"/>
+          <w:sz w:val="21"/>
+          <w:szCs w:val="21"/>
+        </w:rPr>
+        <w:t xml:space="preserve">Задание для обучающегося: «Оцени по шкале от −10 до +10, насколько ты понимаешь, из чего состоит радость за другого. −10 — „не понимаю, о чём это“ 0 — „пока не знаю“ +10 — „могу назвать три паруса и объяснить, чем мандарин отличается от лимона“».</w:t>
       </w:r>
     </w:p>
     <w:p>
@@ -12080,36 +11989,7 @@
           <w:sz w:val="22"/>
           <w:szCs w:val="22"/>
         </w:rPr>
-        <w:t xml:space="preserve">БЛОК 6. Самодиагностика «Где я?» (1 мин)</w:t>
-      </w:r>
-    </w:p>
-    <w:p>
-      <w:pPr>
-        <w:spacing w:after="120" w:line="276"/>
-      </w:pPr>
-      <w:r>
-        <w:rPr>
-          <w:rFonts w:ascii="Arial" w:cs="Arial" w:eastAsia="Arial" w:hAnsi="Arial"/>
-          <w:sz w:val="21"/>
-          <w:szCs w:val="21"/>
-        </w:rPr>
-        <w:t xml:space="preserve">Задание для обучающегося: «Оцени по шкале от −10 до +10, насколько ты понимаешь, из чего состоит радость за другого. −10 — „не понимаю, о чём это“ 0 — „пока не знаю“ +10 — „могу назвать три паруса и объяснить, чем мандарин отличается от лимона“».</w:t>
-      </w:r>
-    </w:p>
-    <w:p>
-      <w:pPr>
-        <w:pStyle w:val="Heading3"/>
-        <w:spacing w:after="100" w:before="200"/>
-      </w:pPr>
-      <w:r>
-        <w:rPr>
-          <w:rFonts w:ascii="Arial" w:cs="Arial" w:eastAsia="Arial" w:hAnsi="Arial"/>
-          <w:b/>
-          <w:bCs/>
-          <w:sz w:val="22"/>
-          <w:szCs w:val="22"/>
-        </w:rPr>
-        <w:t xml:space="preserve">БЛОК 7. Трюизм этапа (с жестами)</w:t>
+        <w:t xml:space="preserve">БЛОК 6. Трюизм этапа (с жестами)</w:t>
       </w:r>
     </w:p>
     <w:p>
@@ -12197,7 +12077,7 @@
           <w:sz w:val="22"/>
           <w:szCs w:val="22"/>
         </w:rPr>
-        <w:t xml:space="preserve">БЛОК 8. Мостик к этапу «Осознание»</w:t>
+        <w:t xml:space="preserve">БЛОК 7. Мостик к этапу «Осознание»</w:t>
       </w:r>
     </w:p>
     <w:p>
@@ -13384,7 +13264,7 @@
           <w:sz w:val="21"/>
           <w:szCs w:val="21"/>
         </w:rPr>
-        <w:t xml:space="preserve">На этом этапе слово «качество» заменяется словом «сила»: закладывается верное отношение к нравственности и её проявлениям в жизни. Обращение к личному опыту — только через приглашение, никогда через требование. Правило «Буфера» сохраняется: мы не спрашиваем «А ты завидовал?», мы спрашиваем «Что бы ты сделал на месте Насти?». Этап — выход из фильма в повседневный мир: теория предыдущих этапов проверяется примерами из жизни детей — дома, во дворе, в классе.</w:t>
+        <w:t xml:space="preserve">На этом этапе слово «качество» заменяется словом «сила»: закладывается верное отношение к нравственности и её проявлениям в жизни. Обращение к личному опыту — только через приглашение, никогда через требование. Правило «Буфера» сохраняется: мы не спрашиваем «А ты завидовал?», мы спрашиваем «Что бы ты сделал на месте Насти?».</w:t>
       </w:r>
     </w:p>
     <w:p>
@@ -13633,20 +13513,7 @@
           <w:sz w:val="21"/>
           <w:szCs w:val="21"/>
         </w:rPr>
-        <w:t xml:space="preserve">«Чему завидовала Кристина? У неё было всё: модное платье, телефон, красивая причёска. Но она завидовала тому, чего у неё не было, — дружбе Насти и Тимофея. А точнее — их хорошим качествам, которые и объединили их в дружбу: доброжелательности, чуткости, великодушию. Получается, плохие качества Кристины — высокомерие и презрение — завидовали хорошим качествам Насти и Тимофея.</w:t>
-      </w:r>
-    </w:p>
-    <w:p>
-      <w:pPr>
-        <w:spacing w:after="120" w:line="276"/>
-      </w:pPr>
-      <w:r>
-        <w:rPr>
-          <w:rFonts w:ascii="Arial" w:cs="Arial" w:eastAsia="Arial" w:hAnsi="Arial"/>
-          <w:sz w:val="21"/>
-          <w:szCs w:val="21"/>
-        </w:rPr>
-        <w:t xml:space="preserve">Зависть приходит не поступком, а мыслью. Сначала в голове шепчет лимон: „Почему они дружат, а я одна? Пусть у них ничего не получится“. Потом этот шёпот становится словами: „Это мусор. Он мне мешал“, — а слова — поступком: раздавленный мандарин. Но у каждой лимонной мысли есть противоядие — антидот. Тимофей нашёл его первым: „Она умеет придумывать!“ Настя нашла его раньше всех: „Просто он лежал такой грустный. Как ты…“ А Кристина нашла свой антидот в конце фильма: „Я тоже так хочу“ — и сделала друзьям нового капитана.</w:t>
+        <w:t xml:space="preserve">«Зависть приходит не поступком, а мыслью. Сначала в голове шепчет лимон: „У меня всё есть, а у тебя даже телефон кнопочный“. Потом этот шёпот становится словами, а слова — поступком: раздавленный мандарин. Но у каждой лимонной мысли есть противоядие — антидот. Тимофей нашёл его первым: „Она умеет придумывать!“ Настя нашла его раньше всех: „Просто он лежал такой грустный. Как ты…“</w:t>
       </w:r>
     </w:p>
     <w:p>
@@ -13903,7 +13770,7 @@
                 <w:sz w:val="19"/>
                 <w:szCs w:val="19"/>
               </w:rPr>
-              <w:t xml:space="preserve">«Почему они дружат, а я одна? Пусть у них ничего не получится»; «Это мусор. Он мне мешал»</w:t>
+              <w:t xml:space="preserve">«У меня всё есть, а у тебя даже телефон кнопочный»; «Этот мусор мне мешал»</w:t>
             </w:r>
           </w:p>
         </w:tc>
@@ -13960,7 +13827,7 @@
                 <w:sz w:val="19"/>
                 <w:szCs w:val="19"/>
               </w:rPr>
-              <w:t xml:space="preserve">«Она умеет придумывать!»; «Просто он лежал такой грустный. Как ты…»; «Я тоже так хочу — и сделаю»</w:t>
+              <w:t xml:space="preserve">«Она умеет придумывать!»; «Просто он лежал такой грустный. Как ты…»</w:t>
             </w:r>
           </w:p>
         </w:tc>
@@ -15410,7 +15277,7 @@
           <w:sz w:val="21"/>
           <w:szCs w:val="21"/>
         </w:rPr>
-        <w:t xml:space="preserve">Формула этапа: Мостик от «Осознания» → Метафора («превращение») → Активность («Остров сокровищ», выбор дела) → Паспорт общего дела → Самодиагностика → Трюизм → Мостик к этапу «Воодушевление».</w:t>
+        <w:t>Формула этапа: Мостик от «Осознания» → Метафора («превращение») → Активность («Остров сокровищ», выбор дела) → Паспорт общего дела → Самодиагностика → Трюизм → Мостик к этапу «Социальная практика».</w:t>
       </w:r>
     </w:p>
     <w:p>
@@ -16535,7 +16402,7 @@
           <w:sz w:val="22"/>
           <w:szCs w:val="22"/>
         </w:rPr>
-        <w:t xml:space="preserve">БЛОК 6. Трюизм и мостик к этапу «Воодушевление»</w:t>
+        <w:t>БЛОК 6. Трюизм и мостик к этапу «Социальная практика»</w:t>
       </w:r>
     </w:p>
     <w:p>
@@ -17812,7 +17679,7 @@
           <w:sz w:val="28"/>
           <w:szCs w:val="28"/>
         </w:rPr>
-        <w:t xml:space="preserve">ЭТАП 7. ВООДУШЕВЛЕНИЕ — ПРАЗДНИК УСПЕХОВ (после общего дела, 30 минут)</w:t>
+        <w:t xml:space="preserve">ЭТАП 7. СОЦИАЛЬНАЯ ПРАКТИКА — ОБЩЕЕ ДЕЛО КЛАССА</w:t>
       </w:r>
     </w:p>
     <w:p>
@@ -17867,20 +17734,20 @@
           <w:sz w:val="21"/>
           <w:szCs w:val="21"/>
         </w:rPr>
-        <w:t xml:space="preserve">Создать эмоционально-ценностное завершение работы над качеством после реального дела класса: прожить радость за других и за себя, увидеть свой рост (Точка А → Точка Б), собрать образ качества в «Цветке чувств» и «Саде», показать историческую глубину качества через Аллею рекордов и открыть перспективу — «Семена радости».</w:t>
-      </w:r>
-    </w:p>
-    <w:p>
-      <w:pPr>
-        <w:spacing w:after="120" w:line="276"/>
-      </w:pPr>
-      <w:r>
-        <w:rPr>
-          <w:rFonts w:ascii="Arial" w:cs="Arial" w:eastAsia="Arial" w:hAnsi="Arial"/>
-          <w:sz w:val="21"/>
-          <w:szCs w:val="21"/>
-        </w:rPr>
-        <w:t xml:space="preserve">Формула этапа: Общее дело → Метафора («корабль возвращается», «лучик в ладошках») → Активность («Цветок чувств», «Сад», Аллея рекордов) → Самодиагностика «Точка Б» → Трюизм → Мостик в будущее («Семена радости»).</w:t>
+        <w:t xml:space="preserve">Выполнить выбранное на этапе «Воображение» общее дело класса и перевести замысел в реальный поступок, направленный на пользу другим.</w:t>
+      </w:r>
+    </w:p>
+    <w:p>
+      <w:pPr>
+        <w:spacing w:after="120" w:line="276"/>
+      </w:pPr>
+      <w:r>
+        <w:rPr>
+          <w:rFonts w:ascii="Arial" w:cs="Arial" w:eastAsia="Arial" w:hAnsi="Arial"/>
+          <w:sz w:val="21"/>
+          <w:szCs w:val="21"/>
+        </w:rPr>
+        <w:t xml:space="preserve">Формула этапа: Паспорт общего дела → Подготовка → Выполнение → Результат для получателя → Мостик к этапу «Воодушевление».</w:t>
       </w:r>
     </w:p>
     <w:p>
@@ -17909,7 +17776,7 @@
           <w:sz w:val="21"/>
           <w:szCs w:val="21"/>
         </w:rPr>
-        <w:t xml:space="preserve">Этап проводится только после того, как дело выполнено: рефлексия по плану вместо рефлексии по поступку разрушает его смысл. Между этапами «Воображение» и «Воодушевление» лежит само дело — обычно одна-две недели. Голос педагога — тёплый, радостный, торжественный; педагог радуется за детей вслух. Правило «Эха»: когда ребёнок отвечает, педагог повторяет его слово и вплетает в свой вывод.</w:t>
+        <w:t xml:space="preserve">Этап проходит между днём киноурока и «Праздником успехов» — обычно одна-две недели. Педагог — организатор, а не исполнитель; дети — авторы дела. Этап считается пройденным только после фактического действия: обсуждение плана не заменяет социальную практику.</w:t>
       </w:r>
     </w:p>
     <w:p>
@@ -17925,7 +17792,7 @@
           <w:sz w:val="24"/>
           <w:szCs w:val="24"/>
         </w:rPr>
-        <w:t xml:space="preserve">Перед этапом: общее дело класса</w:t>
+        <w:t xml:space="preserve">Пошаговая методическая карта</w:t>
       </w:r>
     </w:p>
     <w:p>
@@ -18039,6 +17906,521 @@
           <w:szCs w:val="21"/>
         </w:rPr>
         <w:t xml:space="preserve">Класс передаёт результат получателю: открытки — работникам школы, концерт — родителям, плакат — школе. Педагог помогает детям увидеть реакцию получателя: это и есть плод дела.</w:t>
+      </w:r>
+    </w:p>
+    <w:p>
+      <w:pPr>
+        <w:spacing w:after="120" w:line="276"/>
+      </w:pPr>
+      <w:r>
+        <w:rPr>
+          <w:rFonts w:ascii="Arial" w:cs="Arial" w:eastAsia="Arial" w:hAnsi="Arial"/>
+          <w:sz w:val="21"/>
+          <w:szCs w:val="21"/>
+        </w:rPr>
+        <w:t xml:space="preserve">Мостик: «Наше дело сделано. Скоро мы соберёмся на Праздник успехов и вспомним, как у нас всё получилось».</w:t>
+      </w:r>
+    </w:p>
+    <w:p>
+      <w:pPr>
+        <w:pStyle w:val="Heading2"/>
+        <w:spacing w:after="120" w:before="280"/>
+      </w:pPr>
+      <w:r>
+        <w:rPr>
+          <w:rFonts w:ascii="Arial" w:cs="Arial" w:eastAsia="Arial" w:hAnsi="Arial"/>
+          <w:b/>
+          <w:bCs/>
+          <w:sz w:val="24"/>
+          <w:szCs w:val="24"/>
+        </w:rPr>
+        <w:t xml:space="preserve">Типичные ловушки этапа «Социальная практика»</w:t>
+      </w:r>
+    </w:p>
+    <w:tbl>
+      <w:tblPr>
+        <w:tblW w:type="dxa" w:w="9638"/>
+        <w:tblBorders>
+          <w:top w:val="single" w:color="9FB0C3" w:sz="4"/>
+          <w:left w:val="single" w:color="9FB0C3" w:sz="4"/>
+          <w:bottom w:val="single" w:color="9FB0C3" w:sz="4"/>
+          <w:right w:val="single" w:color="9FB0C3" w:sz="4"/>
+          <w:insideH w:val="single" w:color="C9D3DE" w:sz="4"/>
+          <w:insideV w:val="single" w:color="C9D3DE" w:sz="4"/>
+        </w:tblBorders>
+      </w:tblPr>
+      <w:tblGrid>
+        <w:gridCol w:w="3470"/>
+        <w:gridCol w:w="6168"/>
+      </w:tblGrid>
+      <w:tr>
+        <w:trPr>
+          <w:tblHeader/>
+        </w:trPr>
+        <w:tc>
+          <w:tcPr>
+            <w:tcW w:type="dxa" w:w="3470"/>
+            <w:shd w:fill="DCE3EC" w:color="auto" w:val="clear"/>
+            <w:tcMar>
+              <w:top w:type="dxa" w:w="60"/>
+              <w:left w:type="dxa" w:w="90"/>
+              <w:bottom w:type="dxa" w:w="60"/>
+              <w:right w:type="dxa" w:w="90"/>
+            </w:tcMar>
+          </w:tcPr>
+          <w:p>
+            <w:pPr>
+              <w:spacing w:after="0" w:line="259"/>
+            </w:pPr>
+            <w:r>
+              <w:rPr>
+                <w:rFonts w:ascii="Arial" w:cs="Arial" w:eastAsia="Arial" w:hAnsi="Arial"/>
+                <w:b/>
+                <w:bCs/>
+                <w:sz w:val="19"/>
+                <w:szCs w:val="19"/>
+              </w:rPr>
+              <w:t xml:space="preserve">Ловушка</w:t>
+            </w:r>
+          </w:p>
+        </w:tc>
+        <w:tc>
+          <w:tcPr>
+            <w:tcW w:type="dxa" w:w="6168"/>
+            <w:shd w:fill="DCE3EC" w:color="auto" w:val="clear"/>
+            <w:tcMar>
+              <w:top w:type="dxa" w:w="60"/>
+              <w:left w:type="dxa" w:w="90"/>
+              <w:bottom w:type="dxa" w:w="60"/>
+              <w:right w:type="dxa" w:w="90"/>
+            </w:tcMar>
+          </w:tcPr>
+          <w:p>
+            <w:pPr>
+              <w:spacing w:after="0" w:line="259"/>
+            </w:pPr>
+            <w:r>
+              <w:rPr>
+                <w:rFonts w:ascii="Arial" w:cs="Arial" w:eastAsia="Arial" w:hAnsi="Arial"/>
+                <w:b/>
+                <w:bCs/>
+                <w:sz w:val="19"/>
+                <w:szCs w:val="19"/>
+              </w:rPr>
+              <w:t xml:space="preserve">Как избежать</w:t>
+            </w:r>
+          </w:p>
+        </w:tc>
+      </w:tr>
+      <w:tr>
+        <w:trPr>
+          <w:tblHeader w:val="false"/>
+        </w:trPr>
+        <w:tc>
+          <w:tcPr>
+            <w:tcW w:type="dxa" w:w="3470"/>
+            <w:tcMar>
+              <w:top w:type="dxa" w:w="60"/>
+              <w:left w:type="dxa" w:w="90"/>
+              <w:bottom w:type="dxa" w:w="60"/>
+              <w:right w:type="dxa" w:w="90"/>
+            </w:tcMar>
+          </w:tcPr>
+          <w:p>
+            <w:pPr>
+              <w:spacing w:after="0" w:line="259"/>
+            </w:pPr>
+            <w:r>
+              <w:rPr>
+                <w:rFonts w:ascii="Arial" w:cs="Arial" w:eastAsia="Arial" w:hAnsi="Arial"/>
+                <w:b w:val="false"/>
+                <w:bCs w:val="false"/>
+                <w:sz w:val="19"/>
+                <w:szCs w:val="19"/>
+              </w:rPr>
+              <w:t xml:space="preserve">Считать заполненный паспорт выполненной практикой</w:t>
+            </w:r>
+          </w:p>
+        </w:tc>
+        <w:tc>
+          <w:tcPr>
+            <w:tcW w:type="dxa" w:w="6168"/>
+            <w:tcMar>
+              <w:top w:type="dxa" w:w="60"/>
+              <w:left w:type="dxa" w:w="90"/>
+              <w:bottom w:type="dxa" w:w="60"/>
+              <w:right w:type="dxa" w:w="90"/>
+            </w:tcMar>
+          </w:tcPr>
+          <w:p>
+            <w:pPr>
+              <w:spacing w:after="0" w:line="259"/>
+            </w:pPr>
+            <w:r>
+              <w:rPr>
+                <w:rFonts w:ascii="Arial" w:cs="Arial" w:eastAsia="Arial" w:hAnsi="Arial"/>
+                <w:b w:val="false"/>
+                <w:bCs w:val="false"/>
+                <w:sz w:val="19"/>
+                <w:szCs w:val="19"/>
+              </w:rPr>
+              <w:t xml:space="preserve">Практика — реальное действие с реальным получателем</w:t>
+            </w:r>
+          </w:p>
+        </w:tc>
+      </w:tr>
+      <w:tr>
+        <w:trPr>
+          <w:tblHeader w:val="false"/>
+        </w:trPr>
+        <w:tc>
+          <w:tcPr>
+            <w:tcW w:type="dxa" w:w="3470"/>
+            <w:tcMar>
+              <w:top w:type="dxa" w:w="60"/>
+              <w:left w:type="dxa" w:w="90"/>
+              <w:bottom w:type="dxa" w:w="60"/>
+              <w:right w:type="dxa" w:w="90"/>
+            </w:tcMar>
+          </w:tcPr>
+          <w:p>
+            <w:pPr>
+              <w:spacing w:after="0" w:line="259"/>
+            </w:pPr>
+            <w:r>
+              <w:rPr>
+                <w:rFonts w:ascii="Arial" w:cs="Arial" w:eastAsia="Arial" w:hAnsi="Arial"/>
+                <w:b w:val="false"/>
+                <w:bCs w:val="false"/>
+                <w:sz w:val="19"/>
+                <w:szCs w:val="19"/>
+              </w:rPr>
+              <w:t xml:space="preserve">Сделать дело за детей</w:t>
+            </w:r>
+          </w:p>
+        </w:tc>
+        <w:tc>
+          <w:tcPr>
+            <w:tcW w:type="dxa" w:w="6168"/>
+            <w:tcMar>
+              <w:top w:type="dxa" w:w="60"/>
+              <w:left w:type="dxa" w:w="90"/>
+              <w:bottom w:type="dxa" w:w="60"/>
+              <w:right w:type="dxa" w:w="90"/>
+            </w:tcMar>
+          </w:tcPr>
+          <w:p>
+            <w:pPr>
+              <w:spacing w:after="0" w:line="259"/>
+            </w:pPr>
+            <w:r>
+              <w:rPr>
+                <w:rFonts w:ascii="Arial" w:cs="Arial" w:eastAsia="Arial" w:hAnsi="Arial"/>
+                <w:b w:val="false"/>
+                <w:bCs w:val="false"/>
+                <w:sz w:val="19"/>
+                <w:szCs w:val="19"/>
+              </w:rPr>
+              <w:t xml:space="preserve">Педагог — организатор, а не исполнитель; дети — авторы дела</w:t>
+            </w:r>
+          </w:p>
+        </w:tc>
+      </w:tr>
+      <w:tr>
+        <w:trPr>
+          <w:tblHeader w:val="false"/>
+        </w:trPr>
+        <w:tc>
+          <w:tcPr>
+            <w:tcW w:type="dxa" w:w="3470"/>
+            <w:tcMar>
+              <w:top w:type="dxa" w:w="60"/>
+              <w:left w:type="dxa" w:w="90"/>
+              <w:bottom w:type="dxa" w:w="60"/>
+              <w:right w:type="dxa" w:w="90"/>
+            </w:tcMar>
+          </w:tcPr>
+          <w:p>
+            <w:pPr>
+              <w:spacing w:after="0" w:line="259"/>
+            </w:pPr>
+            <w:r>
+              <w:rPr>
+                <w:rFonts w:ascii="Arial" w:cs="Arial" w:eastAsia="Arial" w:hAnsi="Arial"/>
+                <w:b w:val="false"/>
+                <w:bCs w:val="false"/>
+                <w:sz w:val="19"/>
+                <w:szCs w:val="19"/>
+              </w:rPr>
+              <w:t xml:space="preserve">Оценивать детей во время дела</w:t>
+            </w:r>
+          </w:p>
+        </w:tc>
+        <w:tc>
+          <w:tcPr>
+            <w:tcW w:type="dxa" w:w="6168"/>
+            <w:tcMar>
+              <w:top w:type="dxa" w:w="60"/>
+              <w:left w:type="dxa" w:w="90"/>
+              <w:bottom w:type="dxa" w:w="60"/>
+              <w:right w:type="dxa" w:w="90"/>
+            </w:tcMar>
+          </w:tcPr>
+          <w:p>
+            <w:pPr>
+              <w:spacing w:after="0" w:line="259"/>
+            </w:pPr>
+            <w:r>
+              <w:rPr>
+                <w:rFonts w:ascii="Arial" w:cs="Arial" w:eastAsia="Arial" w:hAnsi="Arial"/>
+                <w:b w:val="false"/>
+                <w:bCs w:val="false"/>
+                <w:sz w:val="19"/>
+                <w:szCs w:val="19"/>
+              </w:rPr>
+              <w:t xml:space="preserve">Дневник дела фиксирует ход, а не оценивает участников</w:t>
+            </w:r>
+          </w:p>
+        </w:tc>
+      </w:tr>
+      <w:tr>
+        <w:trPr>
+          <w:tblHeader w:val="false"/>
+        </w:trPr>
+        <w:tc>
+          <w:tcPr>
+            <w:tcW w:type="dxa" w:w="3470"/>
+            <w:tcMar>
+              <w:top w:type="dxa" w:w="60"/>
+              <w:left w:type="dxa" w:w="90"/>
+              <w:bottom w:type="dxa" w:w="60"/>
+              <w:right w:type="dxa" w:w="90"/>
+            </w:tcMar>
+          </w:tcPr>
+          <w:p>
+            <w:pPr>
+              <w:spacing w:after="0" w:line="259"/>
+            </w:pPr>
+            <w:r>
+              <w:rPr>
+                <w:rFonts w:ascii="Arial" w:cs="Arial" w:eastAsia="Arial" w:hAnsi="Arial"/>
+                <w:b w:val="false"/>
+                <w:bCs w:val="false"/>
+                <w:sz w:val="19"/>
+                <w:szCs w:val="19"/>
+              </w:rPr>
+              <w:t xml:space="preserve">Провести дело без получателя</w:t>
+            </w:r>
+          </w:p>
+        </w:tc>
+        <w:tc>
+          <w:tcPr>
+            <w:tcW w:type="dxa" w:w="6168"/>
+            <w:tcMar>
+              <w:top w:type="dxa" w:w="60"/>
+              <w:left w:type="dxa" w:w="90"/>
+              <w:bottom w:type="dxa" w:w="60"/>
+              <w:right w:type="dxa" w:w="90"/>
+            </w:tcMar>
+          </w:tcPr>
+          <w:p>
+            <w:pPr>
+              <w:spacing w:after="0" w:line="259"/>
+            </w:pPr>
+            <w:r>
+              <w:rPr>
+                <w:rFonts w:ascii="Arial" w:cs="Arial" w:eastAsia="Arial" w:hAnsi="Arial"/>
+                <w:b w:val="false"/>
+                <w:bCs w:val="false"/>
+                <w:sz w:val="19"/>
+                <w:szCs w:val="19"/>
+              </w:rPr>
+              <w:t xml:space="preserve">Сначала проверить по Паспорту общего дела: кому это нужно и как узнать, что нужно</w:t>
+            </w:r>
+          </w:p>
+        </w:tc>
+      </w:tr>
+    </w:tbl>
+    <w:p>
+      <w:pPr>
+        <w:spacing w:after="120" w:line="276"/>
+      </w:pPr>
+      <w:r>
+        <w:rPr>
+          <w:rFonts w:ascii="Arial" w:cs="Arial" w:eastAsia="Arial" w:hAnsi="Arial"/>
+          <w:sz w:val="21"/>
+          <w:szCs w:val="21"/>
+        </w:rPr>
+        <w:t xml:space="preserve"/>
+      </w:r>
+    </w:p>
+    <w:p>
+      <w:pPr>
+        <w:pStyle w:val="Heading2"/>
+        <w:spacing w:after="120" w:before="280"/>
+      </w:pPr>
+      <w:r>
+        <w:rPr>
+          <w:rFonts w:ascii="Arial" w:cs="Arial" w:eastAsia="Arial" w:hAnsi="Arial"/>
+          <w:b/>
+          <w:bCs/>
+          <w:sz w:val="24"/>
+          <w:szCs w:val="24"/>
+        </w:rPr>
+        <w:t xml:space="preserve">Связь с семьёй</w:t>
+      </w:r>
+    </w:p>
+    <w:p>
+      <w:pPr>
+        <w:spacing w:after="120" w:line="276"/>
+      </w:pPr>
+      <w:r>
+        <w:rPr>
+          <w:rFonts w:ascii="Arial" w:cs="Arial" w:eastAsia="Arial" w:hAnsi="Arial"/>
+          <w:sz w:val="21"/>
+          <w:szCs w:val="21"/>
+        </w:rPr>
+        <w:t xml:space="preserve">Текст в родительский чат: «Класс выполняет выбранное общее дело. Спросите ребёнка: „Какая у тебя роль в нашем деле и кому оно принесёт радость?“ Если делу нужна помощь взрослых — мы будем рады».</w:t>
+      </w:r>
+    </w:p>
+    <w:p>
+      <w:pPr>
+        <w:spacing w:after="120" w:line="276"/>
+      </w:pPr>
+      <w:r>
+        <w:rPr>
+          <w:rFonts w:ascii="Arial" w:cs="Arial" w:eastAsia="Arial" w:hAnsi="Arial"/>
+          <w:sz w:val="21"/>
+          <w:szCs w:val="21"/>
+        </w:rPr>
+        <w:t xml:space="preserve">Домашнее задание: выполнить свою роль в общем деле класса; фактическое действие важнее повторного планирования.</w:t>
+      </w:r>
+    </w:p>
+    <w:p>
+      <w:pPr>
+        <w:spacing w:after="120" w:line="276"/>
+      </w:pPr>
+      <w:r>
+        <w:rPr>
+          <w:rFonts w:ascii="Arial" w:cs="Arial" w:eastAsia="Arial" w:hAnsi="Arial"/>
+          <w:sz w:val="21"/>
+          <w:szCs w:val="21"/>
+        </w:rPr>
+        <w:t xml:space="preserve">Итог этапа: дело выполнено, результат передан получателю, каждый знает свой вклад. Осмысление — на этапе 8 «Воодушевление — Праздник успехов».</w:t>
+      </w:r>
+    </w:p>
+    <w:p>
+      <w:pPr>
+        <w:pStyle w:val="Heading1"/>
+        <w:pageBreakBefore/>
+        <w:spacing w:after="160" w:before="420"/>
+      </w:pPr>
+      <w:r>
+        <w:rPr>
+          <w:rFonts w:ascii="Arial" w:cs="Arial" w:eastAsia="Arial" w:hAnsi="Arial"/>
+          <w:b/>
+          <w:bCs/>
+          <w:sz w:val="28"/>
+          <w:szCs w:val="28"/>
+        </w:rPr>
+        <w:t>ЭТАП 8. ВООДУШЕВЛЕНИЕ — ПРАЗДНИК УСПЕХОВ (после общего дела, 30 минут)</w:t>
+      </w:r>
+    </w:p>
+    <w:p>
+      <w:pPr>
+        <w:spacing w:after="120" w:line="276"/>
+      </w:pPr>
+      <w:r>
+        <w:rPr>
+          <w:rFonts w:ascii="Arial" w:cs="Arial" w:eastAsia="Arial" w:hAnsi="Arial"/>
+          <w:sz w:val="21"/>
+          <w:szCs w:val="21"/>
+        </w:rPr>
+        <w:t xml:space="preserve">Киноурок по качеству «РАДОСТЬ ЗА ДРУГОГО» (2–4 класс, 8–10 лет)</w:t>
+      </w:r>
+    </w:p>
+    <w:p>
+      <w:pPr>
+        <w:spacing w:after="120" w:line="276"/>
+      </w:pPr>
+      <w:r>
+        <w:rPr>
+          <w:rFonts w:ascii="Arial" w:cs="Arial" w:eastAsia="Arial" w:hAnsi="Arial"/>
+          <w:sz w:val="21"/>
+          <w:szCs w:val="21"/>
+        </w:rPr>
+        <w:t xml:space="preserve">Фильм/рассказ: «Мандарин» (Е. Дубровская). Сквозная метафора: корабль «Дружба» — три паруса и ветер.</w:t>
+      </w:r>
+    </w:p>
+    <w:p>
+      <w:pPr>
+        <w:pStyle w:val="Heading2"/>
+        <w:spacing w:after="120" w:before="280"/>
+      </w:pPr>
+      <w:r>
+        <w:rPr>
+          <w:rFonts w:ascii="Arial" w:cs="Arial" w:eastAsia="Arial" w:hAnsi="Arial"/>
+          <w:b/>
+          <w:bCs/>
+          <w:sz w:val="24"/>
+          <w:szCs w:val="24"/>
+        </w:rPr>
+        <w:t xml:space="preserve">Педагогическая цель</w:t>
+      </w:r>
+    </w:p>
+    <w:p>
+      <w:pPr>
+        <w:spacing w:after="120" w:line="276"/>
+      </w:pPr>
+      <w:r>
+        <w:rPr>
+          <w:rFonts w:ascii="Arial" w:cs="Arial" w:eastAsia="Arial" w:hAnsi="Arial"/>
+          <w:sz w:val="21"/>
+          <w:szCs w:val="21"/>
+        </w:rPr>
+        <w:t xml:space="preserve">Создать эмоционально-ценностное завершение работы над качеством после реального дела класса: прожить радость за других и за себя, увидеть свой рост (Точка А → Точка Б), собрать образ качества в «Цветке чувств» и «Саде», показать историческую глубину качества через Аллею рекордов и открыть перспективу — «Семена радости».</w:t>
+      </w:r>
+    </w:p>
+    <w:p>
+      <w:pPr>
+        <w:spacing w:after="120" w:line="276"/>
+      </w:pPr>
+      <w:r>
+        <w:rPr>
+          <w:rFonts w:ascii="Arial" w:cs="Arial" w:eastAsia="Arial" w:hAnsi="Arial"/>
+          <w:sz w:val="21"/>
+          <w:szCs w:val="21"/>
+        </w:rPr>
+        <w:t xml:space="preserve">Формула этапа: Итоги общего дела → Метафора («корабль возвращается», «лучик в ладошках») → Активность («Цветок чувств», «Сад», Аллея рекордов) → Самодиагностика «Точка Б» → Трюизм → Мостик в будущее («Семена радости»).</w:t>
+      </w:r>
+    </w:p>
+    <w:p>
+      <w:pPr>
+        <w:pStyle w:val="Heading2"/>
+        <w:spacing w:after="120" w:before="280"/>
+      </w:pPr>
+      <w:r>
+        <w:rPr>
+          <w:rFonts w:ascii="Arial" w:cs="Arial" w:eastAsia="Arial" w:hAnsi="Arial"/>
+          <w:b/>
+          <w:bCs/>
+          <w:sz w:val="24"/>
+          <w:szCs w:val="24"/>
+        </w:rPr>
+        <w:t xml:space="preserve">Режиссёрская ремарка</w:t>
+      </w:r>
+    </w:p>
+    <w:p>
+      <w:pPr>
+        <w:spacing w:after="120" w:line="276"/>
+      </w:pPr>
+      <w:r>
+        <w:rPr>
+          <w:rFonts w:ascii="Arial" w:cs="Arial" w:eastAsia="Arial" w:hAnsi="Arial"/>
+          <w:sz w:val="21"/>
+          <w:szCs w:val="21"/>
+        </w:rPr>
+        <w:t xml:space="preserve">Этап проводится только после того, как дело выполнено: рефлексия по плану вместо рефлексии по поступку разрушает его смысл. Между днём киноурока и этим этапом лежит этап 7 «Социальная практика» — само дело, обычно одна-две недели. Голос педагога — тёплый, радостный, торжественный; педагог радуется за детей вслух. Правило «Эха»: когда ребёнок отвечает, педагог повторяет его слово и вплетает в свой вывод.</w:t>
       </w:r>
     </w:p>
     <w:p>
@@ -20010,63 +20392,6 @@
                 <w:szCs w:val="19"/>
               </w:rPr>
               <w:t xml:space="preserve">Рефлексия — только по выполненному делу</w:t>
-            </w:r>
-          </w:p>
-        </w:tc>
-      </w:tr>
-      <w:tr>
-        <w:trPr>
-          <w:tblHeader w:val="false"/>
-        </w:trPr>
-        <w:tc>
-          <w:tcPr>
-            <w:tcW w:type="dxa" w:w="3470"/>
-            <w:tcMar>
-              <w:top w:type="dxa" w:w="60"/>
-              <w:left w:type="dxa" w:w="90"/>
-              <w:bottom w:type="dxa" w:w="60"/>
-              <w:right w:type="dxa" w:w="90"/>
-            </w:tcMar>
-          </w:tcPr>
-          <w:p>
-            <w:pPr>
-              <w:spacing w:after="0" w:line="259"/>
-            </w:pPr>
-            <w:r>
-              <w:rPr>
-                <w:rFonts w:ascii="Arial" w:cs="Arial" w:eastAsia="Arial" w:hAnsi="Arial"/>
-                <w:b w:val="false"/>
-                <w:bCs w:val="false"/>
-                <w:sz w:val="19"/>
-                <w:szCs w:val="19"/>
-              </w:rPr>
-              <w:t xml:space="preserve">Считать заполненный паспорт выполненной практикой</w:t>
-            </w:r>
-          </w:p>
-        </w:tc>
-        <w:tc>
-          <w:tcPr>
-            <w:tcW w:type="dxa" w:w="6168"/>
-            <w:tcMar>
-              <w:top w:type="dxa" w:w="60"/>
-              <w:left w:type="dxa" w:w="90"/>
-              <w:bottom w:type="dxa" w:w="60"/>
-              <w:right w:type="dxa" w:w="90"/>
-            </w:tcMar>
-          </w:tcPr>
-          <w:p>
-            <w:pPr>
-              <w:spacing w:after="0" w:line="259"/>
-            </w:pPr>
-            <w:r>
-              <w:rPr>
-                <w:rFonts w:ascii="Arial" w:cs="Arial" w:eastAsia="Arial" w:hAnsi="Arial"/>
-                <w:b w:val="false"/>
-                <w:bCs w:val="false"/>
-                <w:sz w:val="19"/>
-                <w:szCs w:val="19"/>
-              </w:rPr>
-              <w:t xml:space="preserve">Практика — реальное действие с реальным получателем</w:t>
             </w:r>
           </w:p>
         </w:tc>
@@ -21653,7 +21978,7 @@
                 <w:sz w:val="19"/>
                 <w:szCs w:val="19"/>
               </w:rPr>
-              <w:t xml:space="preserve">Общее дело класса</w:t>
+              <w:t>7. Социальная практика — общее дело класса</w:t>
             </w:r>
           </w:p>
         </w:tc>
@@ -21736,7 +22061,7 @@
                 <w:sz w:val="19"/>
                 <w:szCs w:val="19"/>
               </w:rPr>
-              <w:t xml:space="preserve">7. Воодушевление — Праздник успехов</w:t>
+              <w:t>8. Воодушевление — Праздник успехов</w:t>
             </w:r>
           </w:p>
         </w:tc>
@@ -22146,7 +22471,7 @@
                 <w:sz w:val="19"/>
                 <w:szCs w:val="19"/>
               </w:rPr>
-              <w:t xml:space="preserve">Впечатление (этапы 1–3), Осмысление (этапы 4–5), Применение (этап 6), Праздник успехов после дела (этап 7)</w:t>
+              <w:t>Впечатление (этапы 1–3), Осмысление (этапы 4–5), Применение (этап 6), Социальная практика (этап 7), Праздник успехов (этап 8)</w:t>
             </w:r>
           </w:p>
         </w:tc>
@@ -22337,6 +22662,11 @@
     </w:p>
     <w:sectPr>
       <w:footerReference w:type="default" r:id="rId7"/>
+      <w:headerReference w:type="default" r:id="rId9"/>
+      <w:headerReference w:type="first" r:id="rId10"/>
+      <w:footerReference w:type="first" r:id="rId11"/>
+      <w:headerReference w:type="even" r:id="rId12"/>
+      <w:footerReference w:type="even" r:id="rId13"/>
       <w:pgSz w:w="11906" w:h="16838" w:orient="portrait"/>
       <w:pgMar w:top="1134" w:right="1134" w:bottom="1134" w:left="1134" w:header="708" w:footer="708" w:gutter="0"/>
       <w:pgNumType/>
@@ -22400,7 +22730,7 @@
         <w:sz w:val="16"/>
         <w:szCs w:val="16"/>
       </w:rPr>
-      <w:t xml:space="preserve">Методическое пособие «Радость за другого» · семь этапов · стр. </w:t>
+      <w:t xml:space="preserve">Методическое пособие «Радость за другого» · восемь этапов · стр. </w:t>
     </w:r>
     <w:r>
       <w:rPr>
@@ -22409,11 +22739,27 @@
         <w:sz w:val="16"/>
         <w:szCs w:val="16"/>
       </w:rPr>
-      <w:fldChar w:fldCharType="begin"/>
-      <w:instrText xml:space="preserve">PAGE</w:instrText>
-      <w:fldChar w:fldCharType="separate"/>
-      <w:fldChar w:fldCharType="end"/>
     </w:r>
+  </w:p>
+</w:ftr>
+</file>
+
+<file path=word/footer2.xml><?xml version="1.0" encoding="utf-8"?>
+<w:ftr xmlns:m="http://schemas.openxmlformats.org/officeDocument/2006/math" xmlns:mc="http://schemas.openxmlformats.org/markup-compatibility/2006" xmlns:mo="http://schemas.microsoft.com/office/mac/office/2008/main" xmlns:mv="urn:schemas-microsoft-com:mac:vml" xmlns:o="urn:schemas-microsoft-com:office:office" xmlns:r="http://schemas.openxmlformats.org/officeDocument/2006/relationships" xmlns:v="urn:schemas-microsoft-com:vml" xmlns:w10="urn:schemas-microsoft-com:office:word" xmlns:w14="http://schemas.microsoft.com/office/word/2010/wordml" xmlns:w="http://schemas.openxmlformats.org/wordprocessingml/2006/main" xmlns:wne="http://schemas.microsoft.com/office/word/2006/wordml" xmlns:wp14="http://schemas.microsoft.com/office/word/2010/wordprocessingDrawing" xmlns:wp="http://schemas.openxmlformats.org/drawingml/2006/wordprocessingDrawing" xmlns:wpc="http://schemas.microsoft.com/office/word/2010/wordprocessingCanvas" xmlns:wpg="http://schemas.microsoft.com/office/word/2010/wordprocessingGroup" xmlns:wpi="http://schemas.microsoft.com/office/word/2010/wordprocessingInk" xmlns:wps="http://schemas.microsoft.com/office/word/2010/wordprocessingShape" mc:Ignorable="w14 wp14">
+  <w:p>
+    <w:pPr>
+      <w:pStyle w:val="Footer"/>
+    </w:pPr>
+  </w:p>
+</w:ftr>
+</file>
+
+<file path=word/footer3.xml><?xml version="1.0" encoding="utf-8"?>
+<w:ftr xmlns:m="http://schemas.openxmlformats.org/officeDocument/2006/math" xmlns:mc="http://schemas.openxmlformats.org/markup-compatibility/2006" xmlns:mo="http://schemas.microsoft.com/office/mac/office/2008/main" xmlns:mv="urn:schemas-microsoft-com:mac:vml" xmlns:o="urn:schemas-microsoft-com:office:office" xmlns:r="http://schemas.openxmlformats.org/officeDocument/2006/relationships" xmlns:v="urn:schemas-microsoft-com:vml" xmlns:w10="urn:schemas-microsoft-com:office:word" xmlns:w14="http://schemas.microsoft.com/office/word/2010/wordml" xmlns:w="http://schemas.openxmlformats.org/wordprocessingml/2006/main" xmlns:wne="http://schemas.microsoft.com/office/word/2006/wordml" xmlns:wp14="http://schemas.microsoft.com/office/word/2010/wordprocessingDrawing" xmlns:wp="http://schemas.openxmlformats.org/drawingml/2006/wordprocessingDrawing" xmlns:wpc="http://schemas.microsoft.com/office/word/2010/wordprocessingCanvas" xmlns:wpg="http://schemas.microsoft.com/office/word/2010/wordprocessingGroup" xmlns:wpi="http://schemas.microsoft.com/office/word/2010/wordprocessingInk" xmlns:wps="http://schemas.microsoft.com/office/word/2010/wordprocessingShape" mc:Ignorable="w14 wp14">
+  <w:p>
+    <w:pPr>
+      <w:pStyle w:val="Footer"/>
+    </w:pPr>
   </w:p>
 </w:ftr>
 </file>
@@ -22453,6 +22799,36 @@
     </w:p>
   </w:footnote>
 </w:footnotes>
+</file>
+
+<file path=word/header1.xml><?xml version="1.0" encoding="utf-8"?>
+<w:hdr xmlns:m="http://schemas.openxmlformats.org/officeDocument/2006/math" xmlns:mc="http://schemas.openxmlformats.org/markup-compatibility/2006" xmlns:mo="http://schemas.microsoft.com/office/mac/office/2008/main" xmlns:mv="urn:schemas-microsoft-com:mac:vml" xmlns:o="urn:schemas-microsoft-com:office:office" xmlns:r="http://schemas.openxmlformats.org/officeDocument/2006/relationships" xmlns:v="urn:schemas-microsoft-com:vml" xmlns:w10="urn:schemas-microsoft-com:office:word" xmlns:w14="http://schemas.microsoft.com/office/word/2010/wordml" xmlns:w="http://schemas.openxmlformats.org/wordprocessingml/2006/main" xmlns:wne="http://schemas.microsoft.com/office/word/2006/wordml" xmlns:wp14="http://schemas.microsoft.com/office/word/2010/wordprocessingDrawing" xmlns:wp="http://schemas.openxmlformats.org/drawingml/2006/wordprocessingDrawing" xmlns:wpc="http://schemas.microsoft.com/office/word/2010/wordprocessingCanvas" xmlns:wpg="http://schemas.microsoft.com/office/word/2010/wordprocessingGroup" xmlns:wpi="http://schemas.microsoft.com/office/word/2010/wordprocessingInk" xmlns:wps="http://schemas.microsoft.com/office/word/2010/wordprocessingShape" mc:Ignorable="w14 wp14">
+  <w:p>
+    <w:pPr>
+      <w:pStyle w:val="Header"/>
+    </w:pPr>
+  </w:p>
+</w:hdr>
+</file>
+
+<file path=word/header2.xml><?xml version="1.0" encoding="utf-8"?>
+<w:hdr xmlns:m="http://schemas.openxmlformats.org/officeDocument/2006/math" xmlns:mc="http://schemas.openxmlformats.org/markup-compatibility/2006" xmlns:mo="http://schemas.microsoft.com/office/mac/office/2008/main" xmlns:mv="urn:schemas-microsoft-com:mac:vml" xmlns:o="urn:schemas-microsoft-com:office:office" xmlns:r="http://schemas.openxmlformats.org/officeDocument/2006/relationships" xmlns:v="urn:schemas-microsoft-com:vml" xmlns:w10="urn:schemas-microsoft-com:office:word" xmlns:w14="http://schemas.microsoft.com/office/word/2010/wordml" xmlns:w="http://schemas.openxmlformats.org/wordprocessingml/2006/main" xmlns:wne="http://schemas.microsoft.com/office/word/2006/wordml" xmlns:wp14="http://schemas.microsoft.com/office/word/2010/wordprocessingDrawing" xmlns:wp="http://schemas.openxmlformats.org/drawingml/2006/wordprocessingDrawing" xmlns:wpc="http://schemas.microsoft.com/office/word/2010/wordprocessingCanvas" xmlns:wpg="http://schemas.microsoft.com/office/word/2010/wordprocessingGroup" xmlns:wpi="http://schemas.microsoft.com/office/word/2010/wordprocessingInk" xmlns:wps="http://schemas.microsoft.com/office/word/2010/wordprocessingShape" mc:Ignorable="w14 wp14">
+  <w:p>
+    <w:pPr>
+      <w:pStyle w:val="Header"/>
+    </w:pPr>
+  </w:p>
+</w:hdr>
+</file>
+
+<file path=word/header3.xml><?xml version="1.0" encoding="utf-8"?>
+<w:hdr xmlns:m="http://schemas.openxmlformats.org/officeDocument/2006/math" xmlns:mc="http://schemas.openxmlformats.org/markup-compatibility/2006" xmlns:mo="http://schemas.microsoft.com/office/mac/office/2008/main" xmlns:mv="urn:schemas-microsoft-com:mac:vml" xmlns:o="urn:schemas-microsoft-com:office:office" xmlns:r="http://schemas.openxmlformats.org/officeDocument/2006/relationships" xmlns:v="urn:schemas-microsoft-com:vml" xmlns:w10="urn:schemas-microsoft-com:office:word" xmlns:w14="http://schemas.microsoft.com/office/word/2010/wordml" xmlns:w="http://schemas.openxmlformats.org/wordprocessingml/2006/main" xmlns:wne="http://schemas.microsoft.com/office/word/2006/wordml" xmlns:wp14="http://schemas.microsoft.com/office/word/2010/wordprocessingDrawing" xmlns:wp="http://schemas.openxmlformats.org/drawingml/2006/wordprocessingDrawing" xmlns:wpc="http://schemas.microsoft.com/office/word/2010/wordprocessingCanvas" xmlns:wpg="http://schemas.microsoft.com/office/word/2010/wordprocessingGroup" xmlns:wpi="http://schemas.microsoft.com/office/word/2010/wordprocessingInk" xmlns:wps="http://schemas.microsoft.com/office/word/2010/wordprocessingShape" mc:Ignorable="w14 wp14">
+  <w:p>
+    <w:pPr>
+      <w:pStyle w:val="Header"/>
+    </w:pPr>
+  </w:p>
+</w:hdr>
 </file>
 
 <file path=word/numbering.xml><?xml version="1.0" encoding="utf-8"?>
